--- a/新泰週報20260726[2630]B4F.docx
+++ b/新泰週報20260726[2630]B4F.docx
@@ -2819,7 +2819,7 @@
           <w:sz w:val="26"/>
           <w:szCs w:val="26"/>
         </w:rPr>
-        <w:t>器樂敬拜</w:t>
+        <w:t>我不知明日將如何</w:t>
       </w:r>
       <w:r>
         <w:rPr>
@@ -2845,6 +2845,410 @@
           <w:szCs w:val="26"/>
         </w:rPr>
       </w:pPr>
+      <w:r>
+        <w:rPr>
+          <w:rFonts w:asciiTheme="majorBidi" w:eastAsia="標楷體" w:hAnsiTheme="majorBidi" w:cstheme="majorBidi" w:hint="eastAsia"/>
+          <w:bCs/>
+          <w:w w:val="90"/>
+          <w:sz w:val="26"/>
+          <w:szCs w:val="26"/>
+        </w:rPr>
+        <w:t>我不知明日將如何，</w:t>
+      </w:r>
+    </w:p>
+    <w:p>
+      <w:pPr>
+        <w:snapToGrid w:val="0"/>
+        <w:spacing w:line="300" w:lineRule="exact"/>
+        <w:ind w:leftChars="-59" w:left="-142"/>
+        <w:rPr>
+          <w:rFonts w:asciiTheme="majorBidi" w:eastAsia="標楷體" w:hAnsiTheme="majorBidi" w:cstheme="majorBidi"/>
+          <w:bCs/>
+          <w:w w:val="90"/>
+          <w:sz w:val="26"/>
+          <w:szCs w:val="26"/>
+        </w:rPr>
+      </w:pPr>
+      <w:r>
+        <w:rPr>
+          <w:rFonts w:asciiTheme="majorBidi" w:eastAsia="標楷體" w:hAnsiTheme="majorBidi" w:cstheme="majorBidi" w:hint="eastAsia"/>
+          <w:bCs/>
+          <w:w w:val="90"/>
+          <w:sz w:val="26"/>
+          <w:szCs w:val="26"/>
+        </w:rPr>
+        <w:t>每時刻安然度過</w:t>
+      </w:r>
+      <w:r>
+        <w:rPr>
+          <w:rFonts w:asciiTheme="majorBidi" w:eastAsia="標楷體" w:hAnsiTheme="majorBidi" w:cstheme="majorBidi" w:hint="eastAsia"/>
+          <w:bCs/>
+          <w:w w:val="90"/>
+          <w:sz w:val="26"/>
+          <w:szCs w:val="26"/>
+        </w:rPr>
+        <w:t>。</w:t>
+      </w:r>
+    </w:p>
+    <w:p>
+      <w:pPr>
+        <w:snapToGrid w:val="0"/>
+        <w:spacing w:line="300" w:lineRule="exact"/>
+        <w:ind w:leftChars="-59" w:left="-142"/>
+        <w:rPr>
+          <w:rFonts w:asciiTheme="majorBidi" w:eastAsia="標楷體" w:hAnsiTheme="majorBidi" w:cstheme="majorBidi" w:hint="eastAsia"/>
+          <w:bCs/>
+          <w:w w:val="90"/>
+          <w:sz w:val="26"/>
+          <w:szCs w:val="26"/>
+        </w:rPr>
+      </w:pPr>
+    </w:p>
+    <w:p>
+      <w:pPr>
+        <w:snapToGrid w:val="0"/>
+        <w:spacing w:line="300" w:lineRule="exact"/>
+        <w:ind w:leftChars="-59" w:left="-142"/>
+        <w:rPr>
+          <w:rFonts w:asciiTheme="majorBidi" w:eastAsia="標楷體" w:hAnsiTheme="majorBidi" w:cstheme="majorBidi"/>
+          <w:bCs/>
+          <w:w w:val="90"/>
+          <w:sz w:val="26"/>
+          <w:szCs w:val="26"/>
+        </w:rPr>
+      </w:pPr>
+      <w:r>
+        <w:rPr>
+          <w:rFonts w:asciiTheme="majorBidi" w:eastAsia="標楷體" w:hAnsiTheme="majorBidi" w:cstheme="majorBidi" w:hint="eastAsia"/>
+          <w:bCs/>
+          <w:w w:val="90"/>
+          <w:sz w:val="26"/>
+          <w:szCs w:val="26"/>
+        </w:rPr>
+        <w:t>我不求明天的陽光，</w:t>
+      </w:r>
+    </w:p>
+    <w:p>
+      <w:pPr>
+        <w:snapToGrid w:val="0"/>
+        <w:spacing w:line="300" w:lineRule="exact"/>
+        <w:ind w:leftChars="-59" w:left="-142"/>
+        <w:rPr>
+          <w:rFonts w:asciiTheme="majorBidi" w:eastAsia="標楷體" w:hAnsiTheme="majorBidi" w:cstheme="majorBidi"/>
+          <w:bCs/>
+          <w:w w:val="90"/>
+          <w:sz w:val="26"/>
+          <w:szCs w:val="26"/>
+        </w:rPr>
+      </w:pPr>
+      <w:r>
+        <w:rPr>
+          <w:rFonts w:asciiTheme="majorBidi" w:eastAsia="標楷體" w:hAnsiTheme="majorBidi" w:cstheme="majorBidi" w:hint="eastAsia"/>
+          <w:bCs/>
+          <w:w w:val="90"/>
+          <w:sz w:val="26"/>
+          <w:szCs w:val="26"/>
+        </w:rPr>
+        <w:t>因明天或轉陰暗</w:t>
+      </w:r>
+      <w:r>
+        <w:rPr>
+          <w:rFonts w:asciiTheme="majorBidi" w:eastAsia="標楷體" w:hAnsiTheme="majorBidi" w:cstheme="majorBidi" w:hint="eastAsia"/>
+          <w:bCs/>
+          <w:w w:val="90"/>
+          <w:sz w:val="26"/>
+          <w:szCs w:val="26"/>
+        </w:rPr>
+        <w:t>。</w:t>
+      </w:r>
+    </w:p>
+    <w:p>
+      <w:pPr>
+        <w:snapToGrid w:val="0"/>
+        <w:spacing w:line="300" w:lineRule="exact"/>
+        <w:ind w:leftChars="-59" w:left="-142"/>
+        <w:rPr>
+          <w:rFonts w:asciiTheme="majorBidi" w:eastAsia="標楷體" w:hAnsiTheme="majorBidi" w:cstheme="majorBidi" w:hint="eastAsia"/>
+          <w:bCs/>
+          <w:w w:val="90"/>
+          <w:sz w:val="26"/>
+          <w:szCs w:val="26"/>
+        </w:rPr>
+      </w:pPr>
+    </w:p>
+    <w:p>
+      <w:pPr>
+        <w:snapToGrid w:val="0"/>
+        <w:spacing w:line="300" w:lineRule="exact"/>
+        <w:ind w:leftChars="-59" w:left="-142"/>
+        <w:rPr>
+          <w:rFonts w:asciiTheme="majorBidi" w:eastAsia="標楷體" w:hAnsiTheme="majorBidi" w:cstheme="majorBidi"/>
+          <w:bCs/>
+          <w:w w:val="90"/>
+          <w:sz w:val="26"/>
+          <w:szCs w:val="26"/>
+        </w:rPr>
+      </w:pPr>
+      <w:r>
+        <w:rPr>
+          <w:rFonts w:asciiTheme="majorBidi" w:eastAsia="標楷體" w:hAnsiTheme="majorBidi" w:cstheme="majorBidi" w:hint="eastAsia"/>
+          <w:bCs/>
+          <w:w w:val="90"/>
+          <w:sz w:val="26"/>
+          <w:szCs w:val="26"/>
+        </w:rPr>
+        <w:t>我不為將來而憂慮，</w:t>
+      </w:r>
+    </w:p>
+    <w:p>
+      <w:pPr>
+        <w:snapToGrid w:val="0"/>
+        <w:spacing w:line="300" w:lineRule="exact"/>
+        <w:ind w:leftChars="-59" w:left="-142"/>
+        <w:rPr>
+          <w:rFonts w:asciiTheme="majorBidi" w:eastAsia="標楷體" w:hAnsiTheme="majorBidi" w:cstheme="majorBidi"/>
+          <w:bCs/>
+          <w:w w:val="90"/>
+          <w:sz w:val="26"/>
+          <w:szCs w:val="26"/>
+        </w:rPr>
+      </w:pPr>
+      <w:r>
+        <w:rPr>
+          <w:rFonts w:asciiTheme="majorBidi" w:eastAsia="標楷體" w:hAnsiTheme="majorBidi" w:cstheme="majorBidi" w:hint="eastAsia"/>
+          <w:bCs/>
+          <w:w w:val="90"/>
+          <w:sz w:val="26"/>
+          <w:szCs w:val="26"/>
+        </w:rPr>
+        <w:t>因我知主所應許</w:t>
+      </w:r>
+      <w:r>
+        <w:rPr>
+          <w:rFonts w:asciiTheme="majorBidi" w:eastAsia="標楷體" w:hAnsiTheme="majorBidi" w:cstheme="majorBidi" w:hint="eastAsia"/>
+          <w:bCs/>
+          <w:w w:val="90"/>
+          <w:sz w:val="26"/>
+          <w:szCs w:val="26"/>
+        </w:rPr>
+        <w:t>。</w:t>
+      </w:r>
+    </w:p>
+    <w:p>
+      <w:pPr>
+        <w:snapToGrid w:val="0"/>
+        <w:spacing w:line="300" w:lineRule="exact"/>
+        <w:ind w:leftChars="-59" w:left="-142"/>
+        <w:rPr>
+          <w:rFonts w:asciiTheme="majorBidi" w:eastAsia="標楷體" w:hAnsiTheme="majorBidi" w:cstheme="majorBidi" w:hint="eastAsia"/>
+          <w:bCs/>
+          <w:w w:val="90"/>
+          <w:sz w:val="26"/>
+          <w:szCs w:val="26"/>
+        </w:rPr>
+      </w:pPr>
+    </w:p>
+    <w:p>
+      <w:pPr>
+        <w:snapToGrid w:val="0"/>
+        <w:spacing w:line="300" w:lineRule="exact"/>
+        <w:ind w:leftChars="-59" w:left="-142"/>
+        <w:rPr>
+          <w:rFonts w:asciiTheme="majorBidi" w:eastAsia="標楷體" w:hAnsiTheme="majorBidi" w:cstheme="majorBidi"/>
+          <w:bCs/>
+          <w:w w:val="90"/>
+          <w:sz w:val="26"/>
+          <w:szCs w:val="26"/>
+        </w:rPr>
+      </w:pPr>
+      <w:r>
+        <w:rPr>
+          <w:rFonts w:asciiTheme="majorBidi" w:eastAsia="標楷體" w:hAnsiTheme="majorBidi" w:cstheme="majorBidi" w:hint="eastAsia"/>
+          <w:bCs/>
+          <w:w w:val="90"/>
+          <w:sz w:val="26"/>
+          <w:szCs w:val="26"/>
+        </w:rPr>
+        <w:t>今天我必與主同行，</w:t>
+      </w:r>
+    </w:p>
+    <w:p>
+      <w:pPr>
+        <w:snapToGrid w:val="0"/>
+        <w:spacing w:line="300" w:lineRule="exact"/>
+        <w:ind w:leftChars="-59" w:left="-142"/>
+        <w:rPr>
+          <w:rFonts w:asciiTheme="majorBidi" w:eastAsia="標楷體" w:hAnsiTheme="majorBidi" w:cstheme="majorBidi"/>
+          <w:bCs/>
+          <w:w w:val="90"/>
+          <w:sz w:val="26"/>
+          <w:szCs w:val="26"/>
+        </w:rPr>
+      </w:pPr>
+      <w:r>
+        <w:rPr>
+          <w:rFonts w:asciiTheme="majorBidi" w:eastAsia="標楷體" w:hAnsiTheme="majorBidi" w:cstheme="majorBidi" w:hint="eastAsia"/>
+          <w:bCs/>
+          <w:w w:val="90"/>
+          <w:sz w:val="26"/>
+          <w:szCs w:val="26"/>
+        </w:rPr>
+        <w:t>祂深知前途光景</w:t>
+      </w:r>
+      <w:r>
+        <w:rPr>
+          <w:rFonts w:asciiTheme="majorBidi" w:eastAsia="標楷體" w:hAnsiTheme="majorBidi" w:cstheme="majorBidi" w:hint="eastAsia"/>
+          <w:bCs/>
+          <w:w w:val="90"/>
+          <w:sz w:val="26"/>
+          <w:szCs w:val="26"/>
+        </w:rPr>
+        <w:t>。</w:t>
+      </w:r>
+    </w:p>
+    <w:p>
+      <w:pPr>
+        <w:snapToGrid w:val="0"/>
+        <w:spacing w:line="300" w:lineRule="exact"/>
+        <w:ind w:leftChars="-59" w:left="-142"/>
+        <w:rPr>
+          <w:rFonts w:asciiTheme="majorBidi" w:eastAsia="標楷體" w:hAnsiTheme="majorBidi" w:cstheme="majorBidi" w:hint="eastAsia"/>
+          <w:bCs/>
+          <w:w w:val="90"/>
+          <w:sz w:val="26"/>
+          <w:szCs w:val="26"/>
+        </w:rPr>
+      </w:pPr>
+    </w:p>
+    <w:p>
+      <w:pPr>
+        <w:snapToGrid w:val="0"/>
+        <w:spacing w:line="300" w:lineRule="exact"/>
+        <w:ind w:leftChars="-59" w:left="-142"/>
+        <w:rPr>
+          <w:rFonts w:asciiTheme="majorBidi" w:eastAsia="標楷體" w:hAnsiTheme="majorBidi" w:cstheme="majorBidi"/>
+          <w:bCs/>
+          <w:w w:val="90"/>
+          <w:sz w:val="26"/>
+          <w:szCs w:val="26"/>
+        </w:rPr>
+      </w:pPr>
+      <w:r>
+        <w:rPr>
+          <w:rFonts w:asciiTheme="majorBidi" w:eastAsia="標楷體" w:hAnsiTheme="majorBidi" w:cstheme="majorBidi" w:hint="eastAsia"/>
+          <w:bCs/>
+          <w:w w:val="90"/>
+          <w:sz w:val="26"/>
+          <w:szCs w:val="26"/>
+        </w:rPr>
+        <w:t>許多事明天將臨到，</w:t>
+      </w:r>
+    </w:p>
+    <w:p>
+      <w:pPr>
+        <w:snapToGrid w:val="0"/>
+        <w:spacing w:line="300" w:lineRule="exact"/>
+        <w:ind w:leftChars="-59" w:left="-142"/>
+        <w:rPr>
+          <w:rFonts w:asciiTheme="majorBidi" w:eastAsia="標楷體" w:hAnsiTheme="majorBidi" w:cstheme="majorBidi"/>
+          <w:bCs/>
+          <w:w w:val="90"/>
+          <w:sz w:val="26"/>
+          <w:szCs w:val="26"/>
+        </w:rPr>
+      </w:pPr>
+      <w:r>
+        <w:rPr>
+          <w:rFonts w:asciiTheme="majorBidi" w:eastAsia="標楷體" w:hAnsiTheme="majorBidi" w:cstheme="majorBidi" w:hint="eastAsia"/>
+          <w:bCs/>
+          <w:w w:val="90"/>
+          <w:sz w:val="26"/>
+          <w:szCs w:val="26"/>
+        </w:rPr>
+        <w:t>許多事難以明瞭</w:t>
+      </w:r>
+      <w:r>
+        <w:rPr>
+          <w:rFonts w:asciiTheme="majorBidi" w:eastAsia="標楷體" w:hAnsiTheme="majorBidi" w:cstheme="majorBidi" w:hint="eastAsia"/>
+          <w:bCs/>
+          <w:w w:val="90"/>
+          <w:sz w:val="26"/>
+          <w:szCs w:val="26"/>
+        </w:rPr>
+        <w:t>。</w:t>
+      </w:r>
+    </w:p>
+    <w:p>
+      <w:pPr>
+        <w:snapToGrid w:val="0"/>
+        <w:spacing w:line="300" w:lineRule="exact"/>
+        <w:ind w:leftChars="-59" w:left="-142"/>
+        <w:rPr>
+          <w:rFonts w:asciiTheme="majorBidi" w:eastAsia="標楷體" w:hAnsiTheme="majorBidi" w:cstheme="majorBidi" w:hint="eastAsia"/>
+          <w:bCs/>
+          <w:w w:val="90"/>
+          <w:sz w:val="26"/>
+          <w:szCs w:val="26"/>
+        </w:rPr>
+      </w:pPr>
+    </w:p>
+    <w:p>
+      <w:pPr>
+        <w:snapToGrid w:val="0"/>
+        <w:spacing w:line="300" w:lineRule="exact"/>
+        <w:ind w:leftChars="-59" w:left="-142"/>
+        <w:rPr>
+          <w:rFonts w:asciiTheme="majorBidi" w:eastAsia="標楷體" w:hAnsiTheme="majorBidi" w:cstheme="majorBidi"/>
+          <w:bCs/>
+          <w:w w:val="90"/>
+          <w:sz w:val="26"/>
+          <w:szCs w:val="26"/>
+        </w:rPr>
+      </w:pPr>
+      <w:r>
+        <w:rPr>
+          <w:rFonts w:asciiTheme="majorBidi" w:eastAsia="標楷體" w:hAnsiTheme="majorBidi" w:cstheme="majorBidi" w:hint="eastAsia"/>
+          <w:bCs/>
+          <w:w w:val="90"/>
+          <w:sz w:val="26"/>
+          <w:szCs w:val="26"/>
+        </w:rPr>
+        <w:t>但我知主掌握明天，</w:t>
+      </w:r>
+    </w:p>
+    <w:p>
+      <w:pPr>
+        <w:snapToGrid w:val="0"/>
+        <w:spacing w:line="300" w:lineRule="exact"/>
+        <w:ind w:leftChars="-59" w:left="-142"/>
+        <w:rPr>
+          <w:rFonts w:asciiTheme="majorBidi" w:eastAsia="標楷體" w:hAnsiTheme="majorBidi" w:cstheme="majorBidi"/>
+          <w:bCs/>
+          <w:w w:val="90"/>
+          <w:sz w:val="26"/>
+          <w:szCs w:val="26"/>
+        </w:rPr>
+      </w:pPr>
+      <w:r>
+        <w:rPr>
+          <w:rFonts w:asciiTheme="majorBidi" w:eastAsia="標楷體" w:hAnsiTheme="majorBidi" w:cstheme="majorBidi" w:hint="eastAsia"/>
+          <w:bCs/>
+          <w:w w:val="90"/>
+          <w:sz w:val="26"/>
+          <w:szCs w:val="26"/>
+        </w:rPr>
+        <w:t>祂必要領我向前</w:t>
+      </w:r>
+      <w:r>
+        <w:rPr>
+          <w:rFonts w:asciiTheme="majorBidi" w:eastAsia="標楷體" w:hAnsiTheme="majorBidi" w:cstheme="majorBidi" w:hint="eastAsia"/>
+          <w:bCs/>
+          <w:w w:val="90"/>
+          <w:sz w:val="26"/>
+          <w:szCs w:val="26"/>
+        </w:rPr>
+        <w:t>。</w:t>
+      </w:r>
     </w:p>
     <w:p>
       <w:pPr>
@@ -3122,7 +3526,7 @@
           <w:lang w:bidi="he-IL"/>
         </w:rPr>
         <w:drawing>
-          <wp:anchor distT="0" distB="0" distL="114300" distR="114300" simplePos="0" relativeHeight="251660288" behindDoc="0" locked="0" layoutInCell="1" allowOverlap="1" wp14:anchorId="0030E694" wp14:editId="7625055A">
+          <wp:anchor distT="0" distB="0" distL="114300" distR="114300" simplePos="0" relativeHeight="251660288" behindDoc="0" locked="0" layoutInCell="1" allowOverlap="1" wp14:anchorId="0030E694" wp14:editId="6E208DFC">
             <wp:simplePos x="0" y="0"/>
             <wp:positionH relativeFrom="column">
               <wp:posOffset>2160905</wp:posOffset>
@@ -11959,6 +12363,16 @@
                 <w:szCs w:val="20"/>
               </w:rPr>
             </w:pPr>
+            <w:r>
+              <w:rPr>
+                <w:rFonts w:ascii="Bahnschrift SemiBold Condensed" w:eastAsia="標楷體" w:hAnsi="Bahnschrift SemiBold Condensed" w:cstheme="minorHAnsi" w:hint="eastAsia"/>
+                <w:bCs/>
+                <w:w w:val="150"/>
+                <w:sz w:val="20"/>
+                <w:szCs w:val="20"/>
+              </w:rPr>
+              <w:t>我不知明日將如何</w:t>
+            </w:r>
           </w:p>
         </w:tc>
         <w:tc>
@@ -14424,7 +14838,7 @@
           </mc:Choice>
           <mc:Fallback>
             <w:pict>
-              <v:line w14:anchorId="012E930A" id="直線接點 2" o:spid="_x0000_s1026" style="position:absolute;z-index:251654144;visibility:visible;mso-wrap-style:square;mso-height-percent:0;mso-wrap-distance-left:9pt;mso-wrap-distance-top:0;mso-wrap-distance-right:9pt;mso-wrap-distance-bottom:0;mso-position-horizontal:absolute;mso-position-horizontal-relative:page;mso-position-vertical:absolute;mso-position-vertical-relative:page;mso-height-percent:0;mso-height-relative:margin" from="687.75pt,19.85pt" to="687.75pt,709.8pt" o:gfxdata="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" strokecolor="black [3213]" strokeweight=".5pt">
+              <v:line w14:anchorId="289C7474" id="直線接點 2" o:spid="_x0000_s1026" style="position:absolute;z-index:251654144;visibility:visible;mso-wrap-style:square;mso-height-percent:0;mso-wrap-distance-left:9pt;mso-wrap-distance-top:0;mso-wrap-distance-right:9pt;mso-wrap-distance-bottom:0;mso-position-horizontal:absolute;mso-position-horizontal-relative:page;mso-position-vertical:absolute;mso-position-vertical-relative:page;mso-height-percent:0;mso-height-relative:margin" from="687.75pt,19.85pt" to="687.75pt,709.8pt" o:gfxdata="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" strokecolor="black [3213]" strokeweight=".5pt">
                 <v:stroke dashstyle="3 1" joinstyle="miter"/>
                 <w10:wrap anchorx="page" anchory="page"/>
               </v:line>
@@ -24720,7 +25134,7 @@
           </mc:Choice>
           <mc:Fallback>
             <w:pict>
-              <v:line w14:anchorId="5C6FE514" id="直線接點 6" o:spid="_x0000_s1026" style="position:absolute;z-index:251665408;visibility:visible;mso-wrap-style:square;mso-width-percent:0;mso-height-percent:0;mso-wrap-distance-left:9pt;mso-wrap-distance-top:0;mso-wrap-distance-right:9pt;mso-wrap-distance-bottom:0;mso-position-horizontal:absolute;mso-position-horizontal-relative:page;mso-position-vertical:absolute;mso-position-vertical-relative:page;mso-width-percent:0;mso-height-percent:0;mso-width-relative:margin;mso-height-relative:margin" from="343.9pt,19.85pt" to="345.05pt,710.95pt" o:gfxdata="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" strokecolor="black [3213]" strokeweight=".5pt">
+              <v:line w14:anchorId="5DEE7EE0" id="直線接點 6" o:spid="_x0000_s1026" style="position:absolute;z-index:251665408;visibility:visible;mso-wrap-style:square;mso-width-percent:0;mso-height-percent:0;mso-wrap-distance-left:9pt;mso-wrap-distance-top:0;mso-wrap-distance-right:9pt;mso-wrap-distance-bottom:0;mso-position-horizontal:absolute;mso-position-horizontal-relative:page;mso-position-vertical:absolute;mso-position-vertical-relative:page;mso-width-percent:0;mso-height-percent:0;mso-width-relative:margin;mso-height-relative:margin" from="343.9pt,19.85pt" to="345.05pt,710.95pt" o:gfxdata="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" strokecolor="black [3213]" strokeweight=".5pt">
                 <v:stroke dashstyle="3 1" joinstyle="miter"/>
                 <w10:wrap anchorx="page" anchory="page"/>
               </v:line>
@@ -24798,7 +25212,7 @@
           </mc:Choice>
           <mc:Fallback>
             <w:pict>
-              <v:line w14:anchorId="306F1ABB" id="直線接點 4" o:spid="_x0000_s1026" style="position:absolute;z-index:251661312;visibility:visible;mso-wrap-style:square;mso-width-percent:0;mso-height-percent:0;mso-wrap-distance-left:9pt;mso-wrap-distance-top:0;mso-wrap-distance-right:9pt;mso-wrap-distance-bottom:0;mso-position-horizontal:absolute;mso-position-horizontal-relative:page;mso-position-vertical:absolute;mso-position-vertical-relative:page;mso-width-percent:0;mso-height-percent:0;mso-width-relative:margin;mso-height-relative:margin" from="343.9pt,19.85pt" to="345.05pt,710.95pt" o:gfxdata="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" strokecolor="black [3213]" strokeweight=".5pt">
+              <v:line w14:anchorId="2F0E168F" id="直線接點 4" o:spid="_x0000_s1026" style="position:absolute;z-index:251661312;visibility:visible;mso-wrap-style:square;mso-width-percent:0;mso-height-percent:0;mso-wrap-distance-left:9pt;mso-wrap-distance-top:0;mso-wrap-distance-right:9pt;mso-wrap-distance-bottom:0;mso-position-horizontal:absolute;mso-position-horizontal-relative:page;mso-position-vertical:absolute;mso-position-vertical-relative:page;mso-width-percent:0;mso-height-percent:0;mso-width-relative:margin;mso-height-relative:margin" from="343.9pt,19.85pt" to="345.05pt,710.95pt" o:gfxdata="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" strokecolor="black [3213]" strokeweight=".5pt">
                 <v:stroke dashstyle="3 1" joinstyle="miter"/>
                 <w10:wrap anchorx="page" anchory="page"/>
               </v:line>

--- a/新泰週報20260726[2630]B4F.docx
+++ b/新泰週報20260726[2630]B4F.docx
@@ -1,6 +1,6 @@
 
 <file path=word/document.xml><?xml version="1.0" encoding="utf-8"?>
-<w:document xmlns:wpc="http://schemas.microsoft.com/office/word/2010/wordprocessingCanvas" xmlns:cx="http://schemas.microsoft.com/office/drawing/2014/chartex" xmlns:cx1="http://schemas.microsoft.com/office/drawing/2015/9/8/chartex" xmlns:cx2="http://schemas.microsoft.com/office/drawing/2015/10/21/chartex" xmlns:cx3="http://schemas.microsoft.com/office/drawing/2016/5/9/chartex" xmlns:cx4="http://schemas.microsoft.com/office/drawing/2016/5/10/chartex" xmlns:cx5="http://schemas.microsoft.com/office/drawing/2016/5/11/chartex" xmlns:cx6="http://schemas.microsoft.com/office/drawing/2016/5/12/chartex" xmlns:cx7="http://schemas.microsoft.com/office/drawing/2016/5/13/chartex" xmlns:cx8="http://schemas.microsoft.com/office/drawing/2016/5/14/chartex" xmlns:mc="http://schemas.openxmlformats.org/markup-compatibility/2006" xmlns:aink="http://schemas.microsoft.com/office/drawing/2016/ink" xmlns:am3d="http://schemas.microsoft.com/office/drawing/2017/model3d" xmlns:o="urn:schemas-microsoft-com:office:office" xmlns:oel="http://schemas.microsoft.com/office/2019/extlst" xmlns:r="http://schemas.openxmlformats.org/officeDocument/2006/relationships" xmlns:m="http://schemas.openxmlformats.org/officeDocument/2006/math" xmlns:v="urn:schemas-microsoft-com:vml" xmlns:wp14="http://schemas.microsoft.com/office/word/2010/wordprocessingDrawing" xmlns:wp="http://schemas.openxmlformats.org/drawingml/2006/wordprocessingDrawing" xmlns:w10="urn:schemas-microsoft-com:office:word" xmlns:w="http://schemas.openxmlformats.org/wordprocessingml/2006/main" xmlns:w14="http://schemas.microsoft.com/office/word/2010/wordml" xmlns:w15="http://schemas.microsoft.com/office/word/2012/wordml" xmlns:w16cex="http://schemas.microsoft.com/office/word/2018/wordml/cex" xmlns:w16cid="http://schemas.microsoft.com/office/word/2016/wordml/cid" xmlns:w16="http://schemas.microsoft.com/office/word/2018/wordml" xmlns:w16sdtdh="http://schemas.microsoft.com/office/word/2020/wordml/sdtdatahash" xmlns:w16se="http://schemas.microsoft.com/office/word/2015/wordml/symex" xmlns:wpg="http://schemas.microsoft.com/office/word/2010/wordprocessingGroup" xmlns:wpi="http://schemas.microsoft.com/office/word/2010/wordprocessingInk" xmlns:wne="http://schemas.microsoft.com/office/word/2006/wordml" xmlns:wps="http://schemas.microsoft.com/office/word/2010/wordprocessingShape" mc:Ignorable="w14 w15 w16se w16cid w16 w16cex w16sdtdh wp14">
+<w:document xmlns:wpc="http://schemas.microsoft.com/office/word/2010/wordprocessingCanvas" xmlns:mc="http://schemas.openxmlformats.org/markup-compatibility/2006" xmlns:o="urn:schemas-microsoft-com:office:office" xmlns:r="http://schemas.openxmlformats.org/officeDocument/2006/relationships" xmlns:m="http://schemas.openxmlformats.org/officeDocument/2006/math" xmlns:v="urn:schemas-microsoft-com:vml" xmlns:wp14="http://schemas.microsoft.com/office/word/2010/wordprocessingDrawing" xmlns:wp="http://schemas.openxmlformats.org/drawingml/2006/wordprocessingDrawing" xmlns:w10="urn:schemas-microsoft-com:office:word" xmlns:w="http://schemas.openxmlformats.org/wordprocessingml/2006/main" xmlns:w14="http://schemas.microsoft.com/office/word/2010/wordml" xmlns:w15="http://schemas.microsoft.com/office/word/2012/wordml" xmlns:wpg="http://schemas.microsoft.com/office/word/2010/wordprocessingGroup" xmlns:wpi="http://schemas.microsoft.com/office/word/2010/wordprocessingInk" xmlns:wne="http://schemas.microsoft.com/office/word/2006/wordml" xmlns:wps="http://schemas.microsoft.com/office/word/2010/wordprocessingShape" mc:Ignorable="w14 w15 wp14">
   <w:body>
     <w:p>
       <w:pPr>
@@ -635,119 +635,167 @@
             <w:r>
               <w:rPr>
                 <w:rFonts w:ascii="Barlow Condensed Medium" w:eastAsia="標楷體" w:hAnsi="Barlow Condensed Medium" w:cs="Segoe UI Symbol" w:hint="eastAsia"/>
+                <w:noProof/>
                 <w:w w:val="90"/>
                 <w:sz w:val="26"/>
                 <w:szCs w:val="26"/>
-              </w:rPr>
-              <w:t>台北中會松年部主辨</w:t>
+                <w:lang w:bidi="he-IL"/>
+              </w:rPr>
+              <w:t>馬偕紀念教會將於</w:t>
             </w:r>
             <w:r>
               <w:rPr>
                 <w:rFonts w:ascii="Barlow Condensed Medium" w:eastAsia="標楷體" w:hAnsi="Barlow Condensed Medium" w:cs="Segoe UI Symbol" w:hint="eastAsia"/>
+                <w:noProof/>
                 <w:w w:val="90"/>
                 <w:sz w:val="26"/>
                 <w:szCs w:val="26"/>
-              </w:rPr>
-              <w:t>2026</w:t>
+                <w:lang w:bidi="he-IL"/>
+              </w:rPr>
+              <w:t>8/30</w:t>
             </w:r>
             <w:r>
               <w:rPr>
                 <w:rFonts w:ascii="Barlow Condensed Medium" w:eastAsia="標楷體" w:hAnsi="Barlow Condensed Medium" w:cs="Segoe UI Symbol" w:hint="eastAsia"/>
+                <w:noProof/>
                 <w:w w:val="90"/>
                 <w:sz w:val="26"/>
                 <w:szCs w:val="26"/>
-              </w:rPr>
-              <w:t>年父親節感恩禮拜和聯誼活動，將於</w:t>
+                <w:lang w:bidi="he-IL"/>
+              </w:rPr>
+              <w:t>主日上午</w:t>
             </w:r>
             <w:r>
               <w:rPr>
                 <w:rFonts w:ascii="Barlow Condensed Medium" w:eastAsia="標楷體" w:hAnsi="Barlow Condensed Medium" w:cs="Segoe UI Symbol" w:hint="eastAsia"/>
+                <w:noProof/>
                 <w:w w:val="90"/>
                 <w:sz w:val="26"/>
                 <w:szCs w:val="26"/>
-              </w:rPr>
-              <w:t>8/7(</w:t>
-            </w:r>
-            <w:r>
-              <w:rPr>
-                <w:rFonts w:ascii="Barlow Condensed Medium" w:eastAsia="標楷體" w:hAnsi="Barlow Condensed Medium" w:cs="Segoe UI Symbol" w:hint="eastAsia"/>
+                <w:lang w:bidi="he-IL"/>
+              </w:rPr>
+              <w:t>9:30</w:t>
+            </w:r>
+            <w:r>
+              <w:rPr>
+                <w:rFonts w:ascii="Barlow Condensed Medium" w:eastAsia="標楷體" w:hAnsi="Barlow Condensed Medium" w:cs="Segoe UI Symbol"/>
+                <w:noProof/>
                 <w:w w:val="90"/>
                 <w:sz w:val="26"/>
                 <w:szCs w:val="26"/>
-              </w:rPr>
-              <w:t>五</w:t>
+                <w:lang w:bidi="he-IL"/>
+              </w:rPr>
+              <w:t xml:space="preserve"> </w:t>
             </w:r>
             <w:r>
               <w:rPr>
                 <w:rFonts w:ascii="Barlow Condensed Medium" w:eastAsia="標楷體" w:hAnsi="Barlow Condensed Medium" w:cs="Segoe UI Symbol" w:hint="eastAsia"/>
+                <w:noProof/>
                 <w:w w:val="90"/>
                 <w:sz w:val="26"/>
                 <w:szCs w:val="26"/>
-              </w:rPr>
-              <w:t>)</w:t>
+                <w:lang w:bidi="he-IL"/>
+              </w:rPr>
+              <w:t>舉行設教</w:t>
             </w:r>
             <w:r>
               <w:rPr>
                 <w:rFonts w:ascii="Barlow Condensed Medium" w:eastAsia="標楷體" w:hAnsi="Barlow Condensed Medium" w:cs="Segoe UI Symbol" w:hint="eastAsia"/>
+                <w:noProof/>
                 <w:w w:val="90"/>
                 <w:sz w:val="26"/>
                 <w:szCs w:val="26"/>
-              </w:rPr>
-              <w:t>上午</w:t>
+                <w:lang w:bidi="he-IL"/>
+              </w:rPr>
+              <w:t>30</w:t>
             </w:r>
             <w:r>
               <w:rPr>
                 <w:rFonts w:ascii="Barlow Condensed Medium" w:eastAsia="標楷體" w:hAnsi="Barlow Condensed Medium" w:cs="Segoe UI Symbol" w:hint="eastAsia"/>
+                <w:noProof/>
                 <w:w w:val="90"/>
                 <w:sz w:val="26"/>
                 <w:szCs w:val="26"/>
-              </w:rPr>
-              <w:t>9:30</w:t>
+                <w:lang w:bidi="he-IL"/>
+              </w:rPr>
+              <w:t>週年感恩禮拜，敬邀參加。</w:t>
             </w:r>
             <w:r>
               <w:rPr>
                 <w:rFonts w:ascii="Barlow Condensed Medium" w:eastAsia="標楷體" w:hAnsi="Barlow Condensed Medium" w:cs="Segoe UI Symbol" w:hint="eastAsia"/>
+                <w:noProof/>
                 <w:w w:val="90"/>
                 <w:sz w:val="26"/>
                 <w:szCs w:val="26"/>
-              </w:rPr>
-              <w:t>在台北馬偕醫院</w:t>
+                <w:lang w:bidi="he-IL"/>
+              </w:rPr>
+              <w:t>(</w:t>
             </w:r>
             <w:r>
               <w:rPr>
                 <w:rFonts w:ascii="Barlow Condensed Medium" w:eastAsia="標楷體" w:hAnsi="Barlow Condensed Medium" w:cs="Segoe UI Symbol" w:hint="eastAsia"/>
+                <w:noProof/>
                 <w:w w:val="90"/>
                 <w:sz w:val="26"/>
                 <w:szCs w:val="26"/>
-              </w:rPr>
-              <w:t>9</w:t>
+                <w:lang w:bidi="he-IL"/>
+              </w:rPr>
+              <w:t>馬偕醫院福音樓</w:t>
             </w:r>
             <w:r>
               <w:rPr>
                 <w:rFonts w:ascii="Barlow Condensed Medium" w:eastAsia="標楷體" w:hAnsi="Barlow Condensed Medium" w:cs="Segoe UI Symbol" w:hint="eastAsia"/>
+                <w:noProof/>
                 <w:w w:val="90"/>
                 <w:sz w:val="26"/>
                 <w:szCs w:val="26"/>
-              </w:rPr>
-              <w:t>樓大禮堂舉行。報名至</w:t>
+                <w:lang w:bidi="he-IL"/>
+              </w:rPr>
+              <w:t>9F</w:t>
             </w:r>
             <w:r>
               <w:rPr>
                 <w:rFonts w:ascii="Barlow Condensed Medium" w:eastAsia="標楷體" w:hAnsi="Barlow Condensed Medium" w:cs="Segoe UI Symbol" w:hint="eastAsia"/>
+                <w:noProof/>
                 <w:w w:val="90"/>
                 <w:sz w:val="26"/>
                 <w:szCs w:val="26"/>
-              </w:rPr>
-              <w:t>7/26</w:t>
+                <w:lang w:bidi="he-IL"/>
+              </w:rPr>
+              <w:t>第</w:t>
             </w:r>
             <w:r>
               <w:rPr>
                 <w:rFonts w:ascii="Barlow Condensed Medium" w:eastAsia="標楷體" w:hAnsi="Barlow Condensed Medium" w:cs="Segoe UI Symbol" w:hint="eastAsia"/>
+                <w:noProof/>
                 <w:w w:val="90"/>
                 <w:sz w:val="26"/>
                 <w:szCs w:val="26"/>
-              </w:rPr>
-              <w:t>，聯誼活動內容詳見公佈欄。</w:t>
+                <w:lang w:bidi="he-IL"/>
+              </w:rPr>
+              <w:t>1</w:t>
+            </w:r>
+            <w:r>
+              <w:rPr>
+                <w:rFonts w:ascii="Barlow Condensed Medium" w:eastAsia="標楷體" w:hAnsi="Barlow Condensed Medium" w:cs="Segoe UI Symbol" w:hint="eastAsia"/>
+                <w:noProof/>
+                <w:w w:val="90"/>
+                <w:sz w:val="26"/>
+                <w:szCs w:val="26"/>
+                <w:lang w:bidi="he-IL"/>
+              </w:rPr>
+              <w:t>講堂</w:t>
+            </w:r>
+            <w:r>
+              <w:rPr>
+                <w:rFonts w:ascii="Barlow Condensed Medium" w:eastAsia="標楷體" w:hAnsi="Barlow Condensed Medium" w:cs="Segoe UI Symbol" w:hint="eastAsia"/>
+                <w:noProof/>
+                <w:w w:val="90"/>
+                <w:sz w:val="26"/>
+                <w:szCs w:val="26"/>
+                <w:lang w:bidi="he-IL"/>
+              </w:rPr>
+              <w:t>)</w:t>
             </w:r>
           </w:p>
         </w:tc>
@@ -831,168 +879,138 @@
             </w:r>
             <w:r>
               <w:rPr>
-                <w:rFonts w:ascii="Barlow Condensed Medium" w:eastAsia="標楷體" w:hAnsi="Barlow Condensed Medium" w:cs="Segoe UI Symbol" w:hint="eastAsia"/>
-                <w:noProof/>
+                <w:rFonts w:ascii="Barlow Condensed Medium" w:eastAsia="標楷體" w:hAnsi="Barlow Condensed Medium" w:cs="Segoe UI Symbol"/>
                 <w:w w:val="90"/>
                 <w:sz w:val="26"/>
                 <w:szCs w:val="26"/>
-                <w:lang w:bidi="he-IL"/>
-              </w:rPr>
-              <w:t>馬偕紀念教會將於</w:t>
+              </w:rPr>
+              <w:t>李春生紀念教會</w:t>
             </w:r>
             <w:r>
               <w:rPr>
                 <w:rFonts w:ascii="Barlow Condensed Medium" w:eastAsia="標楷體" w:hAnsi="Barlow Condensed Medium" w:cs="Segoe UI Symbol" w:hint="eastAsia"/>
-                <w:noProof/>
                 <w:w w:val="90"/>
                 <w:sz w:val="26"/>
                 <w:szCs w:val="26"/>
-                <w:lang w:bidi="he-IL"/>
-              </w:rPr>
-              <w:t>8/30</w:t>
-            </w:r>
-            <w:r>
-              <w:rPr>
-                <w:rFonts w:ascii="Barlow Condensed Medium" w:eastAsia="標楷體" w:hAnsi="Barlow Condensed Medium" w:cs="Segoe UI Symbol" w:hint="eastAsia"/>
-                <w:noProof/>
+              </w:rPr>
+              <w:t>將</w:t>
+            </w:r>
+            <w:r>
+              <w:rPr>
+                <w:rFonts w:ascii="Barlow Condensed Medium" w:eastAsia="標楷體" w:hAnsi="Barlow Condensed Medium" w:cs="Segoe UI Symbol"/>
                 <w:w w:val="90"/>
                 <w:sz w:val="26"/>
                 <w:szCs w:val="26"/>
-                <w:lang w:bidi="he-IL"/>
-              </w:rPr>
-              <w:t>主日上午</w:t>
-            </w:r>
-            <w:r>
-              <w:rPr>
-                <w:rFonts w:ascii="Barlow Condensed Medium" w:eastAsia="標楷體" w:hAnsi="Barlow Condensed Medium" w:cs="Segoe UI Symbol" w:hint="eastAsia"/>
-                <w:noProof/>
+              </w:rPr>
+              <w:t>於</w:t>
+            </w:r>
+            <w:r>
+              <w:rPr>
+                <w:rFonts w:ascii="Barlow Condensed Medium" w:eastAsia="標楷體" w:hAnsi="Barlow Condensed Medium" w:cs="Segoe UI Symbol"/>
                 <w:w w:val="90"/>
                 <w:sz w:val="26"/>
                 <w:szCs w:val="26"/>
-                <w:lang w:bidi="he-IL"/>
-              </w:rPr>
-              <w:t>9:30</w:t>
-            </w:r>
-            <w:r>
-              <w:rPr>
-                <w:rFonts w:ascii="Barlow Condensed Medium" w:eastAsia="標楷體" w:hAnsi="Barlow Condensed Medium" w:cs="Segoe UI Symbol"/>
-                <w:noProof/>
+              </w:rPr>
+              <w:t>8</w:t>
+            </w:r>
+            <w:r>
+              <w:rPr>
+                <w:rFonts w:ascii="Barlow Condensed Medium" w:eastAsia="標楷體" w:hAnsi="Barlow Condensed Medium" w:cs="Segoe UI Symbol" w:hint="eastAsia"/>
                 <w:w w:val="90"/>
                 <w:sz w:val="26"/>
                 <w:szCs w:val="26"/>
-                <w:lang w:bidi="he-IL"/>
-              </w:rPr>
-              <w:t xml:space="preserve"> </w:t>
-            </w:r>
-            <w:r>
-              <w:rPr>
-                <w:rFonts w:ascii="Barlow Condensed Medium" w:eastAsia="標楷體" w:hAnsi="Barlow Condensed Medium" w:cs="Segoe UI Symbol" w:hint="eastAsia"/>
-                <w:noProof/>
+              </w:rPr>
+              <w:t>/</w:t>
+            </w:r>
+            <w:r>
+              <w:rPr>
+                <w:rFonts w:ascii="Barlow Condensed Medium" w:eastAsia="標楷體" w:hAnsi="Barlow Condensed Medium" w:cs="Segoe UI Symbol"/>
                 <w:w w:val="90"/>
                 <w:sz w:val="26"/>
                 <w:szCs w:val="26"/>
-                <w:lang w:bidi="he-IL"/>
-              </w:rPr>
-              <w:t>舉行設教</w:t>
+              </w:rPr>
+              <w:t>9</w:t>
             </w:r>
             <w:r>
               <w:rPr>
                 <w:rFonts w:ascii="Barlow Condensed Medium" w:eastAsia="標楷體" w:hAnsi="Barlow Condensed Medium" w:cs="Segoe UI Symbol" w:hint="eastAsia"/>
-                <w:noProof/>
                 <w:w w:val="90"/>
                 <w:sz w:val="26"/>
                 <w:szCs w:val="26"/>
-                <w:lang w:bidi="he-IL"/>
-              </w:rPr>
-              <w:t>30</w:t>
-            </w:r>
-            <w:r>
-              <w:rPr>
-                <w:rFonts w:ascii="Barlow Condensed Medium" w:eastAsia="標楷體" w:hAnsi="Barlow Condensed Medium" w:cs="Segoe UI Symbol" w:hint="eastAsia"/>
-                <w:noProof/>
+              </w:rPr>
+              <w:t>主</w:t>
+            </w:r>
+            <w:r>
+              <w:rPr>
+                <w:rFonts w:ascii="Barlow Condensed Medium" w:eastAsia="標楷體" w:hAnsi="Barlow Condensed Medium" w:cs="Segoe UI Symbol"/>
                 <w:w w:val="90"/>
                 <w:sz w:val="26"/>
                 <w:szCs w:val="26"/>
-                <w:lang w:bidi="he-IL"/>
-              </w:rPr>
-              <w:t>週年感恩禮拜，敬邀參加。</w:t>
-            </w:r>
-            <w:r>
-              <w:rPr>
-                <w:rFonts w:ascii="Barlow Condensed Medium" w:eastAsia="標楷體" w:hAnsi="Barlow Condensed Medium" w:cs="Segoe UI Symbol" w:hint="eastAsia"/>
-                <w:noProof/>
+              </w:rPr>
+              <w:t>日下午</w:t>
+            </w:r>
+            <w:r>
+              <w:rPr>
+                <w:rFonts w:ascii="Barlow Condensed Medium" w:eastAsia="標楷體" w:hAnsi="Barlow Condensed Medium" w:cs="Segoe UI Symbol"/>
                 <w:w w:val="90"/>
                 <w:sz w:val="26"/>
                 <w:szCs w:val="26"/>
-                <w:lang w:bidi="he-IL"/>
-              </w:rPr>
-              <w:t>(</w:t>
-            </w:r>
-            <w:r>
-              <w:rPr>
-                <w:rFonts w:ascii="Barlow Condensed Medium" w:eastAsia="標楷體" w:hAnsi="Barlow Condensed Medium" w:cs="Segoe UI Symbol" w:hint="eastAsia"/>
-                <w:noProof/>
+              </w:rPr>
+              <w:t>3</w:t>
+            </w:r>
+            <w:r>
+              <w:rPr>
+                <w:rFonts w:ascii="Barlow Condensed Medium" w:eastAsia="標楷體" w:hAnsi="Barlow Condensed Medium" w:cs="Segoe UI Symbol"/>
                 <w:w w:val="90"/>
                 <w:sz w:val="26"/>
                 <w:szCs w:val="26"/>
-                <w:lang w:bidi="he-IL"/>
-              </w:rPr>
-              <w:t>馬偕醫院福音樓</w:t>
-            </w:r>
-            <w:r>
-              <w:rPr>
-                <w:rFonts w:ascii="Barlow Condensed Medium" w:eastAsia="標楷體" w:hAnsi="Barlow Condensed Medium" w:cs="Segoe UI Symbol" w:hint="eastAsia"/>
-                <w:noProof/>
+              </w:rPr>
+              <w:t>點</w:t>
+            </w:r>
+            <w:r>
+              <w:rPr>
+                <w:rFonts w:ascii="Barlow Condensed Medium" w:eastAsia="標楷體" w:hAnsi="Barlow Condensed Medium" w:cs="Segoe UI Symbol"/>
                 <w:w w:val="90"/>
                 <w:sz w:val="26"/>
                 <w:szCs w:val="26"/>
-                <w:lang w:bidi="he-IL"/>
-              </w:rPr>
-              <w:t>9F</w:t>
-            </w:r>
-            <w:r>
-              <w:rPr>
-                <w:rFonts w:ascii="Barlow Condensed Medium" w:eastAsia="標楷體" w:hAnsi="Barlow Condensed Medium" w:cs="Segoe UI Symbol" w:hint="eastAsia"/>
-                <w:noProof/>
+              </w:rPr>
+              <w:t>30</w:t>
+            </w:r>
+            <w:r>
+              <w:rPr>
+                <w:rFonts w:ascii="Barlow Condensed Medium" w:eastAsia="標楷體" w:hAnsi="Barlow Condensed Medium" w:cs="Segoe UI Symbol"/>
                 <w:w w:val="90"/>
                 <w:sz w:val="26"/>
                 <w:szCs w:val="26"/>
-                <w:lang w:bidi="he-IL"/>
-              </w:rPr>
-              <w:t>第</w:t>
+              </w:rPr>
+              <w:t>分舉行黃莉燁傳道師封牧暨就任</w:t>
             </w:r>
             <w:r>
               <w:rPr>
                 <w:rFonts w:ascii="Barlow Condensed Medium" w:eastAsia="標楷體" w:hAnsi="Barlow Condensed Medium" w:cs="Segoe UI Symbol" w:hint="eastAsia"/>
-                <w:noProof/>
                 <w:w w:val="90"/>
                 <w:sz w:val="26"/>
                 <w:szCs w:val="26"/>
-                <w:lang w:bidi="he-IL"/>
-              </w:rPr>
-              <w:t>1</w:t>
-            </w:r>
-            <w:r>
-              <w:rPr>
-                <w:rFonts w:ascii="Barlow Condensed Medium" w:eastAsia="標楷體" w:hAnsi="Barlow Condensed Medium" w:cs="Segoe UI Symbol" w:hint="eastAsia"/>
-                <w:noProof/>
+              </w:rPr>
+              <w:t>該會</w:t>
+            </w:r>
+            <w:r>
+              <w:rPr>
+                <w:rFonts w:ascii="Barlow Condensed Medium" w:eastAsia="標楷體" w:hAnsi="Barlow Condensed Medium" w:cs="Segoe UI Symbol"/>
                 <w:w w:val="90"/>
                 <w:sz w:val="26"/>
                 <w:szCs w:val="26"/>
-                <w:lang w:bidi="he-IL"/>
-              </w:rPr>
-              <w:t>講堂</w:t>
+              </w:rPr>
+              <w:t>第八任牧師授職感恩禮拜</w:t>
             </w:r>
             <w:r>
               <w:rPr>
                 <w:rFonts w:ascii="Barlow Condensed Medium" w:eastAsia="標楷體" w:hAnsi="Barlow Condensed Medium" w:cs="Segoe UI Symbol" w:hint="eastAsia"/>
-                <w:noProof/>
                 <w:w w:val="90"/>
                 <w:sz w:val="26"/>
                 <w:szCs w:val="26"/>
-                <w:lang w:bidi="he-IL"/>
-              </w:rPr>
-              <w:t>)</w:t>
+              </w:rPr>
+              <w:t>。</w:t>
             </w:r>
           </w:p>
         </w:tc>
@@ -1171,7 +1189,7 @@
                 <w:sz w:val="26"/>
                 <w:szCs w:val="26"/>
               </w:rPr>
-              <w:t>本</w:t>
+              <w:t>下</w:t>
             </w:r>
             <w:r>
               <w:rPr>
@@ -1189,7 +1207,7 @@
                 <w:sz w:val="26"/>
                 <w:szCs w:val="26"/>
               </w:rPr>
-              <w:t>(7/1</w:t>
+              <w:t>(8/2</w:t>
             </w:r>
             <w:r>
               <w:rPr>
@@ -1198,7 +1216,7 @@
                 <w:sz w:val="26"/>
                 <w:szCs w:val="26"/>
               </w:rPr>
-              <w:t>9</w:t>
+              <w:t>)</w:t>
             </w:r>
             <w:r>
               <w:rPr>
@@ -1207,16 +1225,7 @@
                 <w:sz w:val="26"/>
                 <w:szCs w:val="26"/>
               </w:rPr>
-              <w:t>)</w:t>
-            </w:r>
-            <w:r>
-              <w:rPr>
-                <w:rFonts w:ascii="Barlow Condensed Medium" w:eastAsia="標楷體" w:hAnsi="Barlow Condensed Medium" w:cs="Segoe UI Symbol" w:hint="eastAsia"/>
-                <w:w w:val="90"/>
-                <w:sz w:val="26"/>
-                <w:szCs w:val="26"/>
-              </w:rPr>
-              <w:t>為文字傳道奉獻主日</w:t>
+              <w:t>本會慶祝父親節，請邀爸爸們佳節同樂</w:t>
             </w:r>
             <w:r>
               <w:rPr>
@@ -1294,7 +1303,7 @@
                 <w:sz w:val="26"/>
                 <w:szCs w:val="26"/>
               </w:rPr>
-              <w:t>本主日禮拜中邀請賴玟玲姐妹分享她的生命見證</w:t>
+              <w:t>本會將參加母會</w:t>
             </w:r>
             <w:r>
               <w:rPr>
@@ -1305,7 +1314,7 @@
                 <w:szCs w:val="26"/>
                 <w:lang w:bidi="he-IL"/>
               </w:rPr>
-              <w:t>。八月要邀請黃花香姐妹。每月一次的主日見證分享，有感動的兄姐可以向王牧師報名，並準備約</w:t>
+              <w:t>艋舺教會</w:t>
             </w:r>
             <w:r>
               <w:rPr>
@@ -1316,7 +1325,7 @@
                 <w:szCs w:val="26"/>
                 <w:lang w:bidi="he-IL"/>
               </w:rPr>
-              <w:t>5-10</w:t>
+              <w:t>150</w:t>
             </w:r>
             <w:r>
               <w:rPr>
@@ -1327,101 +1336,7 @@
                 <w:szCs w:val="26"/>
                 <w:lang w:bidi="he-IL"/>
               </w:rPr>
-              <w:t>鐘的見證。</w:t>
-            </w:r>
-          </w:p>
-        </w:tc>
-      </w:tr>
-      <w:tr>
-        <w:tc>
-          <w:tcPr>
-            <w:tcW w:w="280" w:type="dxa"/>
-          </w:tcPr>
-          <w:p>
-            <w:pPr>
-              <w:snapToGrid w:val="0"/>
-              <w:spacing w:line="300" w:lineRule="exact"/>
-              <w:ind w:rightChars="11" w:right="26"/>
-              <w:jc w:val="right"/>
-              <w:rPr>
-                <w:rFonts w:ascii="Barlow Condensed Medium" w:eastAsia="華康細黑體" w:hAnsi="Barlow Condensed Medium"/>
-                <w:w w:val="90"/>
-                <w:sz w:val="26"/>
-                <w:szCs w:val="26"/>
-              </w:rPr>
-            </w:pPr>
-            <w:r>
-              <w:rPr>
-                <w:rFonts w:ascii="Barlow Condensed Medium" w:eastAsia="華康細黑體" w:hAnsi="Barlow Condensed Medium" w:hint="eastAsia"/>
-                <w:w w:val="90"/>
-                <w:sz w:val="26"/>
-                <w:szCs w:val="26"/>
-              </w:rPr>
-              <w:t>3</w:t>
-            </w:r>
-            <w:r>
-              <w:rPr>
-                <w:rFonts w:ascii="Barlow Condensed Medium" w:eastAsia="華康細黑體" w:hAnsi="Barlow Condensed Medium" w:hint="eastAsia"/>
-                <w:w w:val="90"/>
-                <w:sz w:val="26"/>
-                <w:szCs w:val="26"/>
-              </w:rPr>
-              <w:t>.</w:t>
-            </w:r>
-          </w:p>
-        </w:tc>
-        <w:tc>
-          <w:tcPr>
-            <w:tcW w:w="5641" w:type="dxa"/>
-          </w:tcPr>
-          <w:p>
-            <w:pPr>
-              <w:kinsoku w:val="0"/>
-              <w:snapToGrid w:val="0"/>
-              <w:spacing w:line="300" w:lineRule="exact"/>
-              <w:jc w:val="both"/>
-              <w:rPr>
-                <w:rFonts w:ascii="Barlow Condensed Medium" w:eastAsia="標楷體" w:hAnsi="Barlow Condensed Medium" w:cs="Segoe UI Symbol"/>
-                <w:w w:val="90"/>
-                <w:sz w:val="26"/>
-                <w:szCs w:val="26"/>
-              </w:rPr>
-            </w:pPr>
-            <w:r>
-              <w:rPr>
-                <w:rFonts w:ascii="Segoe UI Symbol" w:eastAsia="標楷體" w:hAnsi="Segoe UI Symbol" w:cs="Segoe UI Symbol"/>
-                <w:w w:val="90"/>
-                <w:sz w:val="26"/>
-                <w:szCs w:val="26"/>
-              </w:rPr>
-              <w:t>★</w:t>
-            </w:r>
-            <w:r>
-              <w:rPr>
-                <w:rFonts w:ascii="Barlow Condensed Medium" w:eastAsia="標楷體" w:hAnsi="Barlow Condensed Medium" w:cs="Segoe UI Symbol" w:hint="eastAsia"/>
-                <w:w w:val="90"/>
-                <w:sz w:val="26"/>
-                <w:szCs w:val="26"/>
-              </w:rPr>
-              <w:t>本會</w:t>
-            </w:r>
-            <w:r>
-              <w:rPr>
-                <w:rFonts w:ascii="Barlow Condensed Medium" w:eastAsia="標楷體" w:hAnsi="Barlow Condensed Medium" w:cs="Segoe UI Symbol" w:hint="eastAsia"/>
-                <w:w w:val="90"/>
-                <w:sz w:val="26"/>
-                <w:szCs w:val="26"/>
-              </w:rPr>
-              <w:t>將</w:t>
-            </w:r>
-            <w:r>
-              <w:rPr>
-                <w:rFonts w:ascii="Barlow Condensed Medium" w:eastAsia="標楷體" w:hAnsi="Barlow Condensed Medium" w:cs="Segoe UI Symbol" w:hint="eastAsia"/>
-                <w:w w:val="90"/>
-                <w:sz w:val="26"/>
-                <w:szCs w:val="26"/>
-              </w:rPr>
-              <w:t>參加母會</w:t>
+              <w:t>週年於</w:t>
             </w:r>
             <w:r>
               <w:rPr>
@@ -1432,7 +1347,7 @@
                 <w:szCs w:val="26"/>
                 <w:lang w:bidi="he-IL"/>
               </w:rPr>
-              <w:t>艋舺教會</w:t>
+              <w:t>9/20</w:t>
             </w:r>
             <w:r>
               <w:rPr>
@@ -1443,7 +1358,7 @@
                 <w:szCs w:val="26"/>
                 <w:lang w:bidi="he-IL"/>
               </w:rPr>
-              <w:t>150</w:t>
+              <w:t>在中原大學舉行的野外禮拜。免費用，但是每人要先繳二百元報名費，當日出席則全額退費。自行開車者也請報名，註記，要統計中餐數量。下午本會自己安排行程，約下午</w:t>
             </w:r>
             <w:r>
               <w:rPr>
@@ -1454,7 +1369,7 @@
                 <w:szCs w:val="26"/>
                 <w:lang w:bidi="he-IL"/>
               </w:rPr>
-              <w:t>週年於</w:t>
+              <w:t>5</w:t>
             </w:r>
             <w:r>
               <w:rPr>
@@ -1465,8 +1380,66 @@
                 <w:szCs w:val="26"/>
                 <w:lang w:bidi="he-IL"/>
               </w:rPr>
-              <w:t>9/20</w:t>
-            </w:r>
+              <w:t>點回到教會。</w:t>
+            </w:r>
+          </w:p>
+        </w:tc>
+      </w:tr>
+      <w:tr>
+        <w:tc>
+          <w:tcPr>
+            <w:tcW w:w="280" w:type="dxa"/>
+          </w:tcPr>
+          <w:p>
+            <w:pPr>
+              <w:snapToGrid w:val="0"/>
+              <w:spacing w:line="300" w:lineRule="exact"/>
+              <w:ind w:rightChars="11" w:right="26"/>
+              <w:jc w:val="right"/>
+              <w:rPr>
+                <w:rFonts w:ascii="Barlow Condensed Medium" w:eastAsia="華康細黑體" w:hAnsi="Barlow Condensed Medium"/>
+                <w:w w:val="90"/>
+                <w:sz w:val="26"/>
+                <w:szCs w:val="26"/>
+              </w:rPr>
+            </w:pPr>
+            <w:r>
+              <w:rPr>
+                <w:rFonts w:ascii="Barlow Condensed Medium" w:eastAsia="華康細黑體" w:hAnsi="Barlow Condensed Medium" w:hint="eastAsia"/>
+                <w:w w:val="90"/>
+                <w:sz w:val="26"/>
+                <w:szCs w:val="26"/>
+              </w:rPr>
+              <w:t>3</w:t>
+            </w:r>
+            <w:r>
+              <w:rPr>
+                <w:rFonts w:ascii="Barlow Condensed Medium" w:eastAsia="華康細黑體" w:hAnsi="Barlow Condensed Medium" w:hint="eastAsia"/>
+                <w:w w:val="90"/>
+                <w:sz w:val="26"/>
+                <w:szCs w:val="26"/>
+              </w:rPr>
+              <w:t>.</w:t>
+            </w:r>
+          </w:p>
+        </w:tc>
+        <w:tc>
+          <w:tcPr>
+            <w:tcW w:w="5641" w:type="dxa"/>
+          </w:tcPr>
+          <w:p>
+            <w:pPr>
+              <w:kinsoku w:val="0"/>
+              <w:snapToGrid w:val="0"/>
+              <w:spacing w:line="300" w:lineRule="exact"/>
+              <w:jc w:val="both"/>
+              <w:rPr>
+                <w:rFonts w:ascii="Barlow Condensed Medium" w:eastAsia="標楷體" w:hAnsi="Barlow Condensed Medium" w:cs="Segoe UI Symbol"/>
+                <w:w w:val="90"/>
+                <w:sz w:val="26"/>
+                <w:szCs w:val="26"/>
+              </w:rPr>
+            </w:pPr>
             <w:r>
               <w:rPr>
                 <w:rFonts w:ascii="Barlow Condensed Medium" w:eastAsia="標楷體" w:hAnsi="Barlow Condensed Medium" w:cs="Segoe UI Symbol" w:hint="eastAsia"/>
@@ -1476,7 +1449,7 @@
                 <w:szCs w:val="26"/>
                 <w:lang w:bidi="he-IL"/>
               </w:rPr>
-              <w:t>在中原大學舉行的野外禮拜，當日本會禮拜暫停，請於招待桌報名。</w:t>
+              <w:t>每月一次的主日見證分享，有感動的兄姐可以向王牧師報名，並準備約</w:t>
             </w:r>
             <w:r>
               <w:rPr>
@@ -1487,7 +1460,7 @@
                 <w:szCs w:val="26"/>
                 <w:lang w:bidi="he-IL"/>
               </w:rPr>
-              <w:t>免費用，但是每人要先繳二百元</w:t>
+              <w:t>5-10</w:t>
             </w:r>
             <w:r>
               <w:rPr>
@@ -1498,29 +1471,7 @@
                 <w:szCs w:val="26"/>
                 <w:lang w:bidi="he-IL"/>
               </w:rPr>
-              <w:t>報名費，當日出席則全額退費。自行開車者也請報名，註記，要統計中餐數量。下午本會自己安排行程，約下午</w:t>
-            </w:r>
-            <w:r>
-              <w:rPr>
-                <w:rFonts w:ascii="Barlow Condensed Medium" w:eastAsia="標楷體" w:hAnsi="Barlow Condensed Medium" w:cs="Segoe UI Symbol" w:hint="eastAsia"/>
-                <w:noProof/>
-                <w:w w:val="90"/>
-                <w:sz w:val="26"/>
-                <w:szCs w:val="26"/>
-                <w:lang w:bidi="he-IL"/>
-              </w:rPr>
-              <w:t>5</w:t>
-            </w:r>
-            <w:r>
-              <w:rPr>
-                <w:rFonts w:ascii="Barlow Condensed Medium" w:eastAsia="標楷體" w:hAnsi="Barlow Condensed Medium" w:cs="Segoe UI Symbol" w:hint="eastAsia"/>
-                <w:noProof/>
-                <w:w w:val="90"/>
-                <w:sz w:val="26"/>
-                <w:szCs w:val="26"/>
-                <w:lang w:bidi="he-IL"/>
-              </w:rPr>
-              <w:t>點回到教會。</w:t>
+              <w:t>鐘的見證。</w:t>
             </w:r>
           </w:p>
         </w:tc>
@@ -1815,7 +1766,7 @@
                 <w:sz w:val="26"/>
                 <w:szCs w:val="26"/>
               </w:rPr>
-              <w:t>為非洲伊波拉病毒疫情代禱</w:t>
+              <w:t>為歐洲熱浪、森林大火和全球極端氣候代禱</w:t>
             </w:r>
             <w:r>
               <w:rPr>
@@ -1897,7 +1848,25 @@
                 <w:sz w:val="26"/>
                 <w:szCs w:val="26"/>
               </w:rPr>
-              <w:t>為委內瑞拉連續強震災情代禱</w:t>
+              <w:t>為台灣祈福，願</w:t>
+            </w:r>
+            <w:r>
+              <w:rPr>
+                <w:rFonts w:ascii="Barlow Condensed Medium" w:eastAsia="標楷體" w:hAnsi="Barlow Condensed Medium" w:cstheme="minorHAnsi" w:hint="eastAsia"/>
+                <w:w w:val="90"/>
+                <w:sz w:val="26"/>
+                <w:szCs w:val="26"/>
+              </w:rPr>
+              <w:t>2026</w:t>
+            </w:r>
+            <w:r>
+              <w:rPr>
+                <w:rFonts w:ascii="Barlow Condensed Medium" w:eastAsia="標楷體" w:hAnsi="Barlow Condensed Medium" w:cstheme="minorHAnsi" w:hint="eastAsia"/>
+                <w:w w:val="90"/>
+                <w:sz w:val="26"/>
+                <w:szCs w:val="26"/>
+              </w:rPr>
+              <w:t>年全民為守護台灣更同心、更團結，求真相除詐騙，以及求真　神棄偶像</w:t>
             </w:r>
             <w:r>
               <w:rPr>
@@ -1974,299 +1943,90 @@
             </w:pPr>
             <w:r>
               <w:rPr>
+                <w:rFonts w:ascii="Barlow Condensed Medium" w:eastAsia="標楷體" w:hAnsi="Barlow Condensed Medium" w:cs="Segoe UI Symbol"/>
+                <w:w w:val="90"/>
+                <w:sz w:val="26"/>
+                <w:szCs w:val="26"/>
+              </w:rPr>
+              <w:t>為</w:t>
+            </w:r>
+            <w:r>
+              <w:rPr>
+                <w:rFonts w:ascii="Barlow Condensed Medium" w:eastAsia="標楷體" w:hAnsi="Barlow Condensed Medium" w:cs="Segoe UI Symbol"/>
+                <w:w w:val="90"/>
+                <w:sz w:val="26"/>
+                <w:szCs w:val="26"/>
+              </w:rPr>
+              <w:t>2026</w:t>
+            </w:r>
+            <w:r>
+              <w:rPr>
+                <w:rFonts w:ascii="Barlow Condensed Medium" w:eastAsia="標楷體" w:hAnsi="Barlow Condensed Medium" w:cs="Segoe UI Symbol"/>
+                <w:w w:val="90"/>
+                <w:sz w:val="26"/>
+                <w:szCs w:val="26"/>
+              </w:rPr>
+              <w:t>年本會</w:t>
+            </w:r>
+            <w:r>
+              <w:rPr>
+                <w:rFonts w:ascii="Barlow Condensed Medium" w:eastAsia="標楷體" w:hAnsi="Barlow Condensed Medium" w:cs="Segoe UI Symbol" w:hint="eastAsia"/>
+                <w:w w:val="90"/>
+                <w:sz w:val="26"/>
+                <w:szCs w:val="26"/>
+              </w:rPr>
+              <w:t>各項</w:t>
+            </w:r>
+            <w:r>
+              <w:rPr>
+                <w:rFonts w:ascii="Barlow Condensed Medium" w:eastAsia="標楷體" w:hAnsi="Barlow Condensed Medium" w:cs="Segoe UI Symbol"/>
+                <w:w w:val="90"/>
+                <w:sz w:val="26"/>
+                <w:szCs w:val="26"/>
+              </w:rPr>
+              <w:t>事工代禱</w:t>
+            </w:r>
+            <w:r>
+              <w:rPr>
+                <w:rFonts w:ascii="Barlow Condensed Medium" w:eastAsia="標楷體" w:hAnsi="Barlow Condensed Medium" w:cstheme="minorHAnsi"/>
+                <w:w w:val="90"/>
+                <w:sz w:val="26"/>
+                <w:szCs w:val="26"/>
+              </w:rPr>
+              <w:t>。</w:t>
+            </w:r>
+          </w:p>
+        </w:tc>
+      </w:tr>
+      <w:tr>
+        <w:tc>
+          <w:tcPr>
+            <w:tcW w:w="266" w:type="dxa"/>
+            <w:tcMar>
+              <w:left w:w="28" w:type="dxa"/>
+              <w:right w:w="28" w:type="dxa"/>
+            </w:tcMar>
+          </w:tcPr>
+          <w:p>
+            <w:pPr>
+              <w:snapToGrid w:val="0"/>
+              <w:spacing w:line="300" w:lineRule="exact"/>
+              <w:jc w:val="right"/>
+              <w:rPr>
+                <w:rFonts w:ascii="Barlow Condensed Medium" w:eastAsia="標楷體" w:hAnsi="Barlow Condensed Medium" w:cstheme="minorHAnsi"/>
+                <w:w w:val="90"/>
+                <w:sz w:val="26"/>
+                <w:szCs w:val="26"/>
+              </w:rPr>
+            </w:pPr>
+            <w:r>
+              <w:rPr>
                 <w:rFonts w:ascii="Barlow Condensed Medium" w:eastAsia="標楷體" w:hAnsi="Barlow Condensed Medium" w:cstheme="minorHAnsi" w:hint="eastAsia"/>
                 <w:w w:val="90"/>
                 <w:sz w:val="26"/>
                 <w:szCs w:val="26"/>
               </w:rPr>
-              <w:t>為</w:t>
-            </w:r>
-            <w:r>
-              <w:rPr>
-                <w:rFonts w:ascii="Barlow Condensed Medium" w:eastAsia="標楷體" w:hAnsi="Barlow Condensed Medium" w:cstheme="minorHAnsi" w:hint="eastAsia"/>
-                <w:w w:val="90"/>
-                <w:sz w:val="26"/>
-                <w:szCs w:val="26"/>
-              </w:rPr>
-              <w:t>歐洲熱浪</w:t>
-            </w:r>
-            <w:r>
-              <w:rPr>
-                <w:rFonts w:ascii="Barlow Condensed Medium" w:eastAsia="標楷體" w:hAnsi="Barlow Condensed Medium" w:cstheme="minorHAnsi" w:hint="eastAsia"/>
-                <w:w w:val="90"/>
-                <w:sz w:val="26"/>
-                <w:szCs w:val="26"/>
-              </w:rPr>
-              <w:t>、森林大火</w:t>
-            </w:r>
-            <w:r>
-              <w:rPr>
-                <w:rFonts w:ascii="Barlow Condensed Medium" w:eastAsia="標楷體" w:hAnsi="Barlow Condensed Medium" w:cstheme="minorHAnsi" w:hint="eastAsia"/>
-                <w:w w:val="90"/>
-                <w:sz w:val="26"/>
-                <w:szCs w:val="26"/>
-              </w:rPr>
-              <w:t>和全球極端氣候代禱</w:t>
-            </w:r>
-            <w:r>
-              <w:rPr>
-                <w:rFonts w:ascii="Barlow Condensed Medium" w:eastAsia="標楷體" w:hAnsi="Barlow Condensed Medium" w:cstheme="minorHAnsi"/>
-                <w:w w:val="90"/>
-                <w:sz w:val="26"/>
-                <w:szCs w:val="26"/>
-              </w:rPr>
-              <w:t>。</w:t>
-            </w:r>
-          </w:p>
-        </w:tc>
-      </w:tr>
-      <w:tr>
-        <w:tc>
-          <w:tcPr>
-            <w:tcW w:w="266" w:type="dxa"/>
-            <w:tcMar>
-              <w:left w:w="28" w:type="dxa"/>
-              <w:right w:w="28" w:type="dxa"/>
-            </w:tcMar>
-          </w:tcPr>
-          <w:p>
-            <w:pPr>
-              <w:snapToGrid w:val="0"/>
-              <w:spacing w:line="300" w:lineRule="exact"/>
-              <w:jc w:val="right"/>
-              <w:rPr>
-                <w:rFonts w:ascii="Barlow Condensed Medium" w:eastAsia="標楷體" w:hAnsi="Barlow Condensed Medium" w:cstheme="minorHAnsi"/>
-                <w:w w:val="90"/>
-                <w:sz w:val="26"/>
-                <w:szCs w:val="26"/>
-              </w:rPr>
-            </w:pPr>
-            <w:r>
-              <w:rPr>
-                <w:rFonts w:ascii="Barlow Condensed Medium" w:eastAsia="標楷體" w:hAnsi="Barlow Condensed Medium" w:cstheme="minorHAnsi" w:hint="eastAsia"/>
-                <w:w w:val="90"/>
-                <w:sz w:val="26"/>
-                <w:szCs w:val="26"/>
-              </w:rPr>
               <w:t>5</w:t>
-            </w:r>
-            <w:r>
-              <w:rPr>
-                <w:rFonts w:ascii="Barlow Condensed Medium" w:eastAsia="標楷體" w:hAnsi="Barlow Condensed Medium" w:cstheme="minorHAnsi"/>
-                <w:w w:val="90"/>
-                <w:sz w:val="26"/>
-                <w:szCs w:val="26"/>
-              </w:rPr>
-              <w:t>.</w:t>
-            </w:r>
-          </w:p>
-        </w:tc>
-        <w:tc>
-          <w:tcPr>
-            <w:tcW w:w="5669" w:type="dxa"/>
-            <w:tcMar>
-              <w:left w:w="28" w:type="dxa"/>
-              <w:right w:w="28" w:type="dxa"/>
-            </w:tcMar>
-          </w:tcPr>
-          <w:p>
-            <w:pPr>
-              <w:snapToGrid w:val="0"/>
-              <w:spacing w:line="300" w:lineRule="exact"/>
-              <w:jc w:val="both"/>
-              <w:rPr>
-                <w:rFonts w:ascii="Barlow Condensed Medium" w:eastAsia="標楷體" w:hAnsi="Barlow Condensed Medium" w:cstheme="minorHAnsi"/>
-                <w:w w:val="90"/>
-                <w:sz w:val="26"/>
-                <w:szCs w:val="26"/>
-              </w:rPr>
-            </w:pPr>
-            <w:r>
-              <w:rPr>
-                <w:rFonts w:ascii="Barlow Condensed Medium" w:eastAsia="標楷體" w:hAnsi="Barlow Condensed Medium" w:cstheme="minorHAnsi" w:hint="eastAsia"/>
-                <w:w w:val="90"/>
-                <w:sz w:val="26"/>
-                <w:szCs w:val="26"/>
-              </w:rPr>
-              <w:t>為台灣祈福，願</w:t>
-            </w:r>
-            <w:r>
-              <w:rPr>
-                <w:rFonts w:ascii="Barlow Condensed Medium" w:eastAsia="標楷體" w:hAnsi="Barlow Condensed Medium" w:cstheme="minorHAnsi" w:hint="eastAsia"/>
-                <w:w w:val="90"/>
-                <w:sz w:val="26"/>
-                <w:szCs w:val="26"/>
-              </w:rPr>
-              <w:t>2026</w:t>
-            </w:r>
-            <w:r>
-              <w:rPr>
-                <w:rFonts w:ascii="Barlow Condensed Medium" w:eastAsia="標楷體" w:hAnsi="Barlow Condensed Medium" w:cstheme="minorHAnsi" w:hint="eastAsia"/>
-                <w:w w:val="90"/>
-                <w:sz w:val="26"/>
-                <w:szCs w:val="26"/>
-              </w:rPr>
-              <w:t>年全民為守護台灣更同心、更團結，求真相除詐騙，以及求真　神棄偶像</w:t>
-            </w:r>
-            <w:r>
-              <w:rPr>
-                <w:rFonts w:ascii="Barlow Condensed Medium" w:eastAsia="標楷體" w:hAnsi="Barlow Condensed Medium" w:cstheme="minorHAnsi"/>
-                <w:w w:val="90"/>
-                <w:sz w:val="26"/>
-                <w:szCs w:val="26"/>
-              </w:rPr>
-              <w:t>。</w:t>
-            </w:r>
-          </w:p>
-        </w:tc>
-      </w:tr>
-      <w:tr>
-        <w:tc>
-          <w:tcPr>
-            <w:tcW w:w="266" w:type="dxa"/>
-            <w:tcMar>
-              <w:left w:w="28" w:type="dxa"/>
-              <w:right w:w="28" w:type="dxa"/>
-            </w:tcMar>
-          </w:tcPr>
-          <w:p>
-            <w:pPr>
-              <w:snapToGrid w:val="0"/>
-              <w:spacing w:line="300" w:lineRule="exact"/>
-              <w:jc w:val="right"/>
-              <w:rPr>
-                <w:rFonts w:ascii="Barlow Condensed Medium" w:eastAsia="標楷體" w:hAnsi="Barlow Condensed Medium" w:cstheme="minorHAnsi"/>
-                <w:w w:val="90"/>
-                <w:sz w:val="26"/>
-                <w:szCs w:val="26"/>
-              </w:rPr>
-            </w:pPr>
-            <w:r>
-              <w:rPr>
-                <w:rFonts w:ascii="Barlow Condensed Medium" w:eastAsia="標楷體" w:hAnsi="Barlow Condensed Medium" w:cstheme="minorHAnsi" w:hint="eastAsia"/>
-                <w:w w:val="90"/>
-                <w:sz w:val="26"/>
-                <w:szCs w:val="26"/>
-              </w:rPr>
-              <w:t>6</w:t>
-            </w:r>
-            <w:r>
-              <w:rPr>
-                <w:rFonts w:ascii="Barlow Condensed Medium" w:eastAsia="標楷體" w:hAnsi="Barlow Condensed Medium" w:cstheme="minorHAnsi"/>
-                <w:w w:val="90"/>
-                <w:sz w:val="26"/>
-                <w:szCs w:val="26"/>
-              </w:rPr>
-              <w:t>.</w:t>
-            </w:r>
-          </w:p>
-        </w:tc>
-        <w:tc>
-          <w:tcPr>
-            <w:tcW w:w="5669" w:type="dxa"/>
-            <w:tcMar>
-              <w:left w:w="28" w:type="dxa"/>
-              <w:right w:w="28" w:type="dxa"/>
-            </w:tcMar>
-          </w:tcPr>
-          <w:p>
-            <w:pPr>
-              <w:snapToGrid w:val="0"/>
-              <w:spacing w:line="300" w:lineRule="exact"/>
-              <w:jc w:val="both"/>
-              <w:rPr>
-                <w:rFonts w:ascii="Barlow Condensed Medium" w:eastAsia="標楷體" w:hAnsi="Barlow Condensed Medium" w:cstheme="minorHAnsi"/>
-                <w:w w:val="90"/>
-                <w:sz w:val="26"/>
-                <w:szCs w:val="26"/>
-              </w:rPr>
-            </w:pPr>
-            <w:r>
-              <w:rPr>
-                <w:rFonts w:ascii="Barlow Condensed Medium" w:eastAsia="標楷體" w:hAnsi="Barlow Condensed Medium" w:cs="Segoe UI Symbol"/>
-                <w:w w:val="90"/>
-                <w:sz w:val="26"/>
-                <w:szCs w:val="26"/>
-              </w:rPr>
-              <w:t>為</w:t>
-            </w:r>
-            <w:r>
-              <w:rPr>
-                <w:rFonts w:ascii="Barlow Condensed Medium" w:eastAsia="標楷體" w:hAnsi="Barlow Condensed Medium" w:cs="Segoe UI Symbol"/>
-                <w:w w:val="90"/>
-                <w:sz w:val="26"/>
-                <w:szCs w:val="26"/>
-              </w:rPr>
-              <w:t>2026</w:t>
-            </w:r>
-            <w:r>
-              <w:rPr>
-                <w:rFonts w:ascii="Barlow Condensed Medium" w:eastAsia="標楷體" w:hAnsi="Barlow Condensed Medium" w:cs="Segoe UI Symbol"/>
-                <w:w w:val="90"/>
-                <w:sz w:val="26"/>
-                <w:szCs w:val="26"/>
-              </w:rPr>
-              <w:t>年本會</w:t>
-            </w:r>
-            <w:r>
-              <w:rPr>
-                <w:rFonts w:ascii="Barlow Condensed Medium" w:eastAsia="標楷體" w:hAnsi="Barlow Condensed Medium" w:cs="Segoe UI Symbol" w:hint="eastAsia"/>
-                <w:w w:val="90"/>
-                <w:sz w:val="26"/>
-                <w:szCs w:val="26"/>
-              </w:rPr>
-              <w:t>各項</w:t>
-            </w:r>
-            <w:r>
-              <w:rPr>
-                <w:rFonts w:ascii="Barlow Condensed Medium" w:eastAsia="標楷體" w:hAnsi="Barlow Condensed Medium" w:cs="Segoe UI Symbol"/>
-                <w:w w:val="90"/>
-                <w:sz w:val="26"/>
-                <w:szCs w:val="26"/>
-              </w:rPr>
-              <w:t>事工代禱</w:t>
-            </w:r>
-            <w:r>
-              <w:rPr>
-                <w:rFonts w:ascii="Barlow Condensed Medium" w:eastAsia="標楷體" w:hAnsi="Barlow Condensed Medium" w:cstheme="minorHAnsi"/>
-                <w:w w:val="90"/>
-                <w:sz w:val="26"/>
-                <w:szCs w:val="26"/>
-              </w:rPr>
-              <w:t>。</w:t>
-            </w:r>
-          </w:p>
-        </w:tc>
-      </w:tr>
-      <w:tr>
-        <w:tc>
-          <w:tcPr>
-            <w:tcW w:w="266" w:type="dxa"/>
-            <w:tcMar>
-              <w:left w:w="28" w:type="dxa"/>
-              <w:right w:w="28" w:type="dxa"/>
-            </w:tcMar>
-          </w:tcPr>
-          <w:p>
-            <w:pPr>
-              <w:snapToGrid w:val="0"/>
-              <w:spacing w:line="300" w:lineRule="exact"/>
-              <w:jc w:val="right"/>
-              <w:rPr>
-                <w:rFonts w:ascii="Barlow Condensed Medium" w:eastAsia="標楷體" w:hAnsi="Barlow Condensed Medium" w:cstheme="minorHAnsi"/>
-                <w:w w:val="90"/>
-                <w:sz w:val="26"/>
-                <w:szCs w:val="26"/>
-              </w:rPr>
-            </w:pPr>
-            <w:r>
-              <w:rPr>
-                <w:rFonts w:ascii="Barlow Condensed Medium" w:eastAsia="標楷體" w:hAnsi="Barlow Condensed Medium" w:cstheme="minorHAnsi" w:hint="eastAsia"/>
-                <w:w w:val="90"/>
-                <w:sz w:val="26"/>
-                <w:szCs w:val="26"/>
-              </w:rPr>
-              <w:t>7</w:t>
             </w:r>
             <w:r>
               <w:rPr>
@@ -2582,7 +2342,7 @@
                 <w:sz w:val="26"/>
                 <w:szCs w:val="26"/>
               </w:rPr>
-              <w:t>龔友銓。</w:t>
+              <w:t>。</w:t>
             </w:r>
           </w:p>
         </w:tc>
@@ -2663,7 +2423,7 @@
                 <w:sz w:val="26"/>
                 <w:szCs w:val="26"/>
               </w:rPr>
-              <w:t>林秀蘭。</w:t>
+              <w:t>。</w:t>
             </w:r>
           </w:p>
         </w:tc>
@@ -2896,7 +2656,7 @@
         <w:spacing w:line="300" w:lineRule="exact"/>
         <w:ind w:leftChars="-59" w:left="-142"/>
         <w:rPr>
-          <w:rFonts w:asciiTheme="majorBidi" w:eastAsia="標楷體" w:hAnsiTheme="majorBidi" w:cstheme="majorBidi" w:hint="eastAsia"/>
+          <w:rFonts w:asciiTheme="majorBidi" w:eastAsia="標楷體" w:hAnsiTheme="majorBidi" w:cstheme="majorBidi"/>
           <w:bCs/>
           <w:w w:val="90"/>
           <w:sz w:val="26"/>
@@ -2968,7 +2728,7 @@
         <w:spacing w:line="300" w:lineRule="exact"/>
         <w:ind w:leftChars="-59" w:left="-142"/>
         <w:rPr>
-          <w:rFonts w:asciiTheme="majorBidi" w:eastAsia="標楷體" w:hAnsiTheme="majorBidi" w:cstheme="majorBidi" w:hint="eastAsia"/>
+          <w:rFonts w:asciiTheme="majorBidi" w:eastAsia="標楷體" w:hAnsiTheme="majorBidi" w:cstheme="majorBidi"/>
           <w:bCs/>
           <w:w w:val="90"/>
           <w:sz w:val="26"/>
@@ -3040,7 +2800,7 @@
         <w:spacing w:line="300" w:lineRule="exact"/>
         <w:ind w:leftChars="-59" w:left="-142"/>
         <w:rPr>
-          <w:rFonts w:asciiTheme="majorBidi" w:eastAsia="標楷體" w:hAnsiTheme="majorBidi" w:cstheme="majorBidi" w:hint="eastAsia"/>
+          <w:rFonts w:asciiTheme="majorBidi" w:eastAsia="標楷體" w:hAnsiTheme="majorBidi" w:cstheme="majorBidi"/>
           <w:bCs/>
           <w:w w:val="90"/>
           <w:sz w:val="26"/>
@@ -3112,7 +2872,7 @@
         <w:spacing w:line="300" w:lineRule="exact"/>
         <w:ind w:leftChars="-59" w:left="-142"/>
         <w:rPr>
-          <w:rFonts w:asciiTheme="majorBidi" w:eastAsia="標楷體" w:hAnsiTheme="majorBidi" w:cstheme="majorBidi" w:hint="eastAsia"/>
+          <w:rFonts w:asciiTheme="majorBidi" w:eastAsia="標楷體" w:hAnsiTheme="majorBidi" w:cstheme="majorBidi"/>
           <w:bCs/>
           <w:w w:val="90"/>
           <w:sz w:val="26"/>
@@ -3184,7 +2944,7 @@
         <w:spacing w:line="300" w:lineRule="exact"/>
         <w:ind w:leftChars="-59" w:left="-142"/>
         <w:rPr>
-          <w:rFonts w:asciiTheme="majorBidi" w:eastAsia="標楷體" w:hAnsiTheme="majorBidi" w:cstheme="majorBidi" w:hint="eastAsia"/>
+          <w:rFonts w:asciiTheme="majorBidi" w:eastAsia="標楷體" w:hAnsiTheme="majorBidi" w:cstheme="majorBidi"/>
           <w:bCs/>
           <w:w w:val="90"/>
           <w:sz w:val="26"/>
@@ -3440,7 +3200,7 @@
           </mc:Choice>
           <mc:Fallback>
             <w:pict>
-              <v:group w14:anchorId="789743EB" id="群組 21" o:spid="_x0000_s1026" style="position:absolute;margin-left:538.15pt;margin-top:28.9pt;width:134.65pt;height:261.65pt;z-index:251664384;mso-position-horizontal-relative:page;mso-position-vertical-relative:page;mso-width-relative:margin;mso-height-relative:margin" coordsize="17094,33223" o:gfxdata="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">
+              <v:group w14:anchorId="789743EB" id="群組 21" o:spid="_x0000_s1026" style="position:absolute;margin-left:538.15pt;margin-top:28.9pt;width:134.65pt;height:261.65pt;z-index:251664384;mso-position-horizontal-relative:page;mso-position-vertical-relative:page;mso-width-relative:margin;mso-height-relative:margin" coordsize="17094,33223" o:gfxdata="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">
                 <v:shapetype id="_x0000_t75" coordsize="21600,21600" o:spt="75" o:preferrelative="t" path="m@4@5l@4@11@9@11@9@5xe" filled="f" stroked="f">
                   <v:stroke joinstyle="miter"/>
                   <v:formulas>
@@ -3460,10 +3220,11 @@
                   <v:path o:extrusionok="f" gradientshapeok="t" o:connecttype="rect"/>
                   <o:lock v:ext="edit" aspectratio="t"/>
                 </v:shapetype>
-                <v:shape id="圖片 18" o:spid="_x0000_s1027" type="#_x0000_t75" style="position:absolute;left:-8065;top:8065;width:33223;height:17094;rotation:90;visibility:visible;mso-wrap-style:square" o:gfxdata="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">
+                <v:shape id="圖片 18" o:spid="_x0000_s1027" type="#_x0000_t75" style="position:absolute;left:-8065;top:8065;width:33223;height:17094;rotation:90;visibility:visible;mso-wrap-style:square" o:gfxdata="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">
                   <v:imagedata r:id="rId9" o:title=""/>
+                  <v:path arrowok="t"/>
                 </v:shape>
-                <v:roundrect id="圓角矩形 7" o:spid="_x0000_s1028" style="position:absolute;left:1666;top:2875;width:14086;height:28296;visibility:visible;mso-wrap-style:square;v-text-anchor:top" arcsize="3131f" o:gfxdata="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" filled="f" stroked="f" strokeweight="2.5pt">
+                <v:roundrect id="圓角矩形 7" o:spid="_x0000_s1028" style="position:absolute;left:1666;top:2875;width:14086;height:28296;visibility:visible;mso-wrap-style:square;v-text-anchor:top" arcsize="3131f" o:gfxdata="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" filled="f" stroked="f" strokeweight="2.5pt">
                   <v:stroke joinstyle="miter"/>
                   <v:textbox style="layout-flow:vertical-ideographic" inset="1mm,1mm,1mm,1mm">
                     <w:txbxContent>
@@ -5470,12 +5231,12 @@
           </mc:Choice>
           <mc:Fallback>
             <w:pict>
-              <v:group w14:anchorId="5DF93223" id="群組 24" o:spid="_x0000_s1029" style="position:absolute;margin-left:533.85pt;margin-top:298.55pt;width:140.3pt;height:259.35pt;z-index:251662336;mso-position-horizontal-relative:page;mso-position-vertical-relative:page;mso-width-relative:margin;mso-height-relative:margin" coordsize="17818,32941" o:gfxdata="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">
+              <v:group w14:anchorId="5DF93223" id="群組 24" o:spid="_x0000_s1029" style="position:absolute;margin-left:533.85pt;margin-top:298.55pt;width:140.3pt;height:259.35pt;z-index:251662336;mso-position-horizontal-relative:page;mso-position-vertical-relative:page;mso-width-relative:margin;mso-height-relative:margin" coordsize="17818,32941" o:gfxdata="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">
                 <v:shapetype id="_x0000_t202" coordsize="21600,21600" o:spt="202" path="m,l,21600r21600,l21600,xe">
                   <v:stroke joinstyle="miter"/>
                   <v:path gradientshapeok="t" o:connecttype="rect"/>
                 </v:shapetype>
-                <v:shape id="_x0000_s1030" type="#_x0000_t202" style="position:absolute;left:351;top:293;width:17279;height:32590;visibility:visible;mso-wrap-style:square;v-text-anchor:top" o:gfxdata="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" stroked="f">
+                <v:shape id="_x0000_s1030" type="#_x0000_t202" style="position:absolute;left:351;top:293;width:17279;height:32590;visibility:visible;mso-wrap-style:square;v-text-anchor:top" o:gfxdata="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" stroked="f">
                   <v:textbox inset="0,0,0,0">
                     <w:txbxContent>
                       <w:p>
@@ -7165,7 +6926,7 @@
                     </w:txbxContent>
                   </v:textbox>
                 </v:shape>
-                <v:roundrect id="圓角矩形 5" o:spid="_x0000_s1031" style="position:absolute;width:17818;height:32941;visibility:visible;mso-wrap-style:square;v-text-anchor:middle" arcsize="2169f" o:gfxdata="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" filled="f" strokecolor="#5a5a5a [2109]" strokeweight="2.5pt">
+                <v:roundrect id="圓角矩形 5" o:spid="_x0000_s1031" style="position:absolute;width:17818;height:32941;visibility:visible;mso-wrap-style:square;v-text-anchor:middle" arcsize="2169f" o:gfxdata="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" filled="f" strokecolor="#5a5a5a [2109]" strokeweight="2.5pt">
                   <v:stroke joinstyle="miter"/>
                 </v:roundrect>
                 <w10:wrap anchorx="page" anchory="page"/>
@@ -8185,8 +7946,8 @@
           </mc:Choice>
           <mc:Fallback>
             <w:pict>
-              <v:group w14:anchorId="0AB0FEB2" id="群組 19" o:spid="_x0000_s1032" style="position:absolute;left:0;text-align:left;margin-left:534.4pt;margin-top:567.3pt;width:140.6pt;height:130.1pt;z-index:251652096;mso-position-horizontal-relative:page;mso-position-vertical-relative:page;mso-width-relative:margin;mso-height-relative:margin" coordorigin="108" coordsize="17868,16510" o:gfxdata="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">
-                <v:shape id="_x0000_s1033" type="#_x0000_t202" style="position:absolute;left:317;top:444;width:17634;height:15621;visibility:visible;mso-wrap-style:square;v-text-anchor:top" o:gfxdata="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" stroked="f">
+              <v:group w14:anchorId="0AB0FEB2" id="群組 19" o:spid="_x0000_s1032" style="position:absolute;left:0;text-align:left;margin-left:534.4pt;margin-top:567.3pt;width:140.6pt;height:130.1pt;z-index:251652096;mso-position-horizontal-relative:page;mso-position-vertical-relative:page;mso-width-relative:margin;mso-height-relative:margin" coordorigin="108" coordsize="17868,16510" o:gfxdata="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">
+                <v:shape id="_x0000_s1033" type="#_x0000_t202" style="position:absolute;left:317;top:444;width:17634;height:15621;visibility:visible;mso-wrap-style:square;v-text-anchor:top" o:gfxdata="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" stroked="f">
                   <v:textbox inset="0,0,0,0">
                     <w:txbxContent>
                       <w:p>
@@ -9034,7 +8795,7 @@
                     </w:txbxContent>
                   </v:textbox>
                 </v:shape>
-                <v:roundrect id="圓角矩形 25" o:spid="_x0000_s1034" style="position:absolute;left:108;width:17869;height:16510;visibility:visible;mso-wrap-style:square;v-text-anchor:middle" arcsize="4542f" o:gfxdata="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" filled="f" strokecolor="#5a5a5a [2109]" strokeweight="2.5pt">
+                <v:roundrect id="圓角矩形 25" o:spid="_x0000_s1034" style="position:absolute;left:108;width:17869;height:16510;visibility:visible;mso-wrap-style:square;v-text-anchor:middle" arcsize="4542f" o:gfxdata="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" filled="f" strokecolor="#5a5a5a [2109]" strokeweight="2.5pt">
                   <v:stroke joinstyle="miter"/>
                 </v:roundrect>
                 <w10:wrap anchorx="page" anchory="page"/>
@@ -9203,7 +8964,7 @@
           </mc:Choice>
           <mc:Fallback>
             <w:pict>
-              <v:shape w14:anchorId="76BD7DFF" id="文字方塊 2" o:spid="_x0000_s1035" type="#_x0000_t202" style="position:absolute;margin-left:31.4pt;margin-top:-54.1pt;width:109.8pt;height:110.6pt;z-index:251667456;visibility:visible;mso-wrap-style:square;mso-width-percent:0;mso-height-percent:200;mso-wrap-distance-left:9pt;mso-wrap-distance-top:3.6pt;mso-wrap-distance-right:9pt;mso-wrap-distance-bottom:3.6pt;mso-position-horizontal:absolute;mso-position-horizontal-relative:text;mso-position-vertical:absolute;mso-position-vertical-relative:text;mso-width-percent:0;mso-height-percent:200;mso-width-relative:margin;mso-height-relative:margin;v-text-anchor:top" o:gfxdata="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" filled="f" stroked="f">
+              <v:shape w14:anchorId="76BD7DFF" id="文字方塊 2" o:spid="_x0000_s1035" type="#_x0000_t202" style="position:absolute;margin-left:31.4pt;margin-top:-54.1pt;width:109.8pt;height:110.6pt;z-index:251667456;visibility:visible;mso-wrap-style:square;mso-width-percent:0;mso-height-percent:200;mso-wrap-distance-left:9pt;mso-wrap-distance-top:3.6pt;mso-wrap-distance-right:9pt;mso-wrap-distance-bottom:3.6pt;mso-position-horizontal:absolute;mso-position-horizontal-relative:text;mso-position-vertical:absolute;mso-position-vertical-relative:text;mso-width-percent:0;mso-height-percent:200;mso-width-relative:margin;mso-height-relative:margin;v-text-anchor:top" o:gfxdata="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" filled="f" stroked="f">
                 <v:textbox style="mso-fit-shape-to-text:t" inset="1mm,1mm,1mm,1mm">
                   <w:txbxContent>
                     <w:p>
@@ -9403,7 +9164,7 @@
           </mc:Choice>
           <mc:Fallback>
             <w:pict>
-              <v:roundrect w14:anchorId="4775AEF3" id="圓角矩形 12" o:spid="_x0000_s1036" style="position:absolute;margin-left:-.9pt;margin-top:16.35pt;width:49.3pt;height:15.45pt;z-index:251648000;visibility:visible;mso-wrap-style:square;mso-width-percent:0;mso-height-percent:0;mso-wrap-distance-left:9pt;mso-wrap-distance-top:0;mso-wrap-distance-right:9pt;mso-wrap-distance-bottom:0;mso-position-horizontal:absolute;mso-position-horizontal-relative:text;mso-position-vertical:absolute;mso-position-vertical-relative:text;mso-width-percent:0;mso-height-percent:0;mso-width-relative:margin;mso-height-relative:margin;v-text-anchor:middle" arcsize="10923f" o:gfxdata="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" fillcolor="#5a5a5a [2109]" stroked="f" strokeweight="1pt">
+              <v:roundrect w14:anchorId="4775AEF3" id="圓角矩形 12" o:spid="_x0000_s1036" style="position:absolute;margin-left:-.9pt;margin-top:16.35pt;width:49.3pt;height:15.45pt;z-index:251648000;visibility:visible;mso-wrap-style:square;mso-width-percent:0;mso-height-percent:0;mso-wrap-distance-left:9pt;mso-wrap-distance-top:0;mso-wrap-distance-right:9pt;mso-wrap-distance-bottom:0;mso-position-horizontal:absolute;mso-position-horizontal-relative:text;mso-position-vertical:absolute;mso-position-vertical-relative:text;mso-width-percent:0;mso-height-percent:0;mso-width-relative:margin;mso-height-relative:margin;v-text-anchor:middle" arcsize="10923f" o:gfxdata="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" fillcolor="#5a5a5a [2109]" stroked="f" strokeweight="1pt">
                 <v:stroke joinstyle="miter"/>
                 <v:textbox inset=".5mm,0,.5mm,0">
                   <w:txbxContent>
@@ -9544,7 +9305,7 @@
           </mc:Choice>
           <mc:Fallback>
             <w:pict>
-              <v:roundrect w14:anchorId="196DC3BF" id="圓角矩形 14" o:spid="_x0000_s1037" style="position:absolute;margin-left:-1.25pt;margin-top:16.7pt;width:83.6pt;height:15.3pt;z-index:251649024;visibility:visible;mso-wrap-style:square;mso-width-percent:0;mso-height-percent:0;mso-wrap-distance-left:9pt;mso-wrap-distance-top:0;mso-wrap-distance-right:9pt;mso-wrap-distance-bottom:0;mso-position-horizontal:absolute;mso-position-horizontal-relative:text;mso-position-vertical:absolute;mso-position-vertical-relative:text;mso-width-percent:0;mso-height-percent:0;mso-width-relative:margin;mso-height-relative:margin;v-text-anchor:middle" arcsize="10923f" o:gfxdata="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" fillcolor="#5a5a5a [2109]" stroked="f" strokeweight="1pt">
+              <v:roundrect w14:anchorId="196DC3BF" id="圓角矩形 14" o:spid="_x0000_s1037" style="position:absolute;margin-left:-1.25pt;margin-top:16.7pt;width:83.6pt;height:15.3pt;z-index:251649024;visibility:visible;mso-wrap-style:square;mso-width-percent:0;mso-height-percent:0;mso-wrap-distance-left:9pt;mso-wrap-distance-top:0;mso-wrap-distance-right:9pt;mso-wrap-distance-bottom:0;mso-position-horizontal:absolute;mso-position-horizontal-relative:text;mso-position-vertical:absolute;mso-position-vertical-relative:text;mso-width-percent:0;mso-height-percent:0;mso-width-relative:margin;mso-height-relative:margin;v-text-anchor:middle" arcsize="10923f" o:gfxdata="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" fillcolor="#5a5a5a [2109]" stroked="f" strokeweight="1pt">
                 <v:stroke joinstyle="miter"/>
                 <v:textbox inset=".5mm,0,.5mm,0">
                   <w:txbxContent>
@@ -9741,7 +9502,7 @@
           </mc:Choice>
           <mc:Fallback>
             <w:pict>
-              <v:roundrect w14:anchorId="1A4DC044" id="圓角矩形 9" o:spid="_x0000_s1038" style="position:absolute;margin-left:-.6pt;margin-top:16.6pt;width:30.35pt;height:15.3pt;z-index:251650048;visibility:visible;mso-wrap-style:square;mso-width-percent:0;mso-height-percent:0;mso-wrap-distance-left:9pt;mso-wrap-distance-top:0;mso-wrap-distance-right:9pt;mso-wrap-distance-bottom:0;mso-position-horizontal:absolute;mso-position-horizontal-relative:text;mso-position-vertical:absolute;mso-position-vertical-relative:text;mso-width-percent:0;mso-height-percent:0;mso-width-relative:margin;mso-height-relative:margin;v-text-anchor:middle" arcsize="10923f" o:gfxdata="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" fillcolor="#5a5a5a [2109]" stroked="f" strokeweight="1pt">
+              <v:roundrect w14:anchorId="1A4DC044" id="圓角矩形 9" o:spid="_x0000_s1038" style="position:absolute;margin-left:-.6pt;margin-top:16.6pt;width:30.35pt;height:15.3pt;z-index:251650048;visibility:visible;mso-wrap-style:square;mso-width-percent:0;mso-height-percent:0;mso-wrap-distance-left:9pt;mso-wrap-distance-top:0;mso-wrap-distance-right:9pt;mso-wrap-distance-bottom:0;mso-position-horizontal:absolute;mso-position-horizontal-relative:text;mso-position-vertical:absolute;mso-position-vertical-relative:text;mso-width-percent:0;mso-height-percent:0;mso-width-relative:margin;mso-height-relative:margin;v-text-anchor:middle" arcsize="10923f" o:gfxdata="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" fillcolor="#5a5a5a [2109]" stroked="f" strokeweight="1pt">
                 <v:stroke joinstyle="miter"/>
                 <v:textbox inset=".5mm,0,.5mm,0">
                   <w:txbxContent>
@@ -10007,7 +9768,7 @@
           </mc:Choice>
           <mc:Fallback>
             <w:pict>
-              <v:roundrect w14:anchorId="03BFD3A3" id="圓角矩形 13" o:spid="_x0000_s1039" style="position:absolute;margin-left:-.4pt;margin-top:16.65pt;width:49.3pt;height:15.3pt;z-index:251651072;visibility:visible;mso-wrap-style:square;mso-width-percent:0;mso-height-percent:0;mso-wrap-distance-left:9pt;mso-wrap-distance-top:0;mso-wrap-distance-right:9pt;mso-wrap-distance-bottom:0;mso-position-horizontal:absolute;mso-position-horizontal-relative:text;mso-position-vertical:absolute;mso-position-vertical-relative:text;mso-width-percent:0;mso-height-percent:0;mso-width-relative:margin;mso-height-relative:margin;v-text-anchor:middle" arcsize="10923f" o:gfxdata="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" fillcolor="#5a5a5a [2109]" stroked="f" strokeweight="1pt">
+              <v:roundrect w14:anchorId="03BFD3A3" id="圓角矩形 13" o:spid="_x0000_s1039" style="position:absolute;margin-left:-.4pt;margin-top:16.65pt;width:49.3pt;height:15.3pt;z-index:251651072;visibility:visible;mso-wrap-style:square;mso-width-percent:0;mso-height-percent:0;mso-wrap-distance-left:9pt;mso-wrap-distance-top:0;mso-wrap-distance-right:9pt;mso-wrap-distance-bottom:0;mso-position-horizontal:absolute;mso-position-horizontal-relative:text;mso-position-vertical:absolute;mso-position-vertical-relative:text;mso-width-percent:0;mso-height-percent:0;mso-width-relative:margin;mso-height-relative:margin;v-text-anchor:middle" arcsize="10923f" o:gfxdata="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" fillcolor="#5a5a5a [2109]" stroked="f" strokeweight="1pt">
                 <v:stroke joinstyle="miter"/>
                 <v:textbox inset=".5mm,0,.5mm,0">
                   <w:txbxContent>
@@ -10244,7 +10005,7 @@
           </mc:Choice>
           <mc:Fallback>
             <w:pict>
-              <v:shape w14:anchorId="77C1E33A" id="_x0000_s1040" type="#_x0000_t202" style="position:absolute;margin-left:107.25pt;margin-top:6.2pt;width:125.55pt;height:16.3pt;z-index:251666432;visibility:visible;mso-wrap-style:square;mso-width-percent:0;mso-height-percent:0;mso-wrap-distance-left:9pt;mso-wrap-distance-top:3.6pt;mso-wrap-distance-right:9pt;mso-wrap-distance-bottom:3.6pt;mso-position-horizontal:absolute;mso-position-horizontal-relative:text;mso-position-vertical:absolute;mso-position-vertical-relative:text;mso-width-percent:0;mso-height-percent:0;mso-width-relative:margin;mso-height-relative:margin;v-text-anchor:top" o:gfxdata="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" filled="f" stroked="f">
+              <v:shape w14:anchorId="77C1E33A" id="_x0000_s1040" type="#_x0000_t202" style="position:absolute;margin-left:107.25pt;margin-top:6.2pt;width:125.55pt;height:16.3pt;z-index:251666432;visibility:visible;mso-wrap-style:square;mso-width-percent:0;mso-height-percent:0;mso-wrap-distance-left:9pt;mso-wrap-distance-top:3.6pt;mso-wrap-distance-right:9pt;mso-wrap-distance-bottom:3.6pt;mso-position-horizontal:absolute;mso-position-horizontal-relative:text;mso-position-vertical:absolute;mso-position-vertical-relative:text;mso-width-percent:0;mso-height-percent:0;mso-width-relative:margin;mso-height-relative:margin;v-text-anchor:top" o:gfxdata="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" filled="f" stroked="f">
                 <v:textbox inset="0,0,0,0">
                   <w:txbxContent>
                     <w:p>
@@ -11201,7 +10962,7 @@
                 </mc:Choice>
                 <mc:Fallback>
                   <w:pict>
-                    <v:rect w14:anchorId="343BC9BA" id="矩形 8" o:spid="_x0000_s1041" style="position:absolute;left:0;text-align:left;margin-left:-.7pt;margin-top:2.7pt;width:18.75pt;height:92.3pt;z-index:251663360;visibility:visible;mso-wrap-style:square;mso-width-percent:0;mso-height-percent:0;mso-wrap-distance-left:9pt;mso-wrap-distance-top:0;mso-wrap-distance-right:9pt;mso-wrap-distance-bottom:0;mso-position-horizontal:absolute;mso-position-horizontal-relative:text;mso-position-vertical:absolute;mso-position-vertical-relative:text;mso-width-percent:0;mso-height-percent:0;mso-width-relative:margin;mso-height-relative:margin;v-text-anchor:middle" o:gfxdata="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" fillcolor="#5a5a5a [2109]" stroked="f" strokeweight="1pt">
+                    <v:rect w14:anchorId="343BC9BA" id="矩形 8" o:spid="_x0000_s1041" style="position:absolute;left:0;text-align:left;margin-left:-.7pt;margin-top:2.7pt;width:18.75pt;height:92.3pt;z-index:251663360;visibility:visible;mso-wrap-style:square;mso-width-percent:0;mso-height-percent:0;mso-wrap-distance-left:9pt;mso-wrap-distance-top:0;mso-wrap-distance-right:9pt;mso-wrap-distance-bottom:0;mso-position-horizontal:absolute;mso-position-horizontal-relative:text;mso-position-vertical:absolute;mso-position-vertical-relative:text;mso-width-percent:0;mso-height-percent:0;mso-width-relative:margin;mso-height-relative:margin;v-text-anchor:middle" o:gfxdata="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" fillcolor="#5a5a5a [2109]" stroked="f" strokeweight="1pt">
                       <v:textbox style="layout-flow:vertical-ideographic" inset="1mm,1mm,1mm,1mm">
                         <w:txbxContent>
                           <w:p>
@@ -12264,7 +12025,7 @@
                 </mc:Choice>
                 <mc:Fallback>
                   <w:pict>
-                    <v:rect w14:anchorId="363672F5" id="矩形 10" o:spid="_x0000_s1042" style="position:absolute;left:0;text-align:left;margin-left:-.7pt;margin-top:12.9pt;width:19.25pt;height:42.9pt;z-index:251659264;visibility:visible;mso-wrap-style:square;mso-width-percent:0;mso-height-percent:0;mso-wrap-distance-left:9pt;mso-wrap-distance-top:0;mso-wrap-distance-right:9pt;mso-wrap-distance-bottom:0;mso-position-horizontal:absolute;mso-position-horizontal-relative:text;mso-position-vertical:absolute;mso-position-vertical-relative:text;mso-width-percent:0;mso-height-percent:0;mso-width-relative:margin;mso-height-relative:margin;v-text-anchor:middle" o:gfxdata="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" fillcolor="#5a5a5a [2109]" stroked="f" strokeweight="1pt">
+                    <v:rect w14:anchorId="363672F5" id="矩形 10" o:spid="_x0000_s1042" style="position:absolute;left:0;text-align:left;margin-left:-.7pt;margin-top:12.9pt;width:19.25pt;height:42.9pt;z-index:251659264;visibility:visible;mso-wrap-style:square;mso-width-percent:0;mso-height-percent:0;mso-wrap-distance-left:9pt;mso-wrap-distance-top:0;mso-wrap-distance-right:9pt;mso-wrap-distance-bottom:0;mso-position-horizontal:absolute;mso-position-horizontal-relative:text;mso-position-vertical:absolute;mso-position-vertical-relative:text;mso-width-percent:0;mso-height-percent:0;mso-width-relative:margin;mso-height-relative:margin;v-text-anchor:middle" o:gfxdata="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" fillcolor="#5a5a5a [2109]" stroked="f" strokeweight="1pt">
                       <v:textbox style="layout-flow:vertical-ideographic" inset="1mm,1mm,1mm,1mm">
                         <w:txbxContent>
                           <w:p>
@@ -13081,7 +12842,7 @@
                 </mc:Choice>
                 <mc:Fallback>
                   <w:pict>
-                    <v:rect w14:anchorId="4D37C684" id="矩形 11" o:spid="_x0000_s1043" style="position:absolute;left:0;text-align:left;margin-left:-.7pt;margin-top:1.65pt;width:19.25pt;height:111.25pt;z-index:251657216;visibility:visible;mso-wrap-style:square;mso-width-percent:0;mso-height-percent:0;mso-wrap-distance-left:9pt;mso-wrap-distance-top:0;mso-wrap-distance-right:9pt;mso-wrap-distance-bottom:0;mso-position-horizontal:absolute;mso-position-horizontal-relative:text;mso-position-vertical:absolute;mso-position-vertical-relative:text;mso-width-percent:0;mso-height-percent:0;mso-width-relative:margin;mso-height-relative:margin;v-text-anchor:middle" o:gfxdata="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" fillcolor="#5a5a5a [2109]" stroked="f" strokeweight="1pt">
+                    <v:rect w14:anchorId="4D37C684" id="矩形 11" o:spid="_x0000_s1043" style="position:absolute;left:0;text-align:left;margin-left:-.7pt;margin-top:1.65pt;width:19.25pt;height:111.25pt;z-index:251657216;visibility:visible;mso-wrap-style:square;mso-width-percent:0;mso-height-percent:0;mso-wrap-distance-left:9pt;mso-wrap-distance-top:0;mso-wrap-distance-right:9pt;mso-wrap-distance-bottom:0;mso-position-horizontal:absolute;mso-position-horizontal-relative:text;mso-position-vertical:absolute;mso-position-vertical-relative:text;mso-width-percent:0;mso-height-percent:0;mso-width-relative:margin;mso-height-relative:margin;v-text-anchor:middle" o:gfxdata="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" fillcolor="#5a5a5a [2109]" stroked="f" strokeweight="1pt">
                       <v:textbox style="layout-flow:vertical-ideographic" inset="1mm,1mm,1mm,1mm">
                         <w:txbxContent>
                           <w:p>
@@ -14838,7 +14599,7 @@
           </mc:Choice>
           <mc:Fallback>
             <w:pict>
-              <v:line w14:anchorId="289C7474" id="直線接點 2" o:spid="_x0000_s1026" style="position:absolute;z-index:251654144;visibility:visible;mso-wrap-style:square;mso-height-percent:0;mso-wrap-distance-left:9pt;mso-wrap-distance-top:0;mso-wrap-distance-right:9pt;mso-wrap-distance-bottom:0;mso-position-horizontal:absolute;mso-position-horizontal-relative:page;mso-position-vertical:absolute;mso-position-vertical-relative:page;mso-height-percent:0;mso-height-relative:margin" from="687.75pt,19.85pt" to="687.75pt,709.8pt" o:gfxdata="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" strokecolor="black [3213]" strokeweight=".5pt">
+              <v:line w14:anchorId="3E004493" id="直線接點 2" o:spid="_x0000_s1026" style="position:absolute;z-index:251654144;visibility:visible;mso-wrap-style:square;mso-height-percent:0;mso-wrap-distance-left:9pt;mso-wrap-distance-top:0;mso-wrap-distance-right:9pt;mso-wrap-distance-bottom:0;mso-position-horizontal:absolute;mso-position-horizontal-relative:page;mso-position-vertical:absolute;mso-position-vertical-relative:page;mso-height-percent:0;mso-height-relative:margin" from="687.75pt,19.85pt" to="687.75pt,709.8pt" o:gfxdata="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" strokecolor="black [3213]" strokeweight=".5pt">
                 <v:stroke dashstyle="3 1" joinstyle="miter"/>
                 <w10:wrap anchorx="page" anchory="page"/>
               </v:line>
@@ -16067,7 +15828,14 @@
                 <w:rFonts w:ascii="Barlow Condensed Medium" w:eastAsia="標楷體" w:hAnsi="Barlow Condensed Medium" w:cstheme="minorHAnsi" w:hint="eastAsia"/>
                 <w:w w:val="80"/>
               </w:rPr>
-              <w:t>63</w:t>
+              <w:t>6</w:t>
+            </w:r>
+            <w:r>
+              <w:rPr>
+                <w:rFonts w:ascii="Barlow Condensed Medium" w:eastAsia="標楷體" w:hAnsi="Barlow Condensed Medium" w:cstheme="minorHAnsi" w:hint="eastAsia"/>
+                <w:w w:val="80"/>
+              </w:rPr>
+              <w:t>6</w:t>
             </w:r>
           </w:p>
         </w:tc>
@@ -16619,6 +16387,13 @@
                 <w:w w:val="80"/>
               </w:rPr>
             </w:pPr>
+            <w:r>
+              <w:rPr>
+                <w:rFonts w:ascii="Barlow Condensed Medium" w:eastAsia="標楷體" w:hAnsi="Barlow Condensed Medium" w:cstheme="minorHAnsi" w:hint="eastAsia"/>
+                <w:w w:val="80"/>
+              </w:rPr>
+              <w:t>11</w:t>
+            </w:r>
           </w:p>
         </w:tc>
         <w:tc>
@@ -17178,7 +16953,7 @@
                 <w:rFonts w:ascii="Barlow Condensed Medium" w:eastAsia="標楷體" w:hAnsi="Barlow Condensed Medium" w:cstheme="minorHAnsi" w:hint="eastAsia"/>
                 <w:w w:val="80"/>
               </w:rPr>
-              <w:t>20</w:t>
+              <w:t>19</w:t>
             </w:r>
           </w:p>
         </w:tc>
@@ -17908,7 +17683,7 @@
                 <w:rFonts w:ascii="Barlow Condensed Medium" w:eastAsia="標楷體" w:hAnsi="Barlow Condensed Medium" w:cstheme="minorHAnsi" w:hint="eastAsia"/>
                 <w:w w:val="80"/>
               </w:rPr>
-              <w:t>--</w:t>
+              <w:t>3</w:t>
             </w:r>
           </w:p>
         </w:tc>
@@ -18211,7 +17986,7 @@
                 <w:rFonts w:ascii="Barlow Condensed Medium" w:eastAsia="標楷體" w:hAnsi="Barlow Condensed Medium" w:cstheme="minorHAnsi" w:hint="eastAsia"/>
                 <w:w w:val="80"/>
               </w:rPr>
-              <w:t>5</w:t>
+              <w:t>6</w:t>
             </w:r>
           </w:p>
         </w:tc>
@@ -18301,7 +18076,14 @@
                 <w:rFonts w:ascii="標楷體" w:eastAsia="標楷體" w:hAnsi="標楷體" w:cstheme="majorBidi" w:hint="eastAsia"/>
                 <w:szCs w:val="24"/>
               </w:rPr>
-              <w:t>張麗君</w:t>
+              <w:t>楊</w:t>
+            </w:r>
+            <w:r>
+              <w:rPr>
+                <w:rFonts w:ascii="標楷體" w:eastAsia="標楷體" w:hAnsi="標楷體" w:cstheme="majorBidi" w:hint="eastAsia"/>
+                <w:szCs w:val="24"/>
+              </w:rPr>
+              <w:t>竣傑</w:t>
             </w:r>
           </w:p>
         </w:tc>
@@ -18570,10 +18352,10 @@
             </w:pPr>
             <w:r>
               <w:rPr>
-                <w:rFonts w:ascii="標楷體" w:eastAsia="標楷體" w:hAnsi="標楷體" w:cstheme="majorBidi" w:hint="eastAsia"/>
+                <w:rFonts w:ascii="標楷體" w:eastAsia="標楷體" w:hAnsi="標楷體" w:cs="華康儷楷書" w:hint="eastAsia"/>
                 <w:szCs w:val="24"/>
               </w:rPr>
-              <w:t>張昭立</w:t>
+              <w:t>張思婗</w:t>
             </w:r>
           </w:p>
         </w:tc>
@@ -18607,7 +18389,7 @@
                 <w:rFonts w:ascii="標楷體" w:eastAsia="標楷體" w:hAnsi="標楷體" w:cstheme="majorBidi" w:hint="eastAsia"/>
                 <w:szCs w:val="24"/>
               </w:rPr>
-              <w:t>張思婗</w:t>
+              <w:t>張昭立</w:t>
             </w:r>
           </w:p>
         </w:tc>
@@ -19047,7 +18829,7 @@
                 <w:rFonts w:ascii="Barlow Condensed Medium" w:eastAsia="標楷體" w:hAnsi="Barlow Condensed Medium" w:cstheme="minorHAnsi" w:hint="eastAsia"/>
                 <w:w w:val="80"/>
               </w:rPr>
-              <w:t>--</w:t>
+              <w:t>12</w:t>
             </w:r>
           </w:p>
         </w:tc>
@@ -19908,7 +19690,7 @@
                 <w:rFonts w:ascii="Barlow Condensed Medium" w:eastAsia="標楷體" w:hAnsi="Barlow Condensed Medium" w:cstheme="minorHAnsi" w:hint="eastAsia"/>
                 <w:w w:val="80"/>
               </w:rPr>
-              <w:t>--</w:t>
+              <w:t>3</w:t>
             </w:r>
           </w:p>
         </w:tc>
@@ -23090,7 +22872,7 @@
                 <w:sz w:val="20"/>
                 <w:szCs w:val="20"/>
               </w:rPr>
-              <w:t>拉</w:t>
+              <w:t>尼</w:t>
             </w:r>
             <w:r>
               <w:rPr>
@@ -23101,7 +22883,7 @@
                 <w:sz w:val="20"/>
                 <w:szCs w:val="20"/>
               </w:rPr>
-              <w:t>10:5-44(6)</w:t>
+              <w:t>7:57-8:12(8:10)</w:t>
             </w:r>
           </w:p>
         </w:tc>
@@ -23286,8 +23068,173 @@
                 <w:sz w:val="20"/>
                 <w:szCs w:val="20"/>
               </w:rPr>
-              <w:t>尼</w:t>
-            </w:r>
+              <w:t>8:13-9:15(8:17)</w:t>
+            </w:r>
+          </w:p>
+        </w:tc>
+      </w:tr>
+      <w:tr>
+        <w:tc>
+          <w:tcPr>
+            <w:tcW w:w="911" w:type="dxa"/>
+            <w:tcBorders>
+              <w:top w:val="single" w:sz="4" w:space="0" w:color="auto"/>
+              <w:bottom w:val="single" w:sz="4" w:space="0" w:color="auto"/>
+              <w:right w:val="single" w:sz="4" w:space="0" w:color="auto"/>
+            </w:tcBorders>
+            <w:tcMar>
+              <w:left w:w="57" w:type="dxa"/>
+              <w:right w:w="57" w:type="dxa"/>
+            </w:tcMar>
+          </w:tcPr>
+          <w:p>
+            <w:pPr>
+              <w:snapToGrid w:val="0"/>
+              <w:rPr>
+                <w:rFonts w:ascii="Barlow Condensed Medium" w:eastAsia="華康儷中黑" w:hAnsi="Barlow Condensed Medium" w:cstheme="minorHAnsi"/>
+                <w:w w:val="125"/>
+                <w:sz w:val="20"/>
+                <w:szCs w:val="20"/>
+              </w:rPr>
+            </w:pPr>
+            <w:r>
+              <w:rPr>
+                <w:rFonts w:ascii="Barlow Condensed Medium" w:eastAsia="華康儷中黑" w:hAnsi="Barlow Condensed Medium" w:cstheme="minorHAnsi"/>
+                <w:w w:val="125"/>
+                <w:sz w:val="20"/>
+                <w:szCs w:val="20"/>
+              </w:rPr>
+              <w:t>二</w:t>
+            </w:r>
+            <w:r>
+              <w:rPr>
+                <w:rFonts w:ascii="Barlow Condensed Medium" w:eastAsia="華康儷中黑" w:hAnsi="Barlow Condensed Medium" w:cstheme="minorHAnsi"/>
+                <w:w w:val="125"/>
+                <w:sz w:val="20"/>
+                <w:szCs w:val="20"/>
+              </w:rPr>
+              <w:fldChar w:fldCharType="begin"/>
+            </w:r>
+            <w:r>
+              <w:rPr>
+                <w:rFonts w:ascii="Barlow Condensed Medium" w:eastAsia="華康儷中黑" w:hAnsi="Barlow Condensed Medium" w:cstheme="minorHAnsi"/>
+                <w:w w:val="125"/>
+                <w:sz w:val="20"/>
+                <w:szCs w:val="20"/>
+              </w:rPr>
+              <w:instrText xml:space="preserve"> =IF(pub_day+2&gt;this_mon_days, IF(pub_mon=12, 1, pub_mon+1), pub_mon) \* MERGEFORMAT </w:instrText>
+            </w:r>
+            <w:r>
+              <w:rPr>
+                <w:rFonts w:ascii="Barlow Condensed Medium" w:eastAsia="華康儷中黑" w:hAnsi="Barlow Condensed Medium" w:cstheme="minorHAnsi"/>
+                <w:w w:val="125"/>
+                <w:sz w:val="20"/>
+                <w:szCs w:val="20"/>
+              </w:rPr>
+              <w:fldChar w:fldCharType="separate"/>
+            </w:r>
+            <w:r>
+              <w:rPr>
+                <w:rFonts w:ascii="Barlow Condensed Medium" w:eastAsia="華康儷中黑" w:hAnsi="Barlow Condensed Medium" w:cstheme="minorHAnsi"/>
+                <w:noProof/>
+                <w:w w:val="125"/>
+                <w:sz w:val="20"/>
+                <w:szCs w:val="20"/>
+              </w:rPr>
+              <w:t>7</w:t>
+            </w:r>
+            <w:r>
+              <w:rPr>
+                <w:rFonts w:ascii="Barlow Condensed Medium" w:eastAsia="華康儷中黑" w:hAnsi="Barlow Condensed Medium" w:cstheme="minorHAnsi"/>
+                <w:w w:val="125"/>
+                <w:sz w:val="20"/>
+                <w:szCs w:val="20"/>
+              </w:rPr>
+              <w:fldChar w:fldCharType="end"/>
+            </w:r>
+            <w:r>
+              <w:rPr>
+                <w:rFonts w:ascii="Barlow Condensed Medium" w:eastAsia="華康儷中黑" w:hAnsi="Barlow Condensed Medium" w:cstheme="minorHAnsi"/>
+                <w:w w:val="125"/>
+                <w:sz w:val="20"/>
+                <w:szCs w:val="20"/>
+              </w:rPr>
+              <w:t>/</w:t>
+            </w:r>
+            <w:r>
+              <w:rPr>
+                <w:rFonts w:ascii="Barlow Condensed Medium" w:eastAsia="華康儷中黑" w:hAnsi="Barlow Condensed Medium" w:cstheme="minorHAnsi"/>
+                <w:w w:val="125"/>
+                <w:sz w:val="20"/>
+                <w:szCs w:val="20"/>
+              </w:rPr>
+              <w:fldChar w:fldCharType="begin"/>
+            </w:r>
+            <w:r>
+              <w:rPr>
+                <w:rFonts w:ascii="Barlow Condensed Medium" w:eastAsia="華康儷中黑" w:hAnsi="Barlow Condensed Medium" w:cstheme="minorHAnsi"/>
+                <w:w w:val="125"/>
+                <w:sz w:val="20"/>
+                <w:szCs w:val="20"/>
+              </w:rPr>
+              <w:instrText xml:space="preserve"> =IF(pub_day+2&gt;this_mon_days, -this_mon_days, 0)+pub_day+2  \* MERGEFORMAT </w:instrText>
+            </w:r>
+            <w:r>
+              <w:rPr>
+                <w:rFonts w:ascii="Barlow Condensed Medium" w:eastAsia="華康儷中黑" w:hAnsi="Barlow Condensed Medium" w:cstheme="minorHAnsi"/>
+                <w:w w:val="125"/>
+                <w:sz w:val="20"/>
+                <w:szCs w:val="20"/>
+              </w:rPr>
+              <w:fldChar w:fldCharType="separate"/>
+            </w:r>
+            <w:r>
+              <w:rPr>
+                <w:rFonts w:ascii="Barlow Condensed Medium" w:eastAsia="華康儷中黑" w:hAnsi="Barlow Condensed Medium" w:cstheme="minorHAnsi"/>
+                <w:noProof/>
+                <w:w w:val="125"/>
+                <w:sz w:val="20"/>
+                <w:szCs w:val="20"/>
+              </w:rPr>
+              <w:t>28</w:t>
+            </w:r>
+            <w:r>
+              <w:rPr>
+                <w:rFonts w:ascii="Barlow Condensed Medium" w:eastAsia="華康儷中黑" w:hAnsi="Barlow Condensed Medium" w:cstheme="minorHAnsi"/>
+                <w:w w:val="125"/>
+                <w:sz w:val="20"/>
+                <w:szCs w:val="20"/>
+              </w:rPr>
+              <w:fldChar w:fldCharType="end"/>
+            </w:r>
+          </w:p>
+        </w:tc>
+        <w:tc>
+          <w:tcPr>
+            <w:tcW w:w="1904" w:type="dxa"/>
+            <w:tcBorders>
+              <w:top w:val="single" w:sz="4" w:space="0" w:color="auto"/>
+              <w:left w:val="single" w:sz="4" w:space="0" w:color="auto"/>
+              <w:bottom w:val="single" w:sz="4" w:space="0" w:color="auto"/>
+            </w:tcBorders>
+            <w:tcMar>
+              <w:left w:w="28" w:type="dxa"/>
+              <w:right w:w="28" w:type="dxa"/>
+            </w:tcMar>
+            <w:vAlign w:val="center"/>
+          </w:tcPr>
+          <w:p>
+            <w:pPr>
+              <w:snapToGrid w:val="0"/>
+              <w:rPr>
+                <w:rFonts w:ascii="Yanone Kaffeesatz Regular" w:eastAsia="華康儷中黑" w:hAnsi="Yanone Kaffeesatz Regular"/>
+                <w:b/>
+                <w:bCs/>
+                <w:w w:val="125"/>
+                <w:sz w:val="20"/>
+                <w:szCs w:val="20"/>
+              </w:rPr>
+            </w:pPr>
             <w:r>
               <w:rPr>
                 <w:rFonts w:ascii="Yanone Kaffeesatz Regular" w:eastAsia="華康儷中黑" w:hAnsi="Yanone Kaffeesatz Regular" w:cs="DaunPenh"/>
@@ -23297,7 +23244,7 @@
                 <w:sz w:val="20"/>
                 <w:szCs w:val="20"/>
               </w:rPr>
-              <w:t>1*-2:10(1:9)</w:t>
+              <w:t>9:16-31(28)</w:t>
             </w:r>
           </w:p>
         </w:tc>
@@ -23333,7 +23280,7 @@
                 <w:sz w:val="20"/>
                 <w:szCs w:val="20"/>
               </w:rPr>
-              <w:t>二</w:t>
+              <w:t>三</w:t>
             </w:r>
             <w:r>
               <w:rPr>
@@ -23351,7 +23298,7 @@
                 <w:sz w:val="20"/>
                 <w:szCs w:val="20"/>
               </w:rPr>
-              <w:instrText xml:space="preserve"> =IF(pub_day+2&gt;this_mon_days, IF(pub_mon=12, 1, pub_mon+1), pub_mon) \* MERGEFORMAT </w:instrText>
+              <w:instrText xml:space="preserve"> =IF(pub_day+3&gt;this_mon_days, IF(pub_mon=12, 1, pub_mon+1), pub_mon) \* MERGEFORMAT </w:instrText>
             </w:r>
             <w:r>
               <w:rPr>
@@ -23406,7 +23353,7 @@
                 <w:sz w:val="20"/>
                 <w:szCs w:val="20"/>
               </w:rPr>
-              <w:instrText xml:space="preserve"> =IF(pub_day+2&gt;this_mon_days, -this_mon_days, 0)+pub_day+2  \* MERGEFORMAT </w:instrText>
+              <w:instrText xml:space="preserve"> =IF(pub_day+3&gt;this_mon_days, -this_mon_days, 0)+pub_day+3 \* MERGEFORMAT </w:instrText>
             </w:r>
             <w:r>
               <w:rPr>
@@ -23425,7 +23372,7 @@
                 <w:sz w:val="20"/>
                 <w:szCs w:val="20"/>
               </w:rPr>
-              <w:t>28</w:t>
+              <w:t>29</w:t>
             </w:r>
             <w:r>
               <w:rPr>
@@ -23473,7 +23420,7 @@
                 <w:sz w:val="20"/>
                 <w:szCs w:val="20"/>
               </w:rPr>
-              <w:t>2:11-3:15(2:20)</w:t>
+              <w:t>9:32-10:27(9:36)</w:t>
             </w:r>
           </w:p>
         </w:tc>
@@ -23509,7 +23456,7 @@
                 <w:sz w:val="20"/>
                 <w:szCs w:val="20"/>
               </w:rPr>
-              <w:t>三</w:t>
+              <w:t>四</w:t>
             </w:r>
             <w:r>
               <w:rPr>
@@ -23527,7 +23474,7 @@
                 <w:sz w:val="20"/>
                 <w:szCs w:val="20"/>
               </w:rPr>
-              <w:instrText xml:space="preserve"> =IF(pub_day+3&gt;this_mon_days, IF(pub_mon=12, 1, pub_mon+1), pub_mon) \* MERGEFORMAT </w:instrText>
+              <w:instrText xml:space="preserve"> =IF(pub_day+4&gt;this_mon_days, IF(pub_mon=12, 1, pub_mon+1), pub_mon) \* MERGEFORMAT </w:instrText>
             </w:r>
             <w:r>
               <w:rPr>
@@ -23582,7 +23529,7 @@
                 <w:sz w:val="20"/>
                 <w:szCs w:val="20"/>
               </w:rPr>
-              <w:instrText xml:space="preserve"> =IF(pub_day+3&gt;this_mon_days, -this_mon_days, 0)+pub_day+3 \* MERGEFORMAT </w:instrText>
+              <w:instrText xml:space="preserve"> =IF(pub_day+4&gt;this_mon_days, -this_mon_days, 0)+pub_day+4 \* MERGEFORMAT </w:instrText>
             </w:r>
             <w:r>
               <w:rPr>
@@ -23601,7 +23548,7 @@
                 <w:sz w:val="20"/>
                 <w:szCs w:val="20"/>
               </w:rPr>
-              <w:t>29</w:t>
+              <w:t>30</w:t>
             </w:r>
             <w:r>
               <w:rPr>
@@ -23649,7 +23596,7 @@
                 <w:sz w:val="20"/>
                 <w:szCs w:val="20"/>
               </w:rPr>
-              <w:t>3:16-4:14(4:14)</w:t>
+              <w:t>10:28-11:6(&lt;28-29)</w:t>
             </w:r>
           </w:p>
         </w:tc>
@@ -23685,7 +23632,7 @@
                 <w:sz w:val="20"/>
                 <w:szCs w:val="20"/>
               </w:rPr>
-              <w:t>四</w:t>
+              <w:t>五</w:t>
             </w:r>
             <w:r>
               <w:rPr>
@@ -23703,7 +23650,7 @@
                 <w:sz w:val="20"/>
                 <w:szCs w:val="20"/>
               </w:rPr>
-              <w:instrText xml:space="preserve"> =IF(pub_day+4&gt;this_mon_days, IF(pub_mon=12, 1, pub_mon+1), pub_mon) \* MERGEFORMAT </w:instrText>
+              <w:instrText xml:space="preserve"> =IF(pub_day+5&gt;this_mon_days, IF(pub_mon=12, 1, pub_mon+1), pub_mon) \* MERGEFORMAT </w:instrText>
             </w:r>
             <w:r>
               <w:rPr>
@@ -23758,7 +23705,7 @@
                 <w:sz w:val="20"/>
                 <w:szCs w:val="20"/>
               </w:rPr>
-              <w:instrText xml:space="preserve"> =IF(pub_day+4&gt;this_mon_days, -this_mon_days, 0)+pub_day+4 \* MERGEFORMAT </w:instrText>
+              <w:instrText xml:space="preserve"> =IF(pub_day+5&gt;this_mon_days, -this_mon_days, 0)+pub_day+5 \* MERGEFORMAT </w:instrText>
             </w:r>
             <w:r>
               <w:rPr>
@@ -23777,7 +23724,7 @@
                 <w:sz w:val="20"/>
                 <w:szCs w:val="20"/>
               </w:rPr>
-              <w:t>30</w:t>
+              <w:t>31</w:t>
             </w:r>
             <w:r>
               <w:rPr>
@@ -23825,7 +23772,7 @@
                 <w:sz w:val="20"/>
                 <w:szCs w:val="20"/>
               </w:rPr>
-              <w:t>4:15-5:13(5:8)</w:t>
+              <w:t>11:7-36(11:1-2)</w:t>
             </w:r>
           </w:p>
         </w:tc>
@@ -23836,7 +23783,7 @@
             <w:tcW w:w="911" w:type="dxa"/>
             <w:tcBorders>
               <w:top w:val="single" w:sz="4" w:space="0" w:color="auto"/>
-              <w:bottom w:val="single" w:sz="4" w:space="0" w:color="auto"/>
+              <w:bottom w:val="single" w:sz="12" w:space="0" w:color="auto"/>
               <w:right w:val="single" w:sz="4" w:space="0" w:color="auto"/>
             </w:tcBorders>
             <w:tcMar>
@@ -23861,7 +23808,7 @@
                 <w:sz w:val="20"/>
                 <w:szCs w:val="20"/>
               </w:rPr>
-              <w:t>五</w:t>
+              <w:t>六</w:t>
             </w:r>
             <w:r>
               <w:rPr>
@@ -23879,7 +23826,7 @@
                 <w:sz w:val="20"/>
                 <w:szCs w:val="20"/>
               </w:rPr>
-              <w:instrText xml:space="preserve"> =IF(pub_day+5&gt;this_mon_days, IF(pub_mon=12, 1, pub_mon+1), pub_mon) \* MERGEFORMAT </w:instrText>
+              <w:instrText xml:space="preserve"> =IF(pub_day+6&gt;this_mon_days, IF(pub_mon=12, 1, pub_mon+1), pub_mon) \* MERGEFORMAT </w:instrText>
             </w:r>
             <w:r>
               <w:rPr>
@@ -23898,7 +23845,7 @@
                 <w:sz w:val="20"/>
                 <w:szCs w:val="20"/>
               </w:rPr>
-              <w:t>7</w:t>
+              <w:t>8</w:t>
             </w:r>
             <w:r>
               <w:rPr>
@@ -23934,7 +23881,7 @@
                 <w:sz w:val="20"/>
                 <w:szCs w:val="20"/>
               </w:rPr>
-              <w:instrText xml:space="preserve"> =IF(pub_day+5&gt;this_mon_days, -this_mon_days, 0)+pub_day+5 \* MERGEFORMAT </w:instrText>
+              <w:instrText xml:space="preserve"> =IF(pub_day+6&gt;this_mon_days, -this_mon_days, 0)+pub_day+6 \* MERGEFORMAT </w:instrText>
             </w:r>
             <w:r>
               <w:rPr>
@@ -23953,7 +23900,7 @@
                 <w:sz w:val="20"/>
                 <w:szCs w:val="20"/>
               </w:rPr>
-              <w:t>31</w:t>
+              <w:t>1</w:t>
             </w:r>
             <w:r>
               <w:rPr>
@@ -23972,7 +23919,7 @@
             <w:tcBorders>
               <w:top w:val="single" w:sz="4" w:space="0" w:color="auto"/>
               <w:left w:val="single" w:sz="4" w:space="0" w:color="auto"/>
-              <w:bottom w:val="single" w:sz="4" w:space="0" w:color="auto"/>
+              <w:bottom w:val="single" w:sz="12" w:space="0" w:color="auto"/>
             </w:tcBorders>
             <w:tcMar>
               <w:left w:w="28" w:type="dxa"/>
@@ -24001,183 +23948,18 @@
                 <w:sz w:val="20"/>
                 <w:szCs w:val="20"/>
               </w:rPr>
-              <w:t>5:14-6*(6:9)</w:t>
-            </w:r>
-          </w:p>
-        </w:tc>
-      </w:tr>
-      <w:tr>
-        <w:tc>
-          <w:tcPr>
-            <w:tcW w:w="911" w:type="dxa"/>
-            <w:tcBorders>
-              <w:top w:val="single" w:sz="4" w:space="0" w:color="auto"/>
-              <w:bottom w:val="single" w:sz="12" w:space="0" w:color="auto"/>
-              <w:right w:val="single" w:sz="4" w:space="0" w:color="auto"/>
-            </w:tcBorders>
-            <w:tcMar>
-              <w:left w:w="57" w:type="dxa"/>
-              <w:right w:w="57" w:type="dxa"/>
-            </w:tcMar>
-          </w:tcPr>
-          <w:p>
-            <w:pPr>
-              <w:snapToGrid w:val="0"/>
-              <w:rPr>
-                <w:rFonts w:ascii="Barlow Condensed Medium" w:eastAsia="華康儷中黑" w:hAnsi="Barlow Condensed Medium" w:cstheme="minorHAnsi"/>
-                <w:w w:val="125"/>
-                <w:sz w:val="20"/>
-                <w:szCs w:val="20"/>
-              </w:rPr>
-            </w:pPr>
-            <w:r>
-              <w:rPr>
-                <w:rFonts w:ascii="Barlow Condensed Medium" w:eastAsia="華康儷中黑" w:hAnsi="Barlow Condensed Medium" w:cstheme="minorHAnsi"/>
-                <w:w w:val="125"/>
-                <w:sz w:val="20"/>
-                <w:szCs w:val="20"/>
-              </w:rPr>
-              <w:t>六</w:t>
-            </w:r>
-            <w:r>
-              <w:rPr>
-                <w:rFonts w:ascii="Barlow Condensed Medium" w:eastAsia="華康儷中黑" w:hAnsi="Barlow Condensed Medium" w:cstheme="minorHAnsi"/>
-                <w:w w:val="125"/>
-                <w:sz w:val="20"/>
-                <w:szCs w:val="20"/>
-              </w:rPr>
-              <w:fldChar w:fldCharType="begin"/>
-            </w:r>
-            <w:r>
-              <w:rPr>
-                <w:rFonts w:ascii="Barlow Condensed Medium" w:eastAsia="華康儷中黑" w:hAnsi="Barlow Condensed Medium" w:cstheme="minorHAnsi"/>
-                <w:w w:val="125"/>
-                <w:sz w:val="20"/>
-                <w:szCs w:val="20"/>
-              </w:rPr>
-              <w:instrText xml:space="preserve"> =IF(pub_day+6&gt;this_mon_days, IF(pub_mon=12, 1, pub_mon+1), pub_mon) \* MERGEFORMAT </w:instrText>
-            </w:r>
-            <w:r>
-              <w:rPr>
-                <w:rFonts w:ascii="Barlow Condensed Medium" w:eastAsia="華康儷中黑" w:hAnsi="Barlow Condensed Medium" w:cstheme="minorHAnsi"/>
-                <w:w w:val="125"/>
-                <w:sz w:val="20"/>
-                <w:szCs w:val="20"/>
-              </w:rPr>
-              <w:fldChar w:fldCharType="separate"/>
-            </w:r>
-            <w:r>
-              <w:rPr>
-                <w:rFonts w:ascii="Barlow Condensed Medium" w:eastAsia="華康儷中黑" w:hAnsi="Barlow Condensed Medium" w:cstheme="minorHAnsi"/>
-                <w:noProof/>
-                <w:w w:val="125"/>
-                <w:sz w:val="20"/>
-                <w:szCs w:val="20"/>
-              </w:rPr>
-              <w:t>8</w:t>
-            </w:r>
-            <w:r>
-              <w:rPr>
-                <w:rFonts w:ascii="Barlow Condensed Medium" w:eastAsia="華康儷中黑" w:hAnsi="Barlow Condensed Medium" w:cstheme="minorHAnsi"/>
-                <w:w w:val="125"/>
-                <w:sz w:val="20"/>
-                <w:szCs w:val="20"/>
-              </w:rPr>
-              <w:fldChar w:fldCharType="end"/>
-            </w:r>
-            <w:r>
-              <w:rPr>
-                <w:rFonts w:ascii="Barlow Condensed Medium" w:eastAsia="華康儷中黑" w:hAnsi="Barlow Condensed Medium" w:cstheme="minorHAnsi"/>
-                <w:w w:val="125"/>
-                <w:sz w:val="20"/>
-                <w:szCs w:val="20"/>
-              </w:rPr>
-              <w:t>/</w:t>
-            </w:r>
-            <w:r>
-              <w:rPr>
-                <w:rFonts w:ascii="Barlow Condensed Medium" w:eastAsia="華康儷中黑" w:hAnsi="Barlow Condensed Medium" w:cstheme="minorHAnsi"/>
-                <w:w w:val="125"/>
-                <w:sz w:val="20"/>
-                <w:szCs w:val="20"/>
-              </w:rPr>
-              <w:fldChar w:fldCharType="begin"/>
-            </w:r>
-            <w:r>
-              <w:rPr>
-                <w:rFonts w:ascii="Barlow Condensed Medium" w:eastAsia="華康儷中黑" w:hAnsi="Barlow Condensed Medium" w:cstheme="minorHAnsi"/>
-                <w:w w:val="125"/>
-                <w:sz w:val="20"/>
-                <w:szCs w:val="20"/>
-              </w:rPr>
-              <w:instrText xml:space="preserve"> =IF(pub_day+6&gt;this_mon_days, -this_mon_days, 0)+pub_day+6 \* MERGEFORMAT </w:instrText>
-            </w:r>
-            <w:r>
-              <w:rPr>
-                <w:rFonts w:ascii="Barlow Condensed Medium" w:eastAsia="華康儷中黑" w:hAnsi="Barlow Condensed Medium" w:cstheme="minorHAnsi"/>
-                <w:w w:val="125"/>
-                <w:sz w:val="20"/>
-                <w:szCs w:val="20"/>
-              </w:rPr>
-              <w:fldChar w:fldCharType="separate"/>
-            </w:r>
-            <w:r>
-              <w:rPr>
-                <w:rFonts w:ascii="Barlow Condensed Medium" w:eastAsia="華康儷中黑" w:hAnsi="Barlow Condensed Medium" w:cstheme="minorHAnsi"/>
-                <w:noProof/>
-                <w:w w:val="125"/>
-                <w:sz w:val="20"/>
-                <w:szCs w:val="20"/>
-              </w:rPr>
-              <w:t>1</w:t>
-            </w:r>
-            <w:r>
-              <w:rPr>
-                <w:rFonts w:ascii="Barlow Condensed Medium" w:eastAsia="華康儷中黑" w:hAnsi="Barlow Condensed Medium" w:cstheme="minorHAnsi"/>
-                <w:w w:val="125"/>
-                <w:sz w:val="20"/>
-                <w:szCs w:val="20"/>
-              </w:rPr>
-              <w:fldChar w:fldCharType="end"/>
-            </w:r>
-          </w:p>
-        </w:tc>
-        <w:tc>
-          <w:tcPr>
-            <w:tcW w:w="1904" w:type="dxa"/>
-            <w:tcBorders>
-              <w:top w:val="single" w:sz="4" w:space="0" w:color="auto"/>
-              <w:left w:val="single" w:sz="4" w:space="0" w:color="auto"/>
-              <w:bottom w:val="single" w:sz="12" w:space="0" w:color="auto"/>
-            </w:tcBorders>
-            <w:tcMar>
-              <w:left w:w="28" w:type="dxa"/>
-              <w:right w:w="28" w:type="dxa"/>
-            </w:tcMar>
-            <w:vAlign w:val="center"/>
-          </w:tcPr>
-          <w:p>
-            <w:pPr>
-              <w:snapToGrid w:val="0"/>
-              <w:rPr>
-                <w:rFonts w:ascii="Yanone Kaffeesatz Regular" w:eastAsia="華康儷中黑" w:hAnsi="Yanone Kaffeesatz Regular"/>
+              <w:t>12:1-37</w:t>
+            </w:r>
+            <w:r>
+              <w:rPr>
+                <w:rFonts w:ascii="Yanone Kaffeesatz Regular" w:eastAsia="華康儷中黑" w:hAnsi="Yanone Kaffeesatz Regular" w:cs="DaunPenh" w:hint="eastAsia"/>
                 <w:b/>
                 <w:bCs/>
                 <w:w w:val="125"/>
                 <w:sz w:val="20"/>
                 <w:szCs w:val="20"/>
               </w:rPr>
-            </w:pPr>
-            <w:r>
-              <w:rPr>
-                <w:rFonts w:ascii="Yanone Kaffeesatz Regular" w:eastAsia="華康儷中黑" w:hAnsi="Yanone Kaffeesatz Regular" w:cs="DaunPenh"/>
-                <w:b/>
-                <w:bCs/>
-                <w:w w:val="125"/>
-                <w:sz w:val="20"/>
-                <w:szCs w:val="20"/>
-              </w:rPr>
-              <w:t>7:1-56(1,4)</w:t>
+              <w:t>(27)</w:t>
             </w:r>
           </w:p>
         </w:tc>
@@ -24584,7 +24366,7 @@
           <w:sz w:val="26"/>
           <w:szCs w:val="26"/>
         </w:rPr>
-        <w:t>恩待我們片時</w:t>
+        <w:t>裝上鍚安的城門</w:t>
       </w:r>
       <w:r>
         <w:rPr>
@@ -24636,7 +24418,29 @@
           <w:sz w:val="26"/>
           <w:szCs w:val="26"/>
         </w:rPr>
-        <w:t>現在耶和華－我們的神暫且向我們施恩，為我們留下一些殘存之民，使我們如釘子釘在他的聖所，讓我們的神光照我們的眼目，使我們在受轄制之中稍微復興。</w:t>
+        <w:t>城牆修完，我安了門扇，門口的守衛、歌唱的和利未人都已派定。</w:t>
+      </w:r>
+      <w:r>
+        <w:rPr>
+          <w:rFonts w:ascii="華康古印體" w:eastAsia="華康古印體" w:hAnsi="Barlow Condensed Medium" w:cs="Arial"/>
+          <w:b/>
+          <w:bCs/>
+          <w:w w:val="70"/>
+          <w:sz w:val="26"/>
+          <w:szCs w:val="26"/>
+        </w:rPr>
+        <w:t>…</w:t>
+      </w:r>
+      <w:r>
+        <w:rPr>
+          <w:rFonts w:ascii="華康古印體" w:eastAsia="華康古印體" w:hAnsi="Barlow Condensed Medium" w:cs="Arial" w:hint="eastAsia"/>
+          <w:b/>
+          <w:bCs/>
+          <w:w w:val="70"/>
+          <w:sz w:val="26"/>
+          <w:szCs w:val="26"/>
+        </w:rPr>
+        <w:t>城又寬又大，城中的百姓卻稀少，房屋也還沒有建造。</w:t>
       </w:r>
       <w:r>
         <w:rPr>
@@ -24656,7 +24460,7 @@
           <w:sz w:val="26"/>
           <w:szCs w:val="26"/>
         </w:rPr>
-        <w:t>拉</w:t>
+        <w:t>尼</w:t>
       </w:r>
       <w:r>
         <w:rPr>
@@ -24666,7 +24470,7 @@
           <w:sz w:val="26"/>
           <w:szCs w:val="26"/>
         </w:rPr>
-        <w:t>9:8</w:t>
+        <w:t>7:1, 4</w:t>
       </w:r>
       <w:r>
         <w:rPr>
@@ -24775,6 +24579,80 @@
               <w:spacing w:line="300" w:lineRule="exact"/>
               <w:jc w:val="both"/>
               <w:rPr>
+                <w:rFonts w:ascii="Barlow Condensed Medium" w:eastAsia="華康中黑體" w:hAnsi="Barlow Condensed Medium" w:cs="Arial" w:hint="eastAsia"/>
+                <w:w w:val="75"/>
+                <w:sz w:val="26"/>
+                <w:szCs w:val="26"/>
+              </w:rPr>
+            </w:pPr>
+            <w:r>
+              <w:rPr>
+                <w:rFonts w:ascii="Barlow Condensed Medium" w:eastAsia="華康中黑體" w:hAnsi="Barlow Condensed Medium" w:cs="Arial" w:hint="eastAsia"/>
+                <w:w w:val="75"/>
+                <w:sz w:val="26"/>
+                <w:szCs w:val="26"/>
+              </w:rPr>
+              <w:t>為何最後才為城牆安上城門</w:t>
+            </w:r>
+            <w:r>
+              <w:rPr>
+                <w:rFonts w:ascii="Barlow Condensed Medium" w:eastAsia="華康中黑體" w:hAnsi="Barlow Condensed Medium" w:cs="Arial" w:hint="eastAsia"/>
+                <w:w w:val="75"/>
+                <w:sz w:val="26"/>
+                <w:szCs w:val="26"/>
+              </w:rPr>
+              <w:t>?</w:t>
+            </w:r>
+            <w:bookmarkStart w:id="6" w:name="_GoBack"/>
+            <w:bookmarkEnd w:id="6"/>
+          </w:p>
+        </w:tc>
+      </w:tr>
+      <w:tr>
+        <w:tc>
+          <w:tcPr>
+            <w:tcW w:w="238" w:type="dxa"/>
+            <w:tcMar>
+              <w:left w:w="28" w:type="dxa"/>
+              <w:right w:w="28" w:type="dxa"/>
+            </w:tcMar>
+          </w:tcPr>
+          <w:p>
+            <w:pPr>
+              <w:snapToGrid w:val="0"/>
+              <w:spacing w:line="300" w:lineRule="exact"/>
+              <w:rPr>
+                <w:rFonts w:ascii="Barlow Condensed Medium" w:eastAsia="華康細黑體" w:hAnsi="Barlow Condensed Medium" w:cs="Arial"/>
+                <w:w w:val="75"/>
+                <w:sz w:val="26"/>
+                <w:szCs w:val="26"/>
+              </w:rPr>
+            </w:pPr>
+            <w:r>
+              <w:rPr>
+                <w:rFonts w:ascii="Barlow Condensed Medium" w:eastAsia="華康細黑體" w:hAnsi="Barlow Condensed Medium" w:cs="Arial"/>
+                <w:w w:val="75"/>
+                <w:sz w:val="26"/>
+                <w:szCs w:val="26"/>
+              </w:rPr>
+              <w:t>2.</w:t>
+            </w:r>
+          </w:p>
+        </w:tc>
+        <w:tc>
+          <w:tcPr>
+            <w:tcW w:w="2607" w:type="dxa"/>
+            <w:tcMar>
+              <w:left w:w="57" w:type="dxa"/>
+              <w:right w:w="57" w:type="dxa"/>
+            </w:tcMar>
+          </w:tcPr>
+          <w:p>
+            <w:pPr>
+              <w:snapToGrid w:val="0"/>
+              <w:spacing w:line="300" w:lineRule="exact"/>
+              <w:jc w:val="both"/>
+              <w:rPr>
                 <w:rFonts w:ascii="Barlow Condensed Medium" w:eastAsia="華康中黑體" w:hAnsi="Barlow Condensed Medium" w:cs="Arial"/>
                 <w:w w:val="75"/>
                 <w:sz w:val="26"/>
@@ -24788,7 +24666,7 @@
                 <w:sz w:val="26"/>
                 <w:szCs w:val="26"/>
               </w:rPr>
-              <w:t>以斯拉回歸猶大的主要目的</w:t>
+              <w:t>城牆要保護的是什麼</w:t>
             </w:r>
             <w:r>
               <w:rPr>
@@ -24829,7 +24707,7 @@
                 <w:sz w:val="26"/>
                 <w:szCs w:val="26"/>
               </w:rPr>
-              <w:t>2.</w:t>
+              <w:t>3.</w:t>
             </w:r>
           </w:p>
         </w:tc>
@@ -24860,7 +24738,7 @@
                 <w:sz w:val="26"/>
                 <w:szCs w:val="26"/>
               </w:rPr>
-              <w:t>與外族通婚有何罪呢</w:t>
+              <w:t>人、牲口和財產各有何意義</w:t>
             </w:r>
             <w:r>
               <w:rPr>
@@ -24896,12 +24774,21 @@
             </w:pPr>
             <w:r>
               <w:rPr>
+                <w:rFonts w:ascii="Barlow Condensed Medium" w:eastAsia="華康細黑體" w:hAnsi="Barlow Condensed Medium" w:cs="Arial" w:hint="eastAsia"/>
+                <w:w w:val="75"/>
+                <w:sz w:val="26"/>
+                <w:szCs w:val="26"/>
+              </w:rPr>
+              <w:t>4</w:t>
+            </w:r>
+            <w:r>
+              <w:rPr>
                 <w:rFonts w:ascii="Barlow Condensed Medium" w:eastAsia="華康細黑體" w:hAnsi="Barlow Condensed Medium" w:cs="Arial"/>
                 <w:w w:val="75"/>
                 <w:sz w:val="26"/>
                 <w:szCs w:val="26"/>
               </w:rPr>
-              <w:t>3.</w:t>
+              <w:t>.</w:t>
             </w:r>
           </w:p>
         </w:tc>
@@ -24932,88 +24819,7 @@
                 <w:sz w:val="26"/>
                 <w:szCs w:val="26"/>
               </w:rPr>
-              <w:t>如何培養反省的能力</w:t>
-            </w:r>
-            <w:r>
-              <w:rPr>
-                <w:rFonts w:ascii="Barlow Condensed Medium" w:eastAsia="華康中黑體" w:hAnsi="Barlow Condensed Medium" w:cs="Arial" w:hint="eastAsia"/>
-                <w:w w:val="75"/>
-                <w:sz w:val="26"/>
-                <w:szCs w:val="26"/>
-              </w:rPr>
-              <w:t>?</w:t>
-            </w:r>
-          </w:p>
-        </w:tc>
-      </w:tr>
-      <w:tr>
-        <w:tc>
-          <w:tcPr>
-            <w:tcW w:w="238" w:type="dxa"/>
-            <w:tcMar>
-              <w:left w:w="28" w:type="dxa"/>
-              <w:right w:w="28" w:type="dxa"/>
-            </w:tcMar>
-          </w:tcPr>
-          <w:p>
-            <w:pPr>
-              <w:snapToGrid w:val="0"/>
-              <w:spacing w:line="300" w:lineRule="exact"/>
-              <w:rPr>
-                <w:rFonts w:ascii="Barlow Condensed Medium" w:eastAsia="華康細黑體" w:hAnsi="Barlow Condensed Medium" w:cs="Arial"/>
-                <w:w w:val="75"/>
-                <w:sz w:val="26"/>
-                <w:szCs w:val="26"/>
-              </w:rPr>
-            </w:pPr>
-            <w:r>
-              <w:rPr>
-                <w:rFonts w:ascii="Barlow Condensed Medium" w:eastAsia="華康細黑體" w:hAnsi="Barlow Condensed Medium" w:cs="Arial" w:hint="eastAsia"/>
-                <w:w w:val="75"/>
-                <w:sz w:val="26"/>
-                <w:szCs w:val="26"/>
-              </w:rPr>
-              <w:t>4</w:t>
-            </w:r>
-            <w:r>
-              <w:rPr>
-                <w:rFonts w:ascii="Barlow Condensed Medium" w:eastAsia="華康細黑體" w:hAnsi="Barlow Condensed Medium" w:cs="Arial"/>
-                <w:w w:val="75"/>
-                <w:sz w:val="26"/>
-                <w:szCs w:val="26"/>
-              </w:rPr>
-              <w:t>.</w:t>
-            </w:r>
-          </w:p>
-        </w:tc>
-        <w:tc>
-          <w:tcPr>
-            <w:tcW w:w="2607" w:type="dxa"/>
-            <w:tcMar>
-              <w:left w:w="57" w:type="dxa"/>
-              <w:right w:w="57" w:type="dxa"/>
-            </w:tcMar>
-          </w:tcPr>
-          <w:p>
-            <w:pPr>
-              <w:snapToGrid w:val="0"/>
-              <w:spacing w:line="300" w:lineRule="exact"/>
-              <w:jc w:val="both"/>
-              <w:rPr>
-                <w:rFonts w:ascii="Barlow Condensed Medium" w:eastAsia="華康中黑體" w:hAnsi="Barlow Condensed Medium" w:cs="Arial"/>
-                <w:w w:val="75"/>
-                <w:sz w:val="26"/>
-                <w:szCs w:val="26"/>
-              </w:rPr>
-            </w:pPr>
-            <w:r>
-              <w:rPr>
-                <w:rFonts w:ascii="Barlow Condensed Medium" w:eastAsia="華康中黑體" w:hAnsi="Barlow Condensed Medium" w:cs="Arial" w:hint="eastAsia"/>
-                <w:w w:val="75"/>
-                <w:sz w:val="26"/>
-                <w:szCs w:val="26"/>
-              </w:rPr>
-              <w:t>什麼力量叫人能離棄惡而悔改</w:t>
+              <w:t xml:space="preserve">　神為何使耶路撒冷重建</w:t>
             </w:r>
             <w:r>
               <w:rPr>
@@ -25134,7 +24940,7 @@
           </mc:Choice>
           <mc:Fallback>
             <w:pict>
-              <v:line w14:anchorId="5DEE7EE0" id="直線接點 6" o:spid="_x0000_s1026" style="position:absolute;z-index:251665408;visibility:visible;mso-wrap-style:square;mso-width-percent:0;mso-height-percent:0;mso-wrap-distance-left:9pt;mso-wrap-distance-top:0;mso-wrap-distance-right:9pt;mso-wrap-distance-bottom:0;mso-position-horizontal:absolute;mso-position-horizontal-relative:page;mso-position-vertical:absolute;mso-position-vertical-relative:page;mso-width-percent:0;mso-height-percent:0;mso-width-relative:margin;mso-height-relative:margin" from="343.9pt,19.85pt" to="345.05pt,710.95pt" o:gfxdata="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" strokecolor="black [3213]" strokeweight=".5pt">
+              <v:line w14:anchorId="74E211E2" id="直線接點 6" o:spid="_x0000_s1026" style="position:absolute;z-index:251665408;visibility:visible;mso-wrap-style:square;mso-width-percent:0;mso-height-percent:0;mso-wrap-distance-left:9pt;mso-wrap-distance-top:0;mso-wrap-distance-right:9pt;mso-wrap-distance-bottom:0;mso-position-horizontal:absolute;mso-position-horizontal-relative:page;mso-position-vertical:absolute;mso-position-vertical-relative:page;mso-width-percent:0;mso-height-percent:0;mso-width-relative:margin;mso-height-relative:margin" from="343.9pt,19.85pt" to="345.05pt,710.95pt" o:gfxdata="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" strokecolor="black [3213]" strokeweight=".5pt">
                 <v:stroke dashstyle="3 1" joinstyle="miter"/>
                 <w10:wrap anchorx="page" anchory="page"/>
               </v:line>
@@ -25212,7 +25018,7 @@
           </mc:Choice>
           <mc:Fallback>
             <w:pict>
-              <v:line w14:anchorId="2F0E168F" id="直線接點 4" o:spid="_x0000_s1026" style="position:absolute;z-index:251661312;visibility:visible;mso-wrap-style:square;mso-width-percent:0;mso-height-percent:0;mso-wrap-distance-left:9pt;mso-wrap-distance-top:0;mso-wrap-distance-right:9pt;mso-wrap-distance-bottom:0;mso-position-horizontal:absolute;mso-position-horizontal-relative:page;mso-position-vertical:absolute;mso-position-vertical-relative:page;mso-width-percent:0;mso-height-percent:0;mso-width-relative:margin;mso-height-relative:margin" from="343.9pt,19.85pt" to="345.05pt,710.95pt" o:gfxdata="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" strokecolor="black [3213]" strokeweight=".5pt">
+              <v:line w14:anchorId="117662CD" id="直線接點 4" o:spid="_x0000_s1026" style="position:absolute;z-index:251661312;visibility:visible;mso-wrap-style:square;mso-width-percent:0;mso-height-percent:0;mso-wrap-distance-left:9pt;mso-wrap-distance-top:0;mso-wrap-distance-right:9pt;mso-wrap-distance-bottom:0;mso-position-horizontal:absolute;mso-position-horizontal-relative:page;mso-position-vertical:absolute;mso-position-vertical-relative:page;mso-width-percent:0;mso-height-percent:0;mso-width-relative:margin;mso-height-relative:margin" from="343.9pt,19.85pt" to="345.05pt,710.95pt" o:gfxdata="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" strokecolor="black [3213]" strokeweight=".5pt">
                 <v:stroke dashstyle="3 1" joinstyle="miter"/>
                 <w10:wrap anchorx="page" anchory="page"/>
               </v:line>
@@ -25404,7 +25210,7 @@
           <w:sz w:val="26"/>
           <w:szCs w:val="26"/>
         </w:rPr>
-        <w:t>恩待我們片時</w:t>
+        <w:t>裝上鍚安的城門</w:t>
       </w:r>
       <w:r>
         <w:rPr>
@@ -25486,7 +25292,7 @@
                 <w:sz w:val="26"/>
                 <w:szCs w:val="26"/>
               </w:rPr>
-              <w:t>拉</w:t>
+              <w:t>尼</w:t>
             </w:r>
             <w:r>
               <w:rPr>
@@ -25495,7 +25301,7 @@
                 <w:sz w:val="26"/>
                 <w:szCs w:val="26"/>
               </w:rPr>
-              <w:t>9:5-15</w:t>
+              <w:t>7:1-7, 66-73</w:t>
             </w:r>
           </w:p>
         </w:tc>
@@ -25544,73 +25350,11 @@
       <w:r>
         <w:rPr>
           <w:rFonts w:ascii="Barlow Condensed Medium" w:eastAsia="華康儷中黑" w:hAnsi="Barlow Condensed Medium" w:hint="eastAsia"/>
-          <w:sz w:val="26"/>
-          <w:szCs w:val="26"/>
-        </w:rPr>
-        <w:t>以斯拉是經學士，在聖殿</w:t>
-      </w:r>
-      <w:r>
-        <w:rPr>
-          <w:rFonts w:ascii="Barlow Condensed Medium" w:eastAsia="華康儷中黑" w:hAnsi="Barlow Condensed Medium" w:hint="eastAsia"/>
           <w:w w:val="75"/>
           <w:sz w:val="26"/>
           <w:szCs w:val="26"/>
         </w:rPr>
-        <w:t>重建完工</w:t>
-      </w:r>
-      <w:r>
-        <w:rPr>
-          <w:rFonts w:ascii="Barlow Condensed Medium" w:eastAsia="華康儷中黑" w:hAnsi="Barlow Condensed Medium" w:hint="eastAsia"/>
-          <w:w w:val="75"/>
-          <w:sz w:val="26"/>
-          <w:szCs w:val="26"/>
-        </w:rPr>
-        <w:t xml:space="preserve">(517 BC) </w:t>
-      </w:r>
-      <w:r>
-        <w:rPr>
-          <w:rFonts w:ascii="Barlow Condensed Medium" w:eastAsia="華康儷中黑" w:hAnsi="Barlow Condensed Medium" w:hint="eastAsia"/>
-          <w:w w:val="75"/>
-          <w:sz w:val="26"/>
-          <w:szCs w:val="26"/>
-        </w:rPr>
-        <w:t>後</w:t>
-      </w:r>
-      <w:r>
-        <w:rPr>
-          <w:rFonts w:ascii="Barlow Condensed Medium" w:eastAsia="華康儷中黑" w:hAnsi="Barlow Condensed Medium" w:hint="eastAsia"/>
-          <w:w w:val="75"/>
-          <w:sz w:val="26"/>
-          <w:szCs w:val="26"/>
-        </w:rPr>
-        <w:t>60</w:t>
-      </w:r>
-      <w:r>
-        <w:rPr>
-          <w:rFonts w:ascii="Barlow Condensed Medium" w:eastAsia="華康儷中黑" w:hAnsi="Barlow Condensed Medium" w:hint="eastAsia"/>
-          <w:w w:val="75"/>
-          <w:sz w:val="26"/>
-          <w:szCs w:val="26"/>
-        </w:rPr>
-        <w:t>年，</w:t>
-      </w:r>
-      <w:r>
-        <w:rPr>
-          <w:rFonts w:ascii="Barlow Condensed Medium" w:eastAsia="華康儷中黑" w:hAnsi="Barlow Condensed Medium" w:hint="eastAsia"/>
-          <w:w w:val="75"/>
-          <w:sz w:val="26"/>
-          <w:szCs w:val="26"/>
-        </w:rPr>
-        <w:t>457 BC</w:t>
-      </w:r>
-      <w:r>
-        <w:rPr>
-          <w:rFonts w:ascii="Barlow Condensed Medium" w:eastAsia="華康儷中黑" w:hAnsi="Barlow Condensed Medium" w:hint="eastAsia"/>
-          <w:w w:val="75"/>
-          <w:sz w:val="26"/>
-          <w:szCs w:val="26"/>
-        </w:rPr>
-        <w:t>，帶領第二批以色列人回歸。是奉亞達薛西王的命令向聖殿獻祭，教導和重建　神的律法制度。</w:t>
+        <w:t>尼希米在二個月內，帶領以色列人重建了耶路撒冷城牆，在　神的幫助下，完成這不可能的任務。最後安上城門且派了守衛，代表城池重新有了安全的保障。</w:t>
       </w:r>
       <w:r>
         <w:rPr>
@@ -25619,7 +25363,7 @@
           <w:sz w:val="26"/>
           <w:szCs w:val="26"/>
         </w:rPr>
-        <w:t>觀察以斯拉為這趟旅程的預備和作為，我們就能發現他是一位嚴謹、力行且信心堅毅的經學家。像在巴比倫出發前特地召聚利未人加入聖潔事奉的隊伍，宣布禁食可能有</w:t>
+        <w:t>此時，離聖殿重建完成已經過了約</w:t>
       </w:r>
       <w:r>
         <w:rPr>
@@ -25628,7 +25372,7 @@
           <w:sz w:val="26"/>
           <w:szCs w:val="26"/>
         </w:rPr>
-        <w:t>3</w:t>
+        <w:t>60</w:t>
       </w:r>
       <w:r>
         <w:rPr>
@@ -25637,7 +25381,7 @@
           <w:sz w:val="26"/>
           <w:szCs w:val="26"/>
         </w:rPr>
-        <w:t>天到</w:t>
+        <w:t>年。若這期間有人在聖殿中事奉，且在城中居住，不可能完全沒有修復城牆和城門。可能是能力有限，只有簡單修復，才會輕易地被破壞和燒毀。根據猶太史學家約瑟夫記載，尼希米重建城牆的工程共費時二年四個月，而</w:t>
       </w:r>
       <w:r>
         <w:rPr>
@@ -25646,7 +25390,7 @@
           <w:sz w:val="26"/>
           <w:szCs w:val="26"/>
         </w:rPr>
-        <w:t>1</w:t>
+        <w:t xml:space="preserve">52 </w:t>
       </w:r>
       <w:r>
         <w:rPr>
@@ -25655,7 +25399,7 @@
           <w:sz w:val="26"/>
           <w:szCs w:val="26"/>
         </w:rPr>
-        <w:t>週，又將所有王交付的金、銀和禮物稱重列冊，在入聖殿庫房前又再稱重確認。同時他相信這是一趟　神所喜悅的旅程，　神必親自保守，讓他們一路上脫離賊匪的風險，因此拒絕王差派護衛隊。最後，到了耶路撒冷，獻了禮物也獻了祭，當所有計劃中的事都完成之後，真正的問題和考驗才出現。就是聖殿雖然已經重建了</w:t>
+        <w:t>天是最後的收尾工程。又有人說，</w:t>
       </w:r>
       <w:r>
         <w:rPr>
@@ -25664,7 +25408,7 @@
           <w:sz w:val="26"/>
           <w:szCs w:val="26"/>
         </w:rPr>
-        <w:t>60</w:t>
+        <w:t>52</w:t>
       </w:r>
       <w:r>
         <w:rPr>
@@ -25673,25 +25417,7 @@
           <w:sz w:val="26"/>
           <w:szCs w:val="26"/>
         </w:rPr>
-        <w:t>年，第一批人回歸也將近</w:t>
-      </w:r>
-      <w:r>
-        <w:rPr>
-          <w:rFonts w:ascii="Barlow Condensed Medium" w:eastAsia="華康細黑體" w:hAnsi="Barlow Condensed Medium" w:cs="微軟正黑體" w:hint="eastAsia"/>
-          <w:w w:val="75"/>
-          <w:sz w:val="26"/>
-          <w:szCs w:val="26"/>
-        </w:rPr>
-        <w:t>80</w:t>
-      </w:r>
-      <w:r>
-        <w:rPr>
-          <w:rFonts w:ascii="Barlow Condensed Medium" w:eastAsia="華康細黑體" w:hAnsi="Barlow Condensed Medium" w:cs="微軟正黑體" w:hint="eastAsia"/>
-          <w:w w:val="75"/>
-          <w:sz w:val="26"/>
-          <w:szCs w:val="26"/>
-        </w:rPr>
-        <w:t>年，以色列人或許沒有向耶和華以外的　神獻祭，卻沒有謹守遵行　神的律法，讓以色列人有曝露在犯罪和背離　神的風險之中。</w:t>
+        <w:t>天是在舊城牆的基礎上，填補缺口到可以防衛的高度，再花二年才完全修復。而一般認為新城牆的規範可能縮小到只有原城牆的三分之一長。無論如何，能安上城門，指的是所有的城門，就表示城牆已經沒有缺口，只能從城門進出。又如何讓城牆能真正發揮保護居民的功能，才能提升人民進住的意願。這也是回歸至今，城中居民稀少的關鍵原因。因為有城牆的城市內不能生產糧食和物資，卻是為了集中、保護、買賣和流通金錢。</w:t>
       </w:r>
     </w:p>
     <w:p>
@@ -25714,7 +25440,7 @@
           <w:sz w:val="26"/>
           <w:szCs w:val="26"/>
         </w:rPr>
-        <w:t>以斯拉驚覺回歸的以色列人與外族通婚嚴重，違背摩西律法中與　神立的約。正因回歸和初進迦南時處境相同，以色列人都是少數，必須保存文化和固守產業。</w:t>
+        <w:t>城不會自己安全，必須有人管理和守衛。　神的聖城當然交給敬畏　神的人管理，又設守衛管制城門，日開夜閉，至於城牆的守望，則由居民就近分擔守望。</w:t>
       </w:r>
       <w:r>
         <w:rPr>
@@ -25723,34 +25449,7 @@
           <w:sz w:val="26"/>
           <w:szCs w:val="26"/>
         </w:rPr>
-        <w:t>儘管在</w:t>
-      </w:r>
-      <w:r>
-        <w:rPr>
-          <w:rFonts w:ascii="Barlow Condensed Medium" w:eastAsia="華康細黑體" w:hAnsi="Barlow Condensed Medium" w:cs="微軟正黑體" w:hint="eastAsia"/>
-          <w:w w:val="75"/>
-          <w:sz w:val="26"/>
-          <w:szCs w:val="26"/>
-        </w:rPr>
-        <w:t>9:1</w:t>
-      </w:r>
-      <w:r>
-        <w:rPr>
-          <w:rFonts w:ascii="Barlow Condensed Medium" w:eastAsia="華康細黑體" w:hAnsi="Barlow Condensed Medium" w:cs="微軟正黑體" w:hint="eastAsia"/>
-          <w:w w:val="75"/>
-          <w:sz w:val="26"/>
-          <w:szCs w:val="26"/>
-        </w:rPr>
-        <w:t>中提及進迦南時代的民族，大部份都不復存在，早已被亞述時代遷徙來的其他民族所取代，但是以色列人卻相同是新遷入的少數。又在古代，家族是人一生最重要，甚至無法避免，的人格和文化素質，包括信仰，養成的地方。所在作為少數居民的景況下，強制不與異族通婚，是為了</w:t>
-      </w:r>
-      <w:r>
-        <w:rPr>
-          <w:rFonts w:ascii="Barlow Condensed Medium" w:eastAsia="華康細黑體" w:hAnsi="Barlow Condensed Medium" w:cs="微軟正黑體" w:hint="eastAsia"/>
-          <w:w w:val="75"/>
-          <w:sz w:val="26"/>
-          <w:szCs w:val="26"/>
-        </w:rPr>
-        <w:t>保護文化和信仰純正的非常手段。另一方面是為了守護產業。就在以斯拉同時期有另一份歷史文件記錄，以色列人因為將產業分給異族通婚下的子女，造成了土地和生產力的流失。然而，這種有遠見的文化保存策略一言難盡，直接以「聖潔」作為禁令的原因可能比較容易達到強制力。然而，現代教育是公共政策，不可同日而語。</w:t>
+        <w:t>哈拿尼是尼希米的親兄弟，有人認為這是簡稱，與哈拿尼雅是同一人。又早先，哈拿尼就曾經駐守在猶大地，也是他把耶城的慘況告訴了尼希米。因為他敬畏　神，就是無私、正直和講求　神的公義的人，是出任耶路撒冷最高防衛長官，保護　神的產業和百姓的最佳人選。哈拿尼領導的應該是波斯王派給尼希米的衛隊，是正規的軍隊。尼希米指派他們守城門，當然包括上下衛兵的巡邏。另一方面也是一種武力展示，能嚇阻盜匪和安定民心。至於城牆守望的工作，因為範圍廣大，則設置民兵，就近看守各自住家前的，就是對面能監看到的城牆。雖然兵力和居民不多，因為靈活和充分運用，讓耶路撒冷的防衛能力達到最大值。</w:t>
       </w:r>
     </w:p>
     <w:p>
@@ -25773,7 +25472,7 @@
           <w:sz w:val="26"/>
           <w:szCs w:val="26"/>
         </w:rPr>
-        <w:t>在悔改的禱告中，強調眾人要共同承擔這通婚異族的罪，且珍惜　神的容忍暫時地恩待他們。進而呼籲眾人要立刻行動，休離異教的妻子和子女來悔改。</w:t>
+        <w:t>最後是人口普查、工程款項和整個城市經濟力的結算。這些回歸的人不單是參與重建聖殿和城牆，也是城中的住民，就是整個城市經濟和文化運作的主體。</w:t>
       </w:r>
       <w:r>
         <w:rPr>
@@ -25782,52 +25481,7 @@
           <w:sz w:val="26"/>
           <w:szCs w:val="26"/>
         </w:rPr>
-        <w:t>以斯拉為聽見這不潔的通婚，為以色列人再犯老祖先的罪極其難過，一直到獻晚祭的時候，就是下午三點。他必須為這全體的罪來悔改，不然他無法平安地獻祭。在禱告中他感性告白，卻不是嚴厲地指責，是希望能激起會眾內心的自省。因為他明白，這種近乎是私事的婚姻，人若不是出於對　神的敬畏而自願遵行　神的律法，是很難處理的事。他提醒眾人，現在回歸的景況，是　神的恩典，讓這一點點時間臨到我們這群殘存之民；讓我們有一丁點像進到　神的聖所中插一根帳棚營釘的恩准，能被　神的光照亮我們的目光而明白他的智慧和純全的良善；同時在列王之下為奴，卻有能重建耶路撒冷城和聖殿，使民族有稍復興的機會。以上是第</w:t>
-      </w:r>
-      <w:r>
-        <w:rPr>
-          <w:rFonts w:ascii="Barlow Condensed Medium" w:eastAsia="華康細黑體" w:hAnsi="Barlow Condensed Medium" w:cs="微軟正黑體" w:hint="eastAsia"/>
-          <w:w w:val="75"/>
-          <w:sz w:val="26"/>
-          <w:szCs w:val="26"/>
-        </w:rPr>
-        <w:t>8-9</w:t>
-      </w:r>
-      <w:r>
-        <w:rPr>
-          <w:rFonts w:ascii="Barlow Condensed Medium" w:eastAsia="華康細黑體" w:hAnsi="Barlow Condensed Medium" w:cs="微軟正黑體" w:hint="eastAsia"/>
-          <w:w w:val="75"/>
-          <w:sz w:val="26"/>
-          <w:szCs w:val="26"/>
-        </w:rPr>
-        <w:t>節告白的內容。意思是藉著反省，進而知錯、轉念和悔改。又形成了眾人的意志，在執行上，有集體的引導和支持，改革和轉變的成效也會更大。像近日新聞，父母為了讓小孩擺脫</w:t>
-      </w:r>
-      <w:r>
-        <w:rPr>
-          <w:rFonts w:ascii="Barlow Condensed Medium" w:eastAsia="華康細黑體" w:hAnsi="Barlow Condensed Medium" w:cs="微軟正黑體" w:hint="eastAsia"/>
-          <w:w w:val="75"/>
-          <w:sz w:val="26"/>
-          <w:szCs w:val="26"/>
-        </w:rPr>
-        <w:t>3C</w:t>
-      </w:r>
-      <w:r>
-        <w:rPr>
-          <w:rFonts w:ascii="Barlow Condensed Medium" w:eastAsia="華康細黑體" w:hAnsi="Barlow Condensed Medium" w:cs="微軟正黑體" w:hint="eastAsia"/>
-          <w:w w:val="75"/>
-          <w:sz w:val="26"/>
-          <w:szCs w:val="26"/>
-        </w:rPr>
-        <w:t>，乃是引導和支持他轉向臨摹手繪的人體組</w:t>
-      </w:r>
-      <w:r>
-        <w:rPr>
-          <w:rFonts w:ascii="Barlow Condensed Medium" w:eastAsia="華康細黑體" w:hAnsi="Barlow Condensed Medium" w:cs="微軟正黑體" w:hint="eastAsia"/>
-          <w:w w:val="75"/>
-          <w:sz w:val="26"/>
-          <w:szCs w:val="26"/>
-        </w:rPr>
-        <w:t>織圖鑑。</w:t>
+        <w:t>人、牲口和財物構成了城市基本的運作規模。尼希米的記錄也算是給波斯王的一份工作報告，就是王在耶路撒冷有多少產業得到保全。首先是人，是最主要的生產力。這份第一批回歸的名單大致與以斯拉第二章相同，也是三批回歸的人中記錄最完整的。主要就是宣告以色列人取回耶路撒冷的正當權利。至於有些家族和人數的不同，是因為古代記錄和保存文件不易，在無法確認何者正確的狀況下，同時保留是最誠實的作法。這也是聖經書卷的處理方式；不是衝突，而是不能確定。其次是牲口，有馬、騾、駱駝和驢作為貨物運輸的量能，是城市的商業發展不可或缺的。最後是為了重建所捐出的金銀，作為市場流動的資金。額外的層面，又或許是更高的精神層面。在耶路撒冷有歌唱娛樂的男女，還有在維持聖殿運作的祭司和利未人。這一切的總和才是保證耶路撒冷永續發展的力量。</w:t>
       </w:r>
     </w:p>
     <w:p>
@@ -25858,7 +25512,7 @@
           <w:sz w:val="26"/>
           <w:szCs w:val="26"/>
         </w:rPr>
-        <w:t>吾日三省吾身</w:t>
+        <w:t>城市的興起</w:t>
       </w:r>
       <w:r>
         <w:rPr>
@@ -25876,7 +25530,25 @@
           <w:sz w:val="26"/>
           <w:szCs w:val="26"/>
         </w:rPr>
-        <w:t>「為人謀而不忠乎？與朋友交而不信乎？傳不習乎？」《論語‧學而》這世界大部份的教育都是從主修倫理和道德開始。讀萬卷書所學何事？不只是知禮義，更要能思辯，就能使凡事通達。思辯的能力就是能反省，不是反省別人，而是從反省自己開始。如此，人才有可能從已經內化的舊習慣和成見中轉念和悔改，並付諸行動。就像我有血糖高的問題，一星期我們量六天的血糖，其實是提醒自己，反省的是飲食的習慣。而猶太人一天三次的禱告和獻祭，正是在養成一種自我反省的能力。重點是要在完全良善的　神面前反省，因為我們追求的就是在良善上的完全。</w:t>
+        <w:t>根據考古的證據顯示，約旦河西岸的耶利哥城是最古老且一直有人居住的城市，早在</w:t>
+      </w:r>
+      <w:r>
+        <w:rPr>
+          <w:rFonts w:ascii="Cambria" w:eastAsia="華康細黑體" w:hAnsi="Cambria" w:cs="Cambria" w:hint="eastAsia"/>
+          <w:w w:val="75"/>
+          <w:sz w:val="26"/>
+          <w:szCs w:val="26"/>
+        </w:rPr>
+        <w:t>9,600 BC</w:t>
+      </w:r>
+      <w:r>
+        <w:rPr>
+          <w:rFonts w:ascii="Cambria" w:eastAsia="華康細黑體" w:hAnsi="Cambria" w:cs="Cambria" w:hint="eastAsia"/>
+          <w:w w:val="75"/>
+          <w:sz w:val="26"/>
+          <w:szCs w:val="26"/>
+        </w:rPr>
+        <w:t>就出現人類聚落和防禦工事。耶利哥集合了大河水源、交通要道、軍事據點和宗教文化，所有有利發展城市的條件。然而在火炮發明之前的數千年，保護人類聚落或城邦的生命和財產安全的基本設施就是城牆，有些堅固的城池甚至能被圍城數月也難以攻下。又在古代，作為宗教中心的城市同時也會發展成商業的中心，又若是王宮的所在，就更加興盛。耶路撒冷就是這樣一個城市。然而，不可諱言地，城市也是罪惡聚集之地，這也是　神大都從曠野呼召祂的先知的原因。因此，　神的聖城和聖殿被重建，不單是保護人的利益，更是為了找回獨一真神聖潔、良善和公義的信仰和文化。</w:t>
       </w:r>
     </w:p>
     <w:p>
@@ -25899,7 +25571,7 @@
           <w:sz w:val="26"/>
           <w:szCs w:val="26"/>
         </w:rPr>
-        <w:t>從習慣反省自己到悔改的堅定和行動力，這是人尋求　神的聖潔完全的方式。不可將　神暫時的容忍和恩待視為理所當然，不容異教的邪惡文化將人吞滅。</w:t>
+        <w:t>按時開關的城門，代表一個城市正常在運作。特別的是，耶路撒冷以　神的名所立，又有　神的靈降臨的殿，它所守護的不只是人，而是行　神旨意的百姓。</w:t>
       </w:r>
       <w:r>
         <w:rPr>
@@ -25908,7 +25580,7 @@
           <w:sz w:val="26"/>
           <w:szCs w:val="26"/>
         </w:rPr>
-        <w:t>雖然時代不同，然而家庭生活仍是人格養成的重要過程。而「信與不信不能同負一軛」是簡單的智慧，不能讓家庭變成一輛多頭馬車。是一開始要同行，日後才能安心且有信心放孩子獨行。所以，美好的婚姻值得等待，也值得向　神求。可能如聖經所說，這世界沒有義人，完全的人。但是，卻有敬畏　神的人，天天感謝　神的恩典，天天在　神面前三次反省自己。或許一個願意與你牽手禱告和反省自己的人，就是那個對的小姐或先生吧。而以斯拉所表現出的信仰態度正是惜福和悔改，適用在人生所有的事上，不只是婚姻。</w:t>
+        <w:t>所以，耶路撒冷的城牆和城門不只是其中居住的以色列人的門面，更是　神的聖城和聖殿的門面。是　神的大能，藉著列王的手所重建的，每一道牆和每一扇門都榮耀　神自己。但是，重建的工作尚未完成，因為城中的居民稀少，又真正認識和敬畏　神的人可能更少。就是　神聖潔百姓的信仰和文化有待重建，這就是經學士以斯拉接下來的工作。直到所有耶路撒冷的百姓完全明白，真正固守這城的不是軍隊，而是　神耶和華自己。</w:t>
       </w:r>
       <w:r>
         <w:rPr>
@@ -25940,7 +25612,7 @@
 </file>
 
 <file path=word/endnotes.xml><?xml version="1.0" encoding="utf-8"?>
-<w:endnotes xmlns:wpc="http://schemas.microsoft.com/office/word/2010/wordprocessingCanvas" xmlns:cx="http://schemas.microsoft.com/office/drawing/2014/chartex" xmlns:cx1="http://schemas.microsoft.com/office/drawing/2015/9/8/chartex" xmlns:cx2="http://schemas.microsoft.com/office/drawing/2015/10/21/chartex" xmlns:cx3="http://schemas.microsoft.com/office/drawing/2016/5/9/chartex" xmlns:cx4="http://schemas.microsoft.com/office/drawing/2016/5/10/chartex" xmlns:cx5="http://schemas.microsoft.com/office/drawing/2016/5/11/chartex" xmlns:cx6="http://schemas.microsoft.com/office/drawing/2016/5/12/chartex" xmlns:cx7="http://schemas.microsoft.com/office/drawing/2016/5/13/chartex" xmlns:cx8="http://schemas.microsoft.com/office/drawing/2016/5/14/chartex" xmlns:mc="http://schemas.openxmlformats.org/markup-compatibility/2006" xmlns:aink="http://schemas.microsoft.com/office/drawing/2016/ink" xmlns:am3d="http://schemas.microsoft.com/office/drawing/2017/model3d" xmlns:o="urn:schemas-microsoft-com:office:office" xmlns:oel="http://schemas.microsoft.com/office/2019/extlst" xmlns:r="http://schemas.openxmlformats.org/officeDocument/2006/relationships" xmlns:m="http://schemas.openxmlformats.org/officeDocument/2006/math" xmlns:v="urn:schemas-microsoft-com:vml" xmlns:wp14="http://schemas.microsoft.com/office/word/2010/wordprocessingDrawing" xmlns:wp="http://schemas.openxmlformats.org/drawingml/2006/wordprocessingDrawing" xmlns:w10="urn:schemas-microsoft-com:office:word" xmlns:w="http://schemas.openxmlformats.org/wordprocessingml/2006/main" xmlns:w14="http://schemas.microsoft.com/office/word/2010/wordml" xmlns:w15="http://schemas.microsoft.com/office/word/2012/wordml" xmlns:w16cex="http://schemas.microsoft.com/office/word/2018/wordml/cex" xmlns:w16cid="http://schemas.microsoft.com/office/word/2016/wordml/cid" xmlns:w16="http://schemas.microsoft.com/office/word/2018/wordml" xmlns:w16sdtdh="http://schemas.microsoft.com/office/word/2020/wordml/sdtdatahash" xmlns:w16se="http://schemas.microsoft.com/office/word/2015/wordml/symex" xmlns:wpg="http://schemas.microsoft.com/office/word/2010/wordprocessingGroup" xmlns:wpi="http://schemas.microsoft.com/office/word/2010/wordprocessingInk" xmlns:wne="http://schemas.microsoft.com/office/word/2006/wordml" xmlns:wps="http://schemas.microsoft.com/office/word/2010/wordprocessingShape" mc:Ignorable="w14 w15 w16se w16cid w16 w16cex w16sdtdh wp14">
+<w:endnotes xmlns:wpc="http://schemas.microsoft.com/office/word/2010/wordprocessingCanvas" xmlns:mc="http://schemas.openxmlformats.org/markup-compatibility/2006" xmlns:o="urn:schemas-microsoft-com:office:office" xmlns:r="http://schemas.openxmlformats.org/officeDocument/2006/relationships" xmlns:m="http://schemas.openxmlformats.org/officeDocument/2006/math" xmlns:v="urn:schemas-microsoft-com:vml" xmlns:wp14="http://schemas.microsoft.com/office/word/2010/wordprocessingDrawing" xmlns:wp="http://schemas.openxmlformats.org/drawingml/2006/wordprocessingDrawing" xmlns:w10="urn:schemas-microsoft-com:office:word" xmlns:w="http://schemas.openxmlformats.org/wordprocessingml/2006/main" xmlns:w14="http://schemas.microsoft.com/office/word/2010/wordml" xmlns:w15="http://schemas.microsoft.com/office/word/2012/wordml" xmlns:wpg="http://schemas.microsoft.com/office/word/2010/wordprocessingGroup" xmlns:wpi="http://schemas.microsoft.com/office/word/2010/wordprocessingInk" xmlns:wne="http://schemas.microsoft.com/office/word/2006/wordml" xmlns:wps="http://schemas.microsoft.com/office/word/2010/wordprocessingShape" mc:Ignorable="w14 w15 wp14">
   <w:endnote w:type="separator" w:id="-1">
     <w:p>
       <w:r>
@@ -25959,7 +25631,7 @@
 </file>
 
 <file path=word/footnotes.xml><?xml version="1.0" encoding="utf-8"?>
-<w:footnotes xmlns:wpc="http://schemas.microsoft.com/office/word/2010/wordprocessingCanvas" xmlns:cx="http://schemas.microsoft.com/office/drawing/2014/chartex" xmlns:cx1="http://schemas.microsoft.com/office/drawing/2015/9/8/chartex" xmlns:cx2="http://schemas.microsoft.com/office/drawing/2015/10/21/chartex" xmlns:cx3="http://schemas.microsoft.com/office/drawing/2016/5/9/chartex" xmlns:cx4="http://schemas.microsoft.com/office/drawing/2016/5/10/chartex" xmlns:cx5="http://schemas.microsoft.com/office/drawing/2016/5/11/chartex" xmlns:cx6="http://schemas.microsoft.com/office/drawing/2016/5/12/chartex" xmlns:cx7="http://schemas.microsoft.com/office/drawing/2016/5/13/chartex" xmlns:cx8="http://schemas.microsoft.com/office/drawing/2016/5/14/chartex" xmlns:mc="http://schemas.openxmlformats.org/markup-compatibility/2006" xmlns:aink="http://schemas.microsoft.com/office/drawing/2016/ink" xmlns:am3d="http://schemas.microsoft.com/office/drawing/2017/model3d" xmlns:o="urn:schemas-microsoft-com:office:office" xmlns:oel="http://schemas.microsoft.com/office/2019/extlst" xmlns:r="http://schemas.openxmlformats.org/officeDocument/2006/relationships" xmlns:m="http://schemas.openxmlformats.org/officeDocument/2006/math" xmlns:v="urn:schemas-microsoft-com:vml" xmlns:wp14="http://schemas.microsoft.com/office/word/2010/wordprocessingDrawing" xmlns:wp="http://schemas.openxmlformats.org/drawingml/2006/wordprocessingDrawing" xmlns:w10="urn:schemas-microsoft-com:office:word" xmlns:w="http://schemas.openxmlformats.org/wordprocessingml/2006/main" xmlns:w14="http://schemas.microsoft.com/office/word/2010/wordml" xmlns:w15="http://schemas.microsoft.com/office/word/2012/wordml" xmlns:w16cex="http://schemas.microsoft.com/office/word/2018/wordml/cex" xmlns:w16cid="http://schemas.microsoft.com/office/word/2016/wordml/cid" xmlns:w16="http://schemas.microsoft.com/office/word/2018/wordml" xmlns:w16sdtdh="http://schemas.microsoft.com/office/word/2020/wordml/sdtdatahash" xmlns:w16se="http://schemas.microsoft.com/office/word/2015/wordml/symex" xmlns:wpg="http://schemas.microsoft.com/office/word/2010/wordprocessingGroup" xmlns:wpi="http://schemas.microsoft.com/office/word/2010/wordprocessingInk" xmlns:wne="http://schemas.microsoft.com/office/word/2006/wordml" xmlns:wps="http://schemas.microsoft.com/office/word/2010/wordprocessingShape" mc:Ignorable="w14 w15 w16se w16cid w16 w16cex w16sdtdh wp14">
+<w:footnotes xmlns:wpc="http://schemas.microsoft.com/office/word/2010/wordprocessingCanvas" xmlns:mc="http://schemas.openxmlformats.org/markup-compatibility/2006" xmlns:o="urn:schemas-microsoft-com:office:office" xmlns:r="http://schemas.openxmlformats.org/officeDocument/2006/relationships" xmlns:m="http://schemas.openxmlformats.org/officeDocument/2006/math" xmlns:v="urn:schemas-microsoft-com:vml" xmlns:wp14="http://schemas.microsoft.com/office/word/2010/wordprocessingDrawing" xmlns:wp="http://schemas.openxmlformats.org/drawingml/2006/wordprocessingDrawing" xmlns:w10="urn:schemas-microsoft-com:office:word" xmlns:w="http://schemas.openxmlformats.org/wordprocessingml/2006/main" xmlns:w14="http://schemas.microsoft.com/office/word/2010/wordml" xmlns:w15="http://schemas.microsoft.com/office/word/2012/wordml" xmlns:wpg="http://schemas.microsoft.com/office/word/2010/wordprocessingGroup" xmlns:wpi="http://schemas.microsoft.com/office/word/2010/wordprocessingInk" xmlns:wne="http://schemas.microsoft.com/office/word/2006/wordml" xmlns:wps="http://schemas.microsoft.com/office/word/2010/wordprocessingShape" mc:Ignorable="w14 w15 wp14">
   <w:footnote w:type="separator" w:id="-1">
     <w:p>
       <w:r>
@@ -25978,7 +25650,7 @@
 </file>
 
 <file path=word/header1.xml><?xml version="1.0" encoding="utf-8"?>
-<w:hdr xmlns:wpc="http://schemas.microsoft.com/office/word/2010/wordprocessingCanvas" xmlns:cx="http://schemas.microsoft.com/office/drawing/2014/chartex" xmlns:cx1="http://schemas.microsoft.com/office/drawing/2015/9/8/chartex" xmlns:cx2="http://schemas.microsoft.com/office/drawing/2015/10/21/chartex" xmlns:cx3="http://schemas.microsoft.com/office/drawing/2016/5/9/chartex" xmlns:cx4="http://schemas.microsoft.com/office/drawing/2016/5/10/chartex" xmlns:cx5="http://schemas.microsoft.com/office/drawing/2016/5/11/chartex" xmlns:cx6="http://schemas.microsoft.com/office/drawing/2016/5/12/chartex" xmlns:cx7="http://schemas.microsoft.com/office/drawing/2016/5/13/chartex" xmlns:cx8="http://schemas.microsoft.com/office/drawing/2016/5/14/chartex" xmlns:mc="http://schemas.openxmlformats.org/markup-compatibility/2006" xmlns:aink="http://schemas.microsoft.com/office/drawing/2016/ink" xmlns:am3d="http://schemas.microsoft.com/office/drawing/2017/model3d" xmlns:o="urn:schemas-microsoft-com:office:office" xmlns:oel="http://schemas.microsoft.com/office/2019/extlst" xmlns:r="http://schemas.openxmlformats.org/officeDocument/2006/relationships" xmlns:m="http://schemas.openxmlformats.org/officeDocument/2006/math" xmlns:v="urn:schemas-microsoft-com:vml" xmlns:wp14="http://schemas.microsoft.com/office/word/2010/wordprocessingDrawing" xmlns:wp="http://schemas.openxmlformats.org/drawingml/2006/wordprocessingDrawing" xmlns:w10="urn:schemas-microsoft-com:office:word" xmlns:w="http://schemas.openxmlformats.org/wordprocessingml/2006/main" xmlns:w14="http://schemas.microsoft.com/office/word/2010/wordml" xmlns:w15="http://schemas.microsoft.com/office/word/2012/wordml" xmlns:w16cex="http://schemas.microsoft.com/office/word/2018/wordml/cex" xmlns:w16cid="http://schemas.microsoft.com/office/word/2016/wordml/cid" xmlns:w16="http://schemas.microsoft.com/office/word/2018/wordml" xmlns:w16sdtdh="http://schemas.microsoft.com/office/word/2020/wordml/sdtdatahash" xmlns:w16se="http://schemas.microsoft.com/office/word/2015/wordml/symex" xmlns:wpg="http://schemas.microsoft.com/office/word/2010/wordprocessingGroup" xmlns:wpi="http://schemas.microsoft.com/office/word/2010/wordprocessingInk" xmlns:wne="http://schemas.microsoft.com/office/word/2006/wordml" xmlns:wps="http://schemas.microsoft.com/office/word/2010/wordprocessingShape" mc:Ignorable="w14 w15 w16se w16cid w16 w16cex w16sdtdh wp14">
+<w:hdr xmlns:wpc="http://schemas.microsoft.com/office/word/2010/wordprocessingCanvas" xmlns:mc="http://schemas.openxmlformats.org/markup-compatibility/2006" xmlns:o="urn:schemas-microsoft-com:office:office" xmlns:r="http://schemas.openxmlformats.org/officeDocument/2006/relationships" xmlns:m="http://schemas.openxmlformats.org/officeDocument/2006/math" xmlns:v="urn:schemas-microsoft-com:vml" xmlns:wp14="http://schemas.microsoft.com/office/word/2010/wordprocessingDrawing" xmlns:wp="http://schemas.openxmlformats.org/drawingml/2006/wordprocessingDrawing" xmlns:w10="urn:schemas-microsoft-com:office:word" xmlns:w="http://schemas.openxmlformats.org/wordprocessingml/2006/main" xmlns:w14="http://schemas.microsoft.com/office/word/2010/wordml" xmlns:w15="http://schemas.microsoft.com/office/word/2012/wordml" xmlns:wpg="http://schemas.microsoft.com/office/word/2010/wordprocessingGroup" xmlns:wpi="http://schemas.microsoft.com/office/word/2010/wordprocessingInk" xmlns:wne="http://schemas.microsoft.com/office/word/2006/wordml" xmlns:wps="http://schemas.microsoft.com/office/word/2010/wordprocessingShape" mc:Ignorable="w14 w15 wp14">
   <w:p>
     <w:pPr>
       <w:pStyle w:val="a4"/>
@@ -26436,7 +26108,7 @@
 </file>
 
 <file path=word/header2.xml><?xml version="1.0" encoding="utf-8"?>
-<w:hdr xmlns:wpc="http://schemas.microsoft.com/office/word/2010/wordprocessingCanvas" xmlns:cx="http://schemas.microsoft.com/office/drawing/2014/chartex" xmlns:cx1="http://schemas.microsoft.com/office/drawing/2015/9/8/chartex" xmlns:cx2="http://schemas.microsoft.com/office/drawing/2015/10/21/chartex" xmlns:cx3="http://schemas.microsoft.com/office/drawing/2016/5/9/chartex" xmlns:cx4="http://schemas.microsoft.com/office/drawing/2016/5/10/chartex" xmlns:cx5="http://schemas.microsoft.com/office/drawing/2016/5/11/chartex" xmlns:cx6="http://schemas.microsoft.com/office/drawing/2016/5/12/chartex" xmlns:cx7="http://schemas.microsoft.com/office/drawing/2016/5/13/chartex" xmlns:cx8="http://schemas.microsoft.com/office/drawing/2016/5/14/chartex" xmlns:mc="http://schemas.openxmlformats.org/markup-compatibility/2006" xmlns:aink="http://schemas.microsoft.com/office/drawing/2016/ink" xmlns:am3d="http://schemas.microsoft.com/office/drawing/2017/model3d" xmlns:o="urn:schemas-microsoft-com:office:office" xmlns:oel="http://schemas.microsoft.com/office/2019/extlst" xmlns:r="http://schemas.openxmlformats.org/officeDocument/2006/relationships" xmlns:m="http://schemas.openxmlformats.org/officeDocument/2006/math" xmlns:v="urn:schemas-microsoft-com:vml" xmlns:wp14="http://schemas.microsoft.com/office/word/2010/wordprocessingDrawing" xmlns:wp="http://schemas.openxmlformats.org/drawingml/2006/wordprocessingDrawing" xmlns:w10="urn:schemas-microsoft-com:office:word" xmlns:w="http://schemas.openxmlformats.org/wordprocessingml/2006/main" xmlns:w14="http://schemas.microsoft.com/office/word/2010/wordml" xmlns:w15="http://schemas.microsoft.com/office/word/2012/wordml" xmlns:w16cex="http://schemas.microsoft.com/office/word/2018/wordml/cex" xmlns:w16cid="http://schemas.microsoft.com/office/word/2016/wordml/cid" xmlns:w16="http://schemas.microsoft.com/office/word/2018/wordml" xmlns:w16sdtdh="http://schemas.microsoft.com/office/word/2020/wordml/sdtdatahash" xmlns:w16se="http://schemas.microsoft.com/office/word/2015/wordml/symex" xmlns:wpg="http://schemas.microsoft.com/office/word/2010/wordprocessingGroup" xmlns:wpi="http://schemas.microsoft.com/office/word/2010/wordprocessingInk" xmlns:wne="http://schemas.microsoft.com/office/word/2006/wordml" xmlns:wps="http://schemas.microsoft.com/office/word/2010/wordprocessingShape" mc:Ignorable="w14 w15 w16se w16cid w16 w16cex w16sdtdh wp14">
+<w:hdr xmlns:wpc="http://schemas.microsoft.com/office/word/2010/wordprocessingCanvas" xmlns:mc="http://schemas.openxmlformats.org/markup-compatibility/2006" xmlns:o="urn:schemas-microsoft-com:office:office" xmlns:r="http://schemas.openxmlformats.org/officeDocument/2006/relationships" xmlns:m="http://schemas.openxmlformats.org/officeDocument/2006/math" xmlns:v="urn:schemas-microsoft-com:vml" xmlns:wp14="http://schemas.microsoft.com/office/word/2010/wordprocessingDrawing" xmlns:wp="http://schemas.openxmlformats.org/drawingml/2006/wordprocessingDrawing" xmlns:w10="urn:schemas-microsoft-com:office:word" xmlns:w="http://schemas.openxmlformats.org/wordprocessingml/2006/main" xmlns:w14="http://schemas.microsoft.com/office/word/2010/wordml" xmlns:w15="http://schemas.microsoft.com/office/word/2012/wordml" xmlns:wpg="http://schemas.microsoft.com/office/word/2010/wordprocessingGroup" xmlns:wpi="http://schemas.microsoft.com/office/word/2010/wordprocessingInk" xmlns:wne="http://schemas.microsoft.com/office/word/2006/wordml" xmlns:wps="http://schemas.microsoft.com/office/word/2010/wordprocessingShape" mc:Ignorable="w14 w15 wp14">
   <w:p>
     <w:pPr>
       <w:pStyle w:val="a4"/>
@@ -26894,7 +26566,7 @@
 </file>
 
 <file path=word/header3.xml><?xml version="1.0" encoding="utf-8"?>
-<w:hdr xmlns:wpc="http://schemas.microsoft.com/office/word/2010/wordprocessingCanvas" xmlns:cx="http://schemas.microsoft.com/office/drawing/2014/chartex" xmlns:cx1="http://schemas.microsoft.com/office/drawing/2015/9/8/chartex" xmlns:cx2="http://schemas.microsoft.com/office/drawing/2015/10/21/chartex" xmlns:cx3="http://schemas.microsoft.com/office/drawing/2016/5/9/chartex" xmlns:cx4="http://schemas.microsoft.com/office/drawing/2016/5/10/chartex" xmlns:cx5="http://schemas.microsoft.com/office/drawing/2016/5/11/chartex" xmlns:cx6="http://schemas.microsoft.com/office/drawing/2016/5/12/chartex" xmlns:cx7="http://schemas.microsoft.com/office/drawing/2016/5/13/chartex" xmlns:cx8="http://schemas.microsoft.com/office/drawing/2016/5/14/chartex" xmlns:mc="http://schemas.openxmlformats.org/markup-compatibility/2006" xmlns:aink="http://schemas.microsoft.com/office/drawing/2016/ink" xmlns:am3d="http://schemas.microsoft.com/office/drawing/2017/model3d" xmlns:o="urn:schemas-microsoft-com:office:office" xmlns:oel="http://schemas.microsoft.com/office/2019/extlst" xmlns:r="http://schemas.openxmlformats.org/officeDocument/2006/relationships" xmlns:m="http://schemas.openxmlformats.org/officeDocument/2006/math" xmlns:v="urn:schemas-microsoft-com:vml" xmlns:wp14="http://schemas.microsoft.com/office/word/2010/wordprocessingDrawing" xmlns:wp="http://schemas.openxmlformats.org/drawingml/2006/wordprocessingDrawing" xmlns:w10="urn:schemas-microsoft-com:office:word" xmlns:w="http://schemas.openxmlformats.org/wordprocessingml/2006/main" xmlns:w14="http://schemas.microsoft.com/office/word/2010/wordml" xmlns:w15="http://schemas.microsoft.com/office/word/2012/wordml" xmlns:w16cex="http://schemas.microsoft.com/office/word/2018/wordml/cex" xmlns:w16cid="http://schemas.microsoft.com/office/word/2016/wordml/cid" xmlns:w16="http://schemas.microsoft.com/office/word/2018/wordml" xmlns:w16sdtdh="http://schemas.microsoft.com/office/word/2020/wordml/sdtdatahash" xmlns:w16se="http://schemas.microsoft.com/office/word/2015/wordml/symex" xmlns:wpg="http://schemas.microsoft.com/office/word/2010/wordprocessingGroup" xmlns:wpi="http://schemas.microsoft.com/office/word/2010/wordprocessingInk" xmlns:wne="http://schemas.microsoft.com/office/word/2006/wordml" xmlns:wps="http://schemas.microsoft.com/office/word/2010/wordprocessingShape" mc:Ignorable="w14 w15 w16se w16cid w16 w16cex w16sdtdh wp14">
+<w:hdr xmlns:wpc="http://schemas.microsoft.com/office/word/2010/wordprocessingCanvas" xmlns:mc="http://schemas.openxmlformats.org/markup-compatibility/2006" xmlns:o="urn:schemas-microsoft-com:office:office" xmlns:r="http://schemas.openxmlformats.org/officeDocument/2006/relationships" xmlns:m="http://schemas.openxmlformats.org/officeDocument/2006/math" xmlns:v="urn:schemas-microsoft-com:vml" xmlns:wp14="http://schemas.microsoft.com/office/word/2010/wordprocessingDrawing" xmlns:wp="http://schemas.openxmlformats.org/drawingml/2006/wordprocessingDrawing" xmlns:w10="urn:schemas-microsoft-com:office:word" xmlns:w="http://schemas.openxmlformats.org/wordprocessingml/2006/main" xmlns:w14="http://schemas.microsoft.com/office/word/2010/wordml" xmlns:w15="http://schemas.microsoft.com/office/word/2012/wordml" xmlns:wpg="http://schemas.microsoft.com/office/word/2010/wordprocessingGroup" xmlns:wpi="http://schemas.microsoft.com/office/word/2010/wordprocessingInk" xmlns:wne="http://schemas.microsoft.com/office/word/2006/wordml" xmlns:wps="http://schemas.microsoft.com/office/word/2010/wordprocessingShape" mc:Ignorable="w14 w15 wp14">
   <w:p>
     <w:pPr>
       <w:pStyle w:val="a4"/>
@@ -27352,7 +27024,7 @@
 </file>
 
 <file path=word/header4.xml><?xml version="1.0" encoding="utf-8"?>
-<w:hdr xmlns:wpc="http://schemas.microsoft.com/office/word/2010/wordprocessingCanvas" xmlns:cx="http://schemas.microsoft.com/office/drawing/2014/chartex" xmlns:cx1="http://schemas.microsoft.com/office/drawing/2015/9/8/chartex" xmlns:cx2="http://schemas.microsoft.com/office/drawing/2015/10/21/chartex" xmlns:cx3="http://schemas.microsoft.com/office/drawing/2016/5/9/chartex" xmlns:cx4="http://schemas.microsoft.com/office/drawing/2016/5/10/chartex" xmlns:cx5="http://schemas.microsoft.com/office/drawing/2016/5/11/chartex" xmlns:cx6="http://schemas.microsoft.com/office/drawing/2016/5/12/chartex" xmlns:cx7="http://schemas.microsoft.com/office/drawing/2016/5/13/chartex" xmlns:cx8="http://schemas.microsoft.com/office/drawing/2016/5/14/chartex" xmlns:mc="http://schemas.openxmlformats.org/markup-compatibility/2006" xmlns:aink="http://schemas.microsoft.com/office/drawing/2016/ink" xmlns:am3d="http://schemas.microsoft.com/office/drawing/2017/model3d" xmlns:o="urn:schemas-microsoft-com:office:office" xmlns:oel="http://schemas.microsoft.com/office/2019/extlst" xmlns:r="http://schemas.openxmlformats.org/officeDocument/2006/relationships" xmlns:m="http://schemas.openxmlformats.org/officeDocument/2006/math" xmlns:v="urn:schemas-microsoft-com:vml" xmlns:wp14="http://schemas.microsoft.com/office/word/2010/wordprocessingDrawing" xmlns:wp="http://schemas.openxmlformats.org/drawingml/2006/wordprocessingDrawing" xmlns:w10="urn:schemas-microsoft-com:office:word" xmlns:w="http://schemas.openxmlformats.org/wordprocessingml/2006/main" xmlns:w14="http://schemas.microsoft.com/office/word/2010/wordml" xmlns:w15="http://schemas.microsoft.com/office/word/2012/wordml" xmlns:w16cex="http://schemas.microsoft.com/office/word/2018/wordml/cex" xmlns:w16cid="http://schemas.microsoft.com/office/word/2016/wordml/cid" xmlns:w16="http://schemas.microsoft.com/office/word/2018/wordml" xmlns:w16sdtdh="http://schemas.microsoft.com/office/word/2020/wordml/sdtdatahash" xmlns:w16se="http://schemas.microsoft.com/office/word/2015/wordml/symex" xmlns:wpg="http://schemas.microsoft.com/office/word/2010/wordprocessingGroup" xmlns:wpi="http://schemas.microsoft.com/office/word/2010/wordprocessingInk" xmlns:wne="http://schemas.microsoft.com/office/word/2006/wordml" xmlns:wps="http://schemas.microsoft.com/office/word/2010/wordprocessingShape" mc:Ignorable="w14 w15 w16se w16cid w16 w16cex w16sdtdh wp14">
+<w:hdr xmlns:wpc="http://schemas.microsoft.com/office/word/2010/wordprocessingCanvas" xmlns:mc="http://schemas.openxmlformats.org/markup-compatibility/2006" xmlns:o="urn:schemas-microsoft-com:office:office" xmlns:r="http://schemas.openxmlformats.org/officeDocument/2006/relationships" xmlns:m="http://schemas.openxmlformats.org/officeDocument/2006/math" xmlns:v="urn:schemas-microsoft-com:vml" xmlns:wp14="http://schemas.microsoft.com/office/word/2010/wordprocessingDrawing" xmlns:wp="http://schemas.openxmlformats.org/drawingml/2006/wordprocessingDrawing" xmlns:w10="urn:schemas-microsoft-com:office:word" xmlns:w="http://schemas.openxmlformats.org/wordprocessingml/2006/main" xmlns:w14="http://schemas.microsoft.com/office/word/2010/wordml" xmlns:w15="http://schemas.microsoft.com/office/word/2012/wordml" xmlns:wpg="http://schemas.microsoft.com/office/word/2010/wordprocessingGroup" xmlns:wpi="http://schemas.microsoft.com/office/word/2010/wordprocessingInk" xmlns:wne="http://schemas.microsoft.com/office/word/2006/wordml" xmlns:wps="http://schemas.microsoft.com/office/word/2010/wordprocessingShape" mc:Ignorable="w14 w15 wp14">
   <w:p>
     <w:pPr>
       <w:pStyle w:val="a4"/>
@@ -27424,7 +27096,7 @@
         <w:b/>
         <w:noProof/>
       </w:rPr>
-      <w:t>2629</w:t>
+      <w:t>2630</w:t>
     </w:r>
     <w:r>
       <w:rPr>
@@ -27561,7 +27233,7 @@
         <w:b/>
         <w:noProof/>
       </w:rPr>
-      <w:t>19</w:t>
+      <w:t>26</w:t>
     </w:r>
     <w:r>
       <w:rPr>
@@ -27633,7 +27305,7 @@
         <w:b/>
         <w:noProof/>
       </w:rPr>
-      <w:t>2629</w:t>
+      <w:t>2630</w:t>
     </w:r>
     <w:r>
       <w:rPr>
@@ -27770,7 +27442,7 @@
         <w:b/>
         <w:noProof/>
       </w:rPr>
-      <w:t>19</w:t>
+      <w:t>26</w:t>
     </w:r>
     <w:r>
       <w:rPr>
@@ -27810,7 +27482,7 @@
 </file>
 
 <file path=word/numbering.xml><?xml version="1.0" encoding="utf-8"?>
-<w:numbering xmlns:wpc="http://schemas.microsoft.com/office/word/2010/wordprocessingCanvas" xmlns:cx="http://schemas.microsoft.com/office/drawing/2014/chartex" xmlns:cx1="http://schemas.microsoft.com/office/drawing/2015/9/8/chartex" xmlns:cx2="http://schemas.microsoft.com/office/drawing/2015/10/21/chartex" xmlns:cx3="http://schemas.microsoft.com/office/drawing/2016/5/9/chartex" xmlns:cx4="http://schemas.microsoft.com/office/drawing/2016/5/10/chartex" xmlns:cx5="http://schemas.microsoft.com/office/drawing/2016/5/11/chartex" xmlns:cx6="http://schemas.microsoft.com/office/drawing/2016/5/12/chartex" xmlns:cx7="http://schemas.microsoft.com/office/drawing/2016/5/13/chartex" xmlns:cx8="http://schemas.microsoft.com/office/drawing/2016/5/14/chartex" xmlns:mc="http://schemas.openxmlformats.org/markup-compatibility/2006" xmlns:aink="http://schemas.microsoft.com/office/drawing/2016/ink" xmlns:am3d="http://schemas.microsoft.com/office/drawing/2017/model3d" xmlns:o="urn:schemas-microsoft-com:office:office" xmlns:oel="http://schemas.microsoft.com/office/2019/extlst" xmlns:r="http://schemas.openxmlformats.org/officeDocument/2006/relationships" xmlns:m="http://schemas.openxmlformats.org/officeDocument/2006/math" xmlns:v="urn:schemas-microsoft-com:vml" xmlns:wp14="http://schemas.microsoft.com/office/word/2010/wordprocessingDrawing" xmlns:wp="http://schemas.openxmlformats.org/drawingml/2006/wordprocessingDrawing" xmlns:w10="urn:schemas-microsoft-com:office:word" xmlns:w="http://schemas.openxmlformats.org/wordprocessingml/2006/main" xmlns:w14="http://schemas.microsoft.com/office/word/2010/wordml" xmlns:w15="http://schemas.microsoft.com/office/word/2012/wordml" xmlns:w16cex="http://schemas.microsoft.com/office/word/2018/wordml/cex" xmlns:w16cid="http://schemas.microsoft.com/office/word/2016/wordml/cid" xmlns:w16="http://schemas.microsoft.com/office/word/2018/wordml" xmlns:w16sdtdh="http://schemas.microsoft.com/office/word/2020/wordml/sdtdatahash" xmlns:w16se="http://schemas.microsoft.com/office/word/2015/wordml/symex" xmlns:wpg="http://schemas.microsoft.com/office/word/2010/wordprocessingGroup" xmlns:wpi="http://schemas.microsoft.com/office/word/2010/wordprocessingInk" xmlns:wne="http://schemas.microsoft.com/office/word/2006/wordml" xmlns:wps="http://schemas.microsoft.com/office/word/2010/wordprocessingShape" mc:Ignorable="w14 w15 w16se w16cid w16 w16cex w16sdtdh wp14">
+<w:numbering xmlns:wpc="http://schemas.microsoft.com/office/word/2010/wordprocessingCanvas" xmlns:mc="http://schemas.openxmlformats.org/markup-compatibility/2006" xmlns:o="urn:schemas-microsoft-com:office:office" xmlns:r="http://schemas.openxmlformats.org/officeDocument/2006/relationships" xmlns:m="http://schemas.openxmlformats.org/officeDocument/2006/math" xmlns:v="urn:schemas-microsoft-com:vml" xmlns:wp14="http://schemas.microsoft.com/office/word/2010/wordprocessingDrawing" xmlns:wp="http://schemas.openxmlformats.org/drawingml/2006/wordprocessingDrawing" xmlns:w10="urn:schemas-microsoft-com:office:word" xmlns:w="http://schemas.openxmlformats.org/wordprocessingml/2006/main" xmlns:w14="http://schemas.microsoft.com/office/word/2010/wordml" xmlns:w15="http://schemas.microsoft.com/office/word/2012/wordml" xmlns:wpg="http://schemas.microsoft.com/office/word/2010/wordprocessingGroup" xmlns:wpi="http://schemas.microsoft.com/office/word/2010/wordprocessingInk" xmlns:wne="http://schemas.microsoft.com/office/word/2006/wordml" xmlns:wps="http://schemas.microsoft.com/office/word/2010/wordprocessingShape" mc:Ignorable="w14 w15 wp14">
   <w:abstractNum w:abstractNumId="0" w15:restartNumberingAfterBreak="0">
     <w:nsid w:val="0397573A"/>
     <w:multiLevelType w:val="hybridMultilevel"/>
@@ -29502,68 +29174,68 @@
       </w:pPr>
     </w:lvl>
   </w:abstractNum>
-  <w:num w:numId="1" w16cid:durableId="1285044715">
+  <w:num w:numId="1">
     <w:abstractNumId w:val="18"/>
   </w:num>
-  <w:num w:numId="2" w16cid:durableId="1468549810">
+  <w:num w:numId="2">
     <w:abstractNumId w:val="5"/>
   </w:num>
-  <w:num w:numId="3" w16cid:durableId="1046878103">
+  <w:num w:numId="3">
     <w:abstractNumId w:val="9"/>
   </w:num>
-  <w:num w:numId="4" w16cid:durableId="1021664677">
+  <w:num w:numId="4">
     <w:abstractNumId w:val="3"/>
   </w:num>
-  <w:num w:numId="5" w16cid:durableId="1894541031">
+  <w:num w:numId="5">
     <w:abstractNumId w:val="10"/>
   </w:num>
-  <w:num w:numId="6" w16cid:durableId="799500057">
+  <w:num w:numId="6">
     <w:abstractNumId w:val="17"/>
   </w:num>
-  <w:num w:numId="7" w16cid:durableId="400005">
+  <w:num w:numId="7">
     <w:abstractNumId w:val="16"/>
   </w:num>
-  <w:num w:numId="8" w16cid:durableId="294719468">
+  <w:num w:numId="8">
     <w:abstractNumId w:val="8"/>
   </w:num>
-  <w:num w:numId="9" w16cid:durableId="1401902653">
+  <w:num w:numId="9">
     <w:abstractNumId w:val="14"/>
   </w:num>
-  <w:num w:numId="10" w16cid:durableId="2130321283">
+  <w:num w:numId="10">
     <w:abstractNumId w:val="4"/>
   </w:num>
-  <w:num w:numId="11" w16cid:durableId="1525555783">
+  <w:num w:numId="11">
     <w:abstractNumId w:val="11"/>
   </w:num>
-  <w:num w:numId="12" w16cid:durableId="730233022">
+  <w:num w:numId="12">
     <w:abstractNumId w:val="2"/>
   </w:num>
-  <w:num w:numId="13" w16cid:durableId="998267147">
+  <w:num w:numId="13">
     <w:abstractNumId w:val="12"/>
   </w:num>
-  <w:num w:numId="14" w16cid:durableId="1026247843">
+  <w:num w:numId="14">
     <w:abstractNumId w:val="13"/>
   </w:num>
-  <w:num w:numId="15" w16cid:durableId="394738822">
+  <w:num w:numId="15">
     <w:abstractNumId w:val="1"/>
   </w:num>
-  <w:num w:numId="16" w16cid:durableId="1413039051">
+  <w:num w:numId="16">
     <w:abstractNumId w:val="0"/>
   </w:num>
-  <w:num w:numId="17" w16cid:durableId="1244756681">
+  <w:num w:numId="17">
     <w:abstractNumId w:val="15"/>
   </w:num>
-  <w:num w:numId="18" w16cid:durableId="1391150890">
+  <w:num w:numId="18">
     <w:abstractNumId w:val="7"/>
   </w:num>
-  <w:num w:numId="19" w16cid:durableId="1281768082">
+  <w:num w:numId="19">
     <w:abstractNumId w:val="6"/>
   </w:num>
 </w:numbering>
 </file>
 
 <file path=word/styles.xml><?xml version="1.0" encoding="utf-8"?>
-<w:styles xmlns:mc="http://schemas.openxmlformats.org/markup-compatibility/2006" xmlns:r="http://schemas.openxmlformats.org/officeDocument/2006/relationships" xmlns:w="http://schemas.openxmlformats.org/wordprocessingml/2006/main" xmlns:w14="http://schemas.microsoft.com/office/word/2010/wordml" xmlns:w15="http://schemas.microsoft.com/office/word/2012/wordml" xmlns:w16cex="http://schemas.microsoft.com/office/word/2018/wordml/cex" xmlns:w16cid="http://schemas.microsoft.com/office/word/2016/wordml/cid" xmlns:w16="http://schemas.microsoft.com/office/word/2018/wordml" xmlns:w16sdtdh="http://schemas.microsoft.com/office/word/2020/wordml/sdtdatahash" xmlns:w16se="http://schemas.microsoft.com/office/word/2015/wordml/symex" mc:Ignorable="w14 w15 w16se w16cid w16 w16cex w16sdtdh">
+<w:styles xmlns:mc="http://schemas.openxmlformats.org/markup-compatibility/2006" xmlns:r="http://schemas.openxmlformats.org/officeDocument/2006/relationships" xmlns:w="http://schemas.openxmlformats.org/wordprocessingml/2006/main" xmlns:w14="http://schemas.microsoft.com/office/word/2010/wordml" xmlns:w15="http://schemas.microsoft.com/office/word/2012/wordml" mc:Ignorable="w14 w15">
   <w:docDefaults>
     <w:rPrDefault>
       <w:rPr>
@@ -29576,7 +29248,7 @@
     </w:rPrDefault>
     <w:pPrDefault/>
   </w:docDefaults>
-  <w:latentStyles w:defLockedState="0" w:defUIPriority="99" w:defSemiHidden="0" w:defUnhideWhenUsed="0" w:defQFormat="0" w:count="376">
+  <w:latentStyles w:defLockedState="0" w:defUIPriority="99" w:defSemiHidden="0" w:defUnhideWhenUsed="0" w:defQFormat="0" w:count="371">
     <w:lsdException w:name="Normal" w:uiPriority="0" w:qFormat="1"/>
     <w:lsdException w:name="heading 1" w:uiPriority="9" w:qFormat="1"/>
     <w:lsdException w:name="heading 2" w:semiHidden="1" w:uiPriority="9" w:unhideWhenUsed="1" w:qFormat="1"/>
@@ -29948,11 +29620,6 @@
     <w:lsdException w:name="List Table 5 Dark Accent 6" w:uiPriority="50"/>
     <w:lsdException w:name="List Table 6 Colorful Accent 6" w:uiPriority="51"/>
     <w:lsdException w:name="List Table 7 Colorful Accent 6" w:uiPriority="52"/>
-    <w:lsdException w:name="Mention" w:semiHidden="1" w:unhideWhenUsed="1"/>
-    <w:lsdException w:name="Smart Hyperlink" w:semiHidden="1" w:unhideWhenUsed="1"/>
-    <w:lsdException w:name="Hashtag" w:semiHidden="1" w:unhideWhenUsed="1"/>
-    <w:lsdException w:name="Unresolved Mention" w:semiHidden="1" w:unhideWhenUsed="1"/>
-    <w:lsdException w:name="Smart Link" w:semiHidden="1" w:unhideWhenUsed="1"/>
   </w:latentStyles>
   <w:style w:type="paragraph" w:default="1" w:styleId="a">
     <w:name w:val="Normal"/>
@@ -30608,7 +30275,7 @@
 </file>
 
 <file path=customXml/itemProps1.xml><?xml version="1.0" encoding="utf-8"?>
-<ds:datastoreItem xmlns:ds="http://schemas.openxmlformats.org/officeDocument/2006/customXml" ds:itemID="{7DE56F01-7774-43AF-952B-78057EBD4AF2}">
+<ds:datastoreItem xmlns:ds="http://schemas.openxmlformats.org/officeDocument/2006/customXml" ds:itemID="{4D032347-96FD-4E96-90A8-AD33AFE476BC}">
   <ds:schemaRefs>
     <ds:schemaRef ds:uri="http://schemas.openxmlformats.org/officeDocument/2006/bibliography"/>
   </ds:schemaRefs>
